--- a/arb/docx/017.content.docx
+++ b/arb/docx/017.content.docx
@@ -516,107 +516,83 @@
           <w:lang w:val="ar_AE" w:bidi="ar_AE"/>
         </w:rPr>
       </w:r>
-      <w:hyperlink r:id="rId13">
-        <w:r>
-          <w:rPr>
-            <w:rtl/>
-            <w:cs/>
-            <w:lang w:val="ar_AE" w:bidi="ar_AE"/>
-          </w:rPr>
-          <w:rPr>
-            <w:color w:val="0000EE"/>
-            <w:u w:val="single"/>
-          </w:rPr>
-          <w:t>1 ملوك 18: 18–19</w:t>
-        </w:r>
-      </w:hyperlink>
-    </w:p>
-    <w:p>
-      <w:pPr>
-        <w:pStyle w:val="ListBullet"/>
-        <w:bidi/>
-        <w:spacing w:line="240" w:lineRule="auto"/>
-        <w:ind w:left="720"/>
-      </w:pPr>
-      <w:r>
-        <w:rPr>
-          <w:rtl/>
-          <w:cs/>
-          <w:lang w:val="ar_AE" w:bidi="ar_AE"/>
-        </w:rPr>
-      </w:r>
-      <w:hyperlink r:id="rId14">
-        <w:r>
-          <w:rPr>
-            <w:rtl/>
-            <w:cs/>
-            <w:lang w:val="ar_AE" w:bidi="ar_AE"/>
-          </w:rPr>
-          <w:rPr>
-            <w:color w:val="0000EE"/>
-            <w:u w:val="single"/>
-          </w:rPr>
-          <w:t>1 صموئيل 15: 12</w:t>
-        </w:r>
-      </w:hyperlink>
-    </w:p>
-    <w:p>
-      <w:pPr>
-        <w:pStyle w:val="ListBullet"/>
-        <w:bidi/>
-        <w:spacing w:line="240" w:lineRule="auto"/>
-        <w:ind w:left="720"/>
-      </w:pPr>
-      <w:r>
-        <w:rPr>
-          <w:rtl/>
-          <w:cs/>
-          <w:lang w:val="ar_AE" w:bidi="ar_AE"/>
-        </w:rPr>
-      </w:r>
-      <w:hyperlink r:id="rId15">
-        <w:r>
-          <w:rPr>
-            <w:rtl/>
-            <w:cs/>
-            <w:lang w:val="ar_AE" w:bidi="ar_AE"/>
-          </w:rPr>
-          <w:rPr>
-            <w:color w:val="0000EE"/>
-            <w:u w:val="single"/>
-          </w:rPr>
-          <w:t>إرميا 46: 18</w:t>
-        </w:r>
-      </w:hyperlink>
-    </w:p>
-    <w:p>
-      <w:pPr>
-        <w:pStyle w:val="ListBullet"/>
-        <w:bidi/>
-        <w:spacing w:line="240" w:lineRule="auto"/>
-        <w:ind w:left="720"/>
-      </w:pPr>
-      <w:r>
-        <w:rPr>
-          <w:rtl/>
-          <w:cs/>
-          <w:lang w:val="ar_AE" w:bidi="ar_AE"/>
-        </w:rPr>
-      </w:r>
-      <w:hyperlink r:id="rId16">
-        <w:r>
-          <w:rPr>
-            <w:rtl/>
-            <w:cs/>
-            <w:lang w:val="ar_AE" w:bidi="ar_AE"/>
-          </w:rPr>
-          <w:rPr>
-            <w:color w:val="0000EE"/>
-            <w:u w:val="single"/>
-          </w:rPr>
-          <w:t>ميخا 7: 14–15</w:t>
-        </w:r>
-      </w:hyperlink>
+      <w:r>
+        <w:rPr>
+          <w:rtl/>
+          <w:cs/>
+          <w:lang w:val="ar_AE" w:bidi="ar_AE"/>
+        </w:rPr>
+        <w:t>1 ملوك 18: 18–19</w:t>
+      </w:r>
+    </w:p>
+    <w:p>
+      <w:pPr>
+        <w:pStyle w:val="ListBullet"/>
+        <w:bidi/>
+        <w:spacing w:line="240" w:lineRule="auto"/>
+        <w:ind w:left="720"/>
+      </w:pPr>
+      <w:r>
+        <w:rPr>
+          <w:rtl/>
+          <w:cs/>
+          <w:lang w:val="ar_AE" w:bidi="ar_AE"/>
+        </w:rPr>
+      </w:r>
+      <w:r>
+        <w:rPr>
+          <w:rtl/>
+          <w:cs/>
+          <w:lang w:val="ar_AE" w:bidi="ar_AE"/>
+        </w:rPr>
+        <w:t>1 صموئيل 15: 12</w:t>
+      </w:r>
+    </w:p>
+    <w:p>
+      <w:pPr>
+        <w:pStyle w:val="ListBullet"/>
+        <w:bidi/>
+        <w:spacing w:line="240" w:lineRule="auto"/>
+        <w:ind w:left="720"/>
+      </w:pPr>
+      <w:r>
+        <w:rPr>
+          <w:rtl/>
+          <w:cs/>
+          <w:lang w:val="ar_AE" w:bidi="ar_AE"/>
+        </w:rPr>
+      </w:r>
+      <w:r>
+        <w:rPr>
+          <w:rtl/>
+          <w:cs/>
+          <w:lang w:val="ar_AE" w:bidi="ar_AE"/>
+        </w:rPr>
+        <w:t>إرميا 46: 18</w:t>
+      </w:r>
+    </w:p>
+    <w:p>
+      <w:pPr>
+        <w:pStyle w:val="ListBullet"/>
+        <w:bidi/>
+        <w:spacing w:line="240" w:lineRule="auto"/>
+        <w:ind w:left="720"/>
+      </w:pPr>
+      <w:r>
+        <w:rPr>
+          <w:rtl/>
+          <w:cs/>
+          <w:lang w:val="ar_AE" w:bidi="ar_AE"/>
+        </w:rPr>
+      </w:r>
+      <w:r>
+        <w:rPr>
+          <w:rtl/>
+          <w:cs/>
+          <w:lang w:val="ar_AE" w:bidi="ar_AE"/>
+        </w:rPr>
+        <w:t>ميخا 7: 14–15</w:t>
+      </w:r>
     </w:p>
     <w:p>
       <w:pPr>
@@ -954,252 +930,198 @@
           <w:lang w:val="ar_AE" w:bidi="ar_AE"/>
         </w:rPr>
       </w:r>
-      <w:hyperlink r:id="rId17">
-        <w:r>
-          <w:rPr>
-            <w:rtl/>
-            <w:cs/>
-            <w:lang w:val="ar_AE" w:bidi="ar_AE"/>
-          </w:rPr>
-          <w:rPr>
-            <w:color w:val="0000EE"/>
-            <w:u w:val="single"/>
-          </w:rPr>
-          <w:t>أعمال الرسل4 :5</w:t>
-        </w:r>
-      </w:hyperlink>
-    </w:p>
-    <w:p>
-      <w:pPr>
-        <w:pStyle w:val="ListBullet"/>
-        <w:bidi/>
-        <w:spacing w:line="240" w:lineRule="auto"/>
-        <w:ind w:left="720"/>
-      </w:pPr>
-      <w:r>
-        <w:rPr>
-          <w:rtl/>
-          <w:cs/>
-          <w:lang w:val="ar_AE" w:bidi="ar_AE"/>
-        </w:rPr>
-      </w:r>
-      <w:hyperlink r:id="rId18">
-        <w:r>
-          <w:rPr>
-            <w:rtl/>
-            <w:cs/>
-            <w:lang w:val="ar_AE" w:bidi="ar_AE"/>
-          </w:rPr>
-          <w:rPr>
-            <w:color w:val="0000EE"/>
-            <w:u w:val="single"/>
-          </w:rPr>
-          <w:t>لوقا7 :29–30</w:t>
-        </w:r>
-      </w:hyperlink>
-    </w:p>
-    <w:p>
-      <w:pPr>
-        <w:pStyle w:val="ListBullet"/>
-        <w:bidi/>
-        <w:spacing w:line="240" w:lineRule="auto"/>
-        <w:ind w:left="720"/>
-      </w:pPr>
-      <w:r>
-        <w:rPr>
-          <w:rtl/>
-          <w:cs/>
-          <w:lang w:val="ar_AE" w:bidi="ar_AE"/>
-        </w:rPr>
-      </w:r>
-      <w:hyperlink r:id="rId19">
-        <w:r>
-          <w:rPr>
-            <w:rtl/>
-            <w:cs/>
-            <w:lang w:val="ar_AE" w:bidi="ar_AE"/>
-          </w:rPr>
-          <w:rPr>
-            <w:color w:val="0000EE"/>
-            <w:u w:val="single"/>
-          </w:rPr>
-          <w:t>لوقا20 :47</w:t>
-        </w:r>
-      </w:hyperlink>
-    </w:p>
-    <w:p>
-      <w:pPr>
-        <w:pStyle w:val="ListBullet"/>
-        <w:bidi/>
-        <w:spacing w:line="240" w:lineRule="auto"/>
-        <w:ind w:left="720"/>
-      </w:pPr>
-      <w:r>
-        <w:rPr>
-          <w:rtl/>
-          <w:cs/>
-          <w:lang w:val="ar_AE" w:bidi="ar_AE"/>
-        </w:rPr>
-      </w:r>
-      <w:hyperlink r:id="rId20">
-        <w:r>
-          <w:rPr>
-            <w:rtl/>
-            <w:cs/>
-            <w:lang w:val="ar_AE" w:bidi="ar_AE"/>
-          </w:rPr>
-          <w:rPr>
-            <w:color w:val="0000EE"/>
-            <w:u w:val="single"/>
-          </w:rPr>
-          <w:t>مرقس1 :22</w:t>
-        </w:r>
-      </w:hyperlink>
-    </w:p>
-    <w:p>
-      <w:pPr>
-        <w:pStyle w:val="ListBullet"/>
-        <w:bidi/>
-        <w:spacing w:line="240" w:lineRule="auto"/>
-        <w:ind w:left="720"/>
-      </w:pPr>
-      <w:r>
-        <w:rPr>
-          <w:rtl/>
-          <w:cs/>
-          <w:lang w:val="ar_AE" w:bidi="ar_AE"/>
-        </w:rPr>
-      </w:r>
-      <w:hyperlink r:id="rId21">
-        <w:r>
-          <w:rPr>
-            <w:rtl/>
-            <w:cs/>
-            <w:lang w:val="ar_AE" w:bidi="ar_AE"/>
-          </w:rPr>
-          <w:rPr>
-            <w:color w:val="0000EE"/>
-            <w:u w:val="single"/>
-          </w:rPr>
-          <w:t>مرقس2 :16</w:t>
-        </w:r>
-      </w:hyperlink>
-    </w:p>
-    <w:p>
-      <w:pPr>
-        <w:pStyle w:val="ListBullet"/>
-        <w:bidi/>
-        <w:spacing w:line="240" w:lineRule="auto"/>
-        <w:ind w:left="720"/>
-      </w:pPr>
-      <w:r>
-        <w:rPr>
-          <w:rtl/>
-          <w:cs/>
-          <w:lang w:val="ar_AE" w:bidi="ar_AE"/>
-        </w:rPr>
-      </w:r>
-      <w:hyperlink r:id="rId22">
-        <w:r>
-          <w:rPr>
-            <w:rtl/>
-            <w:cs/>
-            <w:lang w:val="ar_AE" w:bidi="ar_AE"/>
-          </w:rPr>
-          <w:rPr>
-            <w:color w:val="0000EE"/>
-            <w:u w:val="single"/>
-          </w:rPr>
-          <w:t>متى5 :19–20</w:t>
-        </w:r>
-      </w:hyperlink>
-    </w:p>
-    <w:p>
-      <w:pPr>
-        <w:pStyle w:val="ListBullet"/>
-        <w:bidi/>
-        <w:spacing w:line="240" w:lineRule="auto"/>
-        <w:ind w:left="720"/>
-      </w:pPr>
-      <w:r>
-        <w:rPr>
-          <w:rtl/>
-          <w:cs/>
-          <w:lang w:val="ar_AE" w:bidi="ar_AE"/>
-        </w:rPr>
-      </w:r>
-      <w:hyperlink r:id="rId23">
-        <w:r>
-          <w:rPr>
-            <w:rtl/>
-            <w:cs/>
-            <w:lang w:val="ar_AE" w:bidi="ar_AE"/>
-          </w:rPr>
-          <w:rPr>
-            <w:color w:val="0000EE"/>
-            <w:u w:val="single"/>
-          </w:rPr>
-          <w:t>متى7 :28</w:t>
-        </w:r>
-      </w:hyperlink>
-    </w:p>
-    <w:p>
-      <w:pPr>
-        <w:pStyle w:val="ListBullet"/>
-        <w:bidi/>
-        <w:spacing w:line="240" w:lineRule="auto"/>
-        <w:ind w:left="720"/>
-      </w:pPr>
-      <w:r>
-        <w:rPr>
-          <w:rtl/>
-          <w:cs/>
-          <w:lang w:val="ar_AE" w:bidi="ar_AE"/>
-        </w:rPr>
-      </w:r>
-      <w:hyperlink r:id="rId24">
-        <w:r>
-          <w:rPr>
-            <w:rtl/>
-            <w:cs/>
-            <w:lang w:val="ar_AE" w:bidi="ar_AE"/>
-          </w:rPr>
-          <w:rPr>
-            <w:color w:val="0000EE"/>
-            <w:u w:val="single"/>
-          </w:rPr>
-          <w:t>متى12 :38</w:t>
-        </w:r>
-      </w:hyperlink>
-    </w:p>
-    <w:p>
-      <w:pPr>
-        <w:pStyle w:val="ListBullet"/>
-        <w:bidi/>
-        <w:spacing w:line="240" w:lineRule="auto"/>
-        <w:ind w:left="720"/>
-      </w:pPr>
-      <w:r>
-        <w:rPr>
-          <w:rtl/>
-          <w:cs/>
-          <w:lang w:val="ar_AE" w:bidi="ar_AE"/>
-        </w:rPr>
-      </w:r>
-      <w:hyperlink r:id="rId25">
-        <w:r>
-          <w:rPr>
-            <w:rtl/>
-            <w:cs/>
-            <w:lang w:val="ar_AE" w:bidi="ar_AE"/>
-          </w:rPr>
-          <w:rPr>
-            <w:color w:val="0000EE"/>
-            <w:u w:val="single"/>
-          </w:rPr>
-          <w:t>متى13 :52</w:t>
-        </w:r>
-      </w:hyperlink>
+      <w:r>
+        <w:rPr>
+          <w:rtl/>
+          <w:cs/>
+          <w:lang w:val="ar_AE" w:bidi="ar_AE"/>
+        </w:rPr>
+        <w:t>أعمال الرسل4 :5</w:t>
+      </w:r>
+    </w:p>
+    <w:p>
+      <w:pPr>
+        <w:pStyle w:val="ListBullet"/>
+        <w:bidi/>
+        <w:spacing w:line="240" w:lineRule="auto"/>
+        <w:ind w:left="720"/>
+      </w:pPr>
+      <w:r>
+        <w:rPr>
+          <w:rtl/>
+          <w:cs/>
+          <w:lang w:val="ar_AE" w:bidi="ar_AE"/>
+        </w:rPr>
+      </w:r>
+      <w:r>
+        <w:rPr>
+          <w:rtl/>
+          <w:cs/>
+          <w:lang w:val="ar_AE" w:bidi="ar_AE"/>
+        </w:rPr>
+        <w:t>لوقا7 :29–30</w:t>
+      </w:r>
+    </w:p>
+    <w:p>
+      <w:pPr>
+        <w:pStyle w:val="ListBullet"/>
+        <w:bidi/>
+        <w:spacing w:line="240" w:lineRule="auto"/>
+        <w:ind w:left="720"/>
+      </w:pPr>
+      <w:r>
+        <w:rPr>
+          <w:rtl/>
+          <w:cs/>
+          <w:lang w:val="ar_AE" w:bidi="ar_AE"/>
+        </w:rPr>
+      </w:r>
+      <w:r>
+        <w:rPr>
+          <w:rtl/>
+          <w:cs/>
+          <w:lang w:val="ar_AE" w:bidi="ar_AE"/>
+        </w:rPr>
+        <w:t>لوقا20 :47</w:t>
+      </w:r>
+    </w:p>
+    <w:p>
+      <w:pPr>
+        <w:pStyle w:val="ListBullet"/>
+        <w:bidi/>
+        <w:spacing w:line="240" w:lineRule="auto"/>
+        <w:ind w:left="720"/>
+      </w:pPr>
+      <w:r>
+        <w:rPr>
+          <w:rtl/>
+          <w:cs/>
+          <w:lang w:val="ar_AE" w:bidi="ar_AE"/>
+        </w:rPr>
+      </w:r>
+      <w:r>
+        <w:rPr>
+          <w:rtl/>
+          <w:cs/>
+          <w:lang w:val="ar_AE" w:bidi="ar_AE"/>
+        </w:rPr>
+        <w:t>مرقس1 :22</w:t>
+      </w:r>
+    </w:p>
+    <w:p>
+      <w:pPr>
+        <w:pStyle w:val="ListBullet"/>
+        <w:bidi/>
+        <w:spacing w:line="240" w:lineRule="auto"/>
+        <w:ind w:left="720"/>
+      </w:pPr>
+      <w:r>
+        <w:rPr>
+          <w:rtl/>
+          <w:cs/>
+          <w:lang w:val="ar_AE" w:bidi="ar_AE"/>
+        </w:rPr>
+      </w:r>
+      <w:r>
+        <w:rPr>
+          <w:rtl/>
+          <w:cs/>
+          <w:lang w:val="ar_AE" w:bidi="ar_AE"/>
+        </w:rPr>
+        <w:t>مرقس2 :16</w:t>
+      </w:r>
+    </w:p>
+    <w:p>
+      <w:pPr>
+        <w:pStyle w:val="ListBullet"/>
+        <w:bidi/>
+        <w:spacing w:line="240" w:lineRule="auto"/>
+        <w:ind w:left="720"/>
+      </w:pPr>
+      <w:r>
+        <w:rPr>
+          <w:rtl/>
+          <w:cs/>
+          <w:lang w:val="ar_AE" w:bidi="ar_AE"/>
+        </w:rPr>
+      </w:r>
+      <w:r>
+        <w:rPr>
+          <w:rtl/>
+          <w:cs/>
+          <w:lang w:val="ar_AE" w:bidi="ar_AE"/>
+        </w:rPr>
+        <w:t>متى5 :19–20</w:t>
+      </w:r>
+    </w:p>
+    <w:p>
+      <w:pPr>
+        <w:pStyle w:val="ListBullet"/>
+        <w:bidi/>
+        <w:spacing w:line="240" w:lineRule="auto"/>
+        <w:ind w:left="720"/>
+      </w:pPr>
+      <w:r>
+        <w:rPr>
+          <w:rtl/>
+          <w:cs/>
+          <w:lang w:val="ar_AE" w:bidi="ar_AE"/>
+        </w:rPr>
+      </w:r>
+      <w:r>
+        <w:rPr>
+          <w:rtl/>
+          <w:cs/>
+          <w:lang w:val="ar_AE" w:bidi="ar_AE"/>
+        </w:rPr>
+        <w:t>متى7 :28</w:t>
+      </w:r>
+    </w:p>
+    <w:p>
+      <w:pPr>
+        <w:pStyle w:val="ListBullet"/>
+        <w:bidi/>
+        <w:spacing w:line="240" w:lineRule="auto"/>
+        <w:ind w:left="720"/>
+      </w:pPr>
+      <w:r>
+        <w:rPr>
+          <w:rtl/>
+          <w:cs/>
+          <w:lang w:val="ar_AE" w:bidi="ar_AE"/>
+        </w:rPr>
+      </w:r>
+      <w:r>
+        <w:rPr>
+          <w:rtl/>
+          <w:cs/>
+          <w:lang w:val="ar_AE" w:bidi="ar_AE"/>
+        </w:rPr>
+        <w:t>متى12 :38</w:t>
+      </w:r>
+    </w:p>
+    <w:p>
+      <w:pPr>
+        <w:pStyle w:val="ListBullet"/>
+        <w:bidi/>
+        <w:spacing w:line="240" w:lineRule="auto"/>
+        <w:ind w:left="720"/>
+      </w:pPr>
+      <w:r>
+        <w:rPr>
+          <w:rtl/>
+          <w:cs/>
+          <w:lang w:val="ar_AE" w:bidi="ar_AE"/>
+        </w:rPr>
+      </w:r>
+      <w:r>
+        <w:rPr>
+          <w:rtl/>
+          <w:cs/>
+          <w:lang w:val="ar_AE" w:bidi="ar_AE"/>
+        </w:rPr>
+        <w:t>متى13 :52</w:t>
+      </w:r>
     </w:p>
     <w:p>
       <w:pPr>
@@ -1544,49 +1466,37 @@
           <w:lang w:val="ar_AE" w:bidi="ar_AE"/>
         </w:rPr>
       </w:r>
-      <w:hyperlink r:id="rId26">
-        <w:r>
-          <w:rPr>
-            <w:rtl/>
-            <w:cs/>
-            <w:lang w:val="ar_AE" w:bidi="ar_AE"/>
-          </w:rPr>
-          <w:rPr>
-            <w:color w:val="0000EE"/>
-            <w:u w:val="single"/>
-          </w:rPr>
-          <w:t>2 تيموثاوس 4:5</w:t>
-        </w:r>
-      </w:hyperlink>
-    </w:p>
-    <w:p>
-      <w:pPr>
-        <w:pStyle w:val="ListBullet"/>
-        <w:bidi/>
-        <w:spacing w:line="240" w:lineRule="auto"/>
-        <w:ind w:left="720"/>
-      </w:pPr>
-      <w:r>
-        <w:rPr>
-          <w:rtl/>
-          <w:cs/>
-          <w:lang w:val="ar_AE" w:bidi="ar_AE"/>
-        </w:rPr>
-      </w:r>
-      <w:hyperlink r:id="rId27">
-        <w:r>
-          <w:rPr>
-            <w:rtl/>
-            <w:cs/>
-            <w:lang w:val="ar_AE" w:bidi="ar_AE"/>
-          </w:rPr>
-          <w:rPr>
-            <w:color w:val="0000EE"/>
-            <w:u w:val="single"/>
-          </w:rPr>
-          <w:t>أفسس 4:11–13</w:t>
-        </w:r>
-      </w:hyperlink>
+      <w:r>
+        <w:rPr>
+          <w:rtl/>
+          <w:cs/>
+          <w:lang w:val="ar_AE" w:bidi="ar_AE"/>
+        </w:rPr>
+        <w:t>2 تيموثاوس 4:5</w:t>
+      </w:r>
+    </w:p>
+    <w:p>
+      <w:pPr>
+        <w:pStyle w:val="ListBullet"/>
+        <w:bidi/>
+        <w:spacing w:line="240" w:lineRule="auto"/>
+        <w:ind w:left="720"/>
+      </w:pPr>
+      <w:r>
+        <w:rPr>
+          <w:rtl/>
+          <w:cs/>
+          <w:lang w:val="ar_AE" w:bidi="ar_AE"/>
+        </w:rPr>
+      </w:r>
+      <w:r>
+        <w:rPr>
+          <w:rtl/>
+          <w:cs/>
+          <w:lang w:val="ar_AE" w:bidi="ar_AE"/>
+        </w:rPr>
+        <w:t>أفسس 4:11–13</w:t>
+      </w:r>
     </w:p>
     <w:p>
       <w:pPr>
@@ -1875,107 +1785,83 @@
           <w:lang w:val="ar_AE" w:bidi="ar_AE"/>
         </w:rPr>
       </w:r>
-      <w:hyperlink r:id="rId28">
-        <w:r>
-          <w:rPr>
-            <w:rtl/>
-            <w:cs/>
-            <w:lang w:val="ar_AE" w:bidi="ar_AE"/>
-          </w:rPr>
-          <w:rPr>
-            <w:color w:val="0000EE"/>
-            <w:u w:val="single"/>
-          </w:rPr>
-          <w:t>1 أخبار الأيام 4: 13</w:t>
-        </w:r>
-      </w:hyperlink>
-    </w:p>
-    <w:p>
-      <w:pPr>
-        <w:pStyle w:val="ListBullet"/>
-        <w:bidi/>
-        <w:spacing w:line="240" w:lineRule="auto"/>
-        <w:ind w:left="720"/>
-      </w:pPr>
-      <w:r>
-        <w:rPr>
-          <w:rtl/>
-          <w:cs/>
-          <w:lang w:val="ar_AE" w:bidi="ar_AE"/>
-        </w:rPr>
-      </w:r>
-      <w:hyperlink r:id="rId29">
-        <w:r>
-          <w:rPr>
-            <w:rtl/>
-            <w:cs/>
-            <w:lang w:val="ar_AE" w:bidi="ar_AE"/>
-          </w:rPr>
-          <w:rPr>
-            <w:color w:val="0000EE"/>
-            <w:u w:val="single"/>
-          </w:rPr>
-          <w:t>يشوع 14: 6–7</w:t>
-        </w:r>
-      </w:hyperlink>
-    </w:p>
-    <w:p>
-      <w:pPr>
-        <w:pStyle w:val="ListBullet"/>
-        <w:bidi/>
-        <w:spacing w:line="240" w:lineRule="auto"/>
-        <w:ind w:left="720"/>
-      </w:pPr>
-      <w:r>
-        <w:rPr>
-          <w:rtl/>
-          <w:cs/>
-          <w:lang w:val="ar_AE" w:bidi="ar_AE"/>
-        </w:rPr>
-      </w:r>
-      <w:hyperlink r:id="rId30">
-        <w:r>
-          <w:rPr>
-            <w:rtl/>
-            <w:cs/>
-            <w:lang w:val="ar_AE" w:bidi="ar_AE"/>
-          </w:rPr>
-          <w:rPr>
-            <w:color w:val="0000EE"/>
-            <w:u w:val="single"/>
-          </w:rPr>
-          <w:t>قضاة 1: 12</w:t>
-        </w:r>
-      </w:hyperlink>
-    </w:p>
-    <w:p>
-      <w:pPr>
-        <w:pStyle w:val="ListBullet"/>
-        <w:bidi/>
-        <w:spacing w:line="240" w:lineRule="auto"/>
-        <w:ind w:left="720"/>
-      </w:pPr>
-      <w:r>
-        <w:rPr>
-          <w:rtl/>
-          <w:cs/>
-          <w:lang w:val="ar_AE" w:bidi="ar_AE"/>
-        </w:rPr>
-      </w:r>
-      <w:hyperlink r:id="rId31">
-        <w:r>
-          <w:rPr>
-            <w:rtl/>
-            <w:cs/>
-            <w:lang w:val="ar_AE" w:bidi="ar_AE"/>
-          </w:rPr>
-          <w:rPr>
-            <w:color w:val="0000EE"/>
-            <w:u w:val="single"/>
-          </w:rPr>
-          <w:t>عدد 32: 10–12</w:t>
-        </w:r>
-      </w:hyperlink>
+      <w:r>
+        <w:rPr>
+          <w:rtl/>
+          <w:cs/>
+          <w:lang w:val="ar_AE" w:bidi="ar_AE"/>
+        </w:rPr>
+        <w:t>1 أخبار الأيام 4: 13</w:t>
+      </w:r>
+    </w:p>
+    <w:p>
+      <w:pPr>
+        <w:pStyle w:val="ListBullet"/>
+        <w:bidi/>
+        <w:spacing w:line="240" w:lineRule="auto"/>
+        <w:ind w:left="720"/>
+      </w:pPr>
+      <w:r>
+        <w:rPr>
+          <w:rtl/>
+          <w:cs/>
+          <w:lang w:val="ar_AE" w:bidi="ar_AE"/>
+        </w:rPr>
+      </w:r>
+      <w:r>
+        <w:rPr>
+          <w:rtl/>
+          <w:cs/>
+          <w:lang w:val="ar_AE" w:bidi="ar_AE"/>
+        </w:rPr>
+        <w:t>يشوع 14: 6–7</w:t>
+      </w:r>
+    </w:p>
+    <w:p>
+      <w:pPr>
+        <w:pStyle w:val="ListBullet"/>
+        <w:bidi/>
+        <w:spacing w:line="240" w:lineRule="auto"/>
+        <w:ind w:left="720"/>
+      </w:pPr>
+      <w:r>
+        <w:rPr>
+          <w:rtl/>
+          <w:cs/>
+          <w:lang w:val="ar_AE" w:bidi="ar_AE"/>
+        </w:rPr>
+      </w:r>
+      <w:r>
+        <w:rPr>
+          <w:rtl/>
+          <w:cs/>
+          <w:lang w:val="ar_AE" w:bidi="ar_AE"/>
+        </w:rPr>
+        <w:t>قضاة 1: 12</w:t>
+      </w:r>
+    </w:p>
+    <w:p>
+      <w:pPr>
+        <w:pStyle w:val="ListBullet"/>
+        <w:bidi/>
+        <w:spacing w:line="240" w:lineRule="auto"/>
+        <w:ind w:left="720"/>
+      </w:pPr>
+      <w:r>
+        <w:rPr>
+          <w:rtl/>
+          <w:cs/>
+          <w:lang w:val="ar_AE" w:bidi="ar_AE"/>
+        </w:rPr>
+      </w:r>
+      <w:r>
+        <w:rPr>
+          <w:rtl/>
+          <w:cs/>
+          <w:lang w:val="ar_AE" w:bidi="ar_AE"/>
+        </w:rPr>
+        <w:t>عدد 32: 10–12</w:t>
+      </w:r>
     </w:p>
     <w:p>
       <w:pPr>
@@ -2452,107 +2338,83 @@
           <w:lang w:val="ar_AE" w:bidi="ar_AE"/>
         </w:rPr>
       </w:r>
-      <w:hyperlink r:id="rId32">
-        <w:r>
-          <w:rPr>
-            <w:rtl/>
-            <w:cs/>
-            <w:lang w:val="ar_AE" w:bidi="ar_AE"/>
-          </w:rPr>
-          <w:rPr>
-            <w:color w:val="0000EE"/>
-            <w:u w:val="single"/>
-          </w:rPr>
-          <w:t>عبرانيين 12:2</w:t>
-        </w:r>
-      </w:hyperlink>
-    </w:p>
-    <w:p>
-      <w:pPr>
-        <w:pStyle w:val="ListBullet"/>
-        <w:bidi/>
-        <w:spacing w:line="240" w:lineRule="auto"/>
-        <w:ind w:left="720"/>
-      </w:pPr>
-      <w:r>
-        <w:rPr>
-          <w:rtl/>
-          <w:cs/>
-          <w:lang w:val="ar_AE" w:bidi="ar_AE"/>
-        </w:rPr>
-      </w:r>
-      <w:hyperlink r:id="rId33">
-        <w:r>
-          <w:rPr>
-            <w:rtl/>
-            <w:cs/>
-            <w:lang w:val="ar_AE" w:bidi="ar_AE"/>
-          </w:rPr>
-          <w:rPr>
-            <w:color w:val="0000EE"/>
-            <w:u w:val="single"/>
-          </w:rPr>
-          <w:t>يعقوب 3:2</w:t>
-        </w:r>
-      </w:hyperlink>
-    </w:p>
-    <w:p>
-      <w:pPr>
-        <w:pStyle w:val="ListBullet"/>
-        <w:bidi/>
-        <w:spacing w:line="240" w:lineRule="auto"/>
-        <w:ind w:left="720"/>
-      </w:pPr>
-      <w:r>
-        <w:rPr>
-          <w:rtl/>
-          <w:cs/>
-          <w:lang w:val="ar_AE" w:bidi="ar_AE"/>
-        </w:rPr>
-      </w:r>
-      <w:hyperlink r:id="rId34">
-        <w:r>
-          <w:rPr>
-            <w:rtl/>
-            <w:cs/>
-            <w:lang w:val="ar_AE" w:bidi="ar_AE"/>
-          </w:rPr>
-          <w:rPr>
-            <w:color w:val="0000EE"/>
-            <w:u w:val="single"/>
-          </w:rPr>
-          <w:t>متى 5:46–48</w:t>
-        </w:r>
-      </w:hyperlink>
-    </w:p>
-    <w:p>
-      <w:pPr>
-        <w:pStyle w:val="ListBullet"/>
-        <w:bidi/>
-        <w:spacing w:line="240" w:lineRule="auto"/>
-        <w:ind w:left="720"/>
-      </w:pPr>
-      <w:r>
-        <w:rPr>
-          <w:rtl/>
-          <w:cs/>
-          <w:lang w:val="ar_AE" w:bidi="ar_AE"/>
-        </w:rPr>
-      </w:r>
-      <w:hyperlink r:id="rId35">
-        <w:r>
-          <w:rPr>
-            <w:rtl/>
-            <w:cs/>
-            <w:lang w:val="ar_AE" w:bidi="ar_AE"/>
-          </w:rPr>
-          <w:rPr>
-            <w:color w:val="0000EE"/>
-            <w:u w:val="single"/>
-          </w:rPr>
-          <w:t>مزامير 19:7–8</w:t>
-        </w:r>
-      </w:hyperlink>
+      <w:r>
+        <w:rPr>
+          <w:rtl/>
+          <w:cs/>
+          <w:lang w:val="ar_AE" w:bidi="ar_AE"/>
+        </w:rPr>
+        <w:t>عبرانيين 12:2</w:t>
+      </w:r>
+    </w:p>
+    <w:p>
+      <w:pPr>
+        <w:pStyle w:val="ListBullet"/>
+        <w:bidi/>
+        <w:spacing w:line="240" w:lineRule="auto"/>
+        <w:ind w:left="720"/>
+      </w:pPr>
+      <w:r>
+        <w:rPr>
+          <w:rtl/>
+          <w:cs/>
+          <w:lang w:val="ar_AE" w:bidi="ar_AE"/>
+        </w:rPr>
+      </w:r>
+      <w:r>
+        <w:rPr>
+          <w:rtl/>
+          <w:cs/>
+          <w:lang w:val="ar_AE" w:bidi="ar_AE"/>
+        </w:rPr>
+        <w:t>يعقوب 3:2</w:t>
+      </w:r>
+    </w:p>
+    <w:p>
+      <w:pPr>
+        <w:pStyle w:val="ListBullet"/>
+        <w:bidi/>
+        <w:spacing w:line="240" w:lineRule="auto"/>
+        <w:ind w:left="720"/>
+      </w:pPr>
+      <w:r>
+        <w:rPr>
+          <w:rtl/>
+          <w:cs/>
+          <w:lang w:val="ar_AE" w:bidi="ar_AE"/>
+        </w:rPr>
+      </w:r>
+      <w:r>
+        <w:rPr>
+          <w:rtl/>
+          <w:cs/>
+          <w:lang w:val="ar_AE" w:bidi="ar_AE"/>
+        </w:rPr>
+        <w:t>متى 5:46–48</w:t>
+      </w:r>
+    </w:p>
+    <w:p>
+      <w:pPr>
+        <w:pStyle w:val="ListBullet"/>
+        <w:bidi/>
+        <w:spacing w:line="240" w:lineRule="auto"/>
+        <w:ind w:left="720"/>
+      </w:pPr>
+      <w:r>
+        <w:rPr>
+          <w:rtl/>
+          <w:cs/>
+          <w:lang w:val="ar_AE" w:bidi="ar_AE"/>
+        </w:rPr>
+      </w:r>
+      <w:r>
+        <w:rPr>
+          <w:rtl/>
+          <w:cs/>
+          <w:lang w:val="ar_AE" w:bidi="ar_AE"/>
+        </w:rPr>
+        <w:t>مزامير 19:7–8</w:t>
+      </w:r>
     </w:p>
     <w:p>
       <w:pPr>
@@ -3111,368 +2973,290 @@
           <w:lang w:val="ar_AE" w:bidi="ar_AE"/>
         </w:rPr>
       </w:r>
-      <w:hyperlink r:id="rId36">
-        <w:r>
-          <w:rPr>
-            <w:rtl/>
-            <w:cs/>
-            <w:lang w:val="ar_AE" w:bidi="ar_AE"/>
-          </w:rPr>
-          <w:rPr>
-            <w:color w:val="0000EE"/>
-            <w:u w:val="single"/>
-          </w:rPr>
-          <w:t>2أخبار الأيام 6 :41</w:t>
-        </w:r>
-      </w:hyperlink>
-    </w:p>
-    <w:p>
-      <w:pPr>
-        <w:pStyle w:val="ListBullet"/>
-        <w:bidi/>
-        <w:spacing w:line="240" w:lineRule="auto"/>
-        <w:ind w:left="720"/>
-      </w:pPr>
-      <w:r>
-        <w:rPr>
-          <w:rtl/>
-          <w:cs/>
-          <w:lang w:val="ar_AE" w:bidi="ar_AE"/>
-        </w:rPr>
-      </w:r>
-      <w:hyperlink r:id="rId37">
-        <w:r>
-          <w:rPr>
-            <w:rtl/>
-            <w:cs/>
-            <w:lang w:val="ar_AE" w:bidi="ar_AE"/>
-          </w:rPr>
-          <w:rPr>
-            <w:color w:val="0000EE"/>
-            <w:u w:val="single"/>
-          </w:rPr>
-          <w:t>تكوين 14 :17–18</w:t>
-        </w:r>
-      </w:hyperlink>
-    </w:p>
-    <w:p>
-      <w:pPr>
-        <w:pStyle w:val="ListBullet"/>
-        <w:bidi/>
-        <w:spacing w:line="240" w:lineRule="auto"/>
-        <w:ind w:left="720"/>
-      </w:pPr>
-      <w:r>
-        <w:rPr>
-          <w:rtl/>
-          <w:cs/>
-          <w:lang w:val="ar_AE" w:bidi="ar_AE"/>
-        </w:rPr>
-      </w:r>
-      <w:hyperlink r:id="rId38">
-        <w:r>
-          <w:rPr>
-            <w:rtl/>
-            <w:cs/>
-            <w:lang w:val="ar_AE" w:bidi="ar_AE"/>
-          </w:rPr>
-          <w:rPr>
-            <w:color w:val="0000EE"/>
-            <w:u w:val="single"/>
-          </w:rPr>
-          <w:t>تكوين 47: 22</w:t>
-        </w:r>
-      </w:hyperlink>
-    </w:p>
-    <w:p>
-      <w:pPr>
-        <w:pStyle w:val="ListBullet"/>
-        <w:bidi/>
-        <w:spacing w:line="240" w:lineRule="auto"/>
-        <w:ind w:left="720"/>
-      </w:pPr>
-      <w:r>
-        <w:rPr>
-          <w:rtl/>
-          <w:cs/>
-          <w:lang w:val="ar_AE" w:bidi="ar_AE"/>
-        </w:rPr>
-      </w:r>
-      <w:hyperlink r:id="rId39">
-        <w:r>
-          <w:rPr>
-            <w:rtl/>
-            <w:cs/>
-            <w:lang w:val="ar_AE" w:bidi="ar_AE"/>
-          </w:rPr>
-          <w:rPr>
-            <w:color w:val="0000EE"/>
-            <w:u w:val="single"/>
-          </w:rPr>
-          <w:t>يوحنا 1: 19–21</w:t>
-        </w:r>
-      </w:hyperlink>
-    </w:p>
-    <w:p>
-      <w:pPr>
-        <w:pStyle w:val="ListBullet"/>
-        <w:bidi/>
-        <w:spacing w:line="240" w:lineRule="auto"/>
-        <w:ind w:left="720"/>
-      </w:pPr>
-      <w:r>
-        <w:rPr>
-          <w:rtl/>
-          <w:cs/>
-          <w:lang w:val="ar_AE" w:bidi="ar_AE"/>
-        </w:rPr>
-      </w:r>
-      <w:hyperlink r:id="rId40">
-        <w:r>
-          <w:rPr>
-            <w:rtl/>
-            <w:cs/>
-            <w:lang w:val="ar_AE" w:bidi="ar_AE"/>
-          </w:rPr>
-          <w:rPr>
-            <w:color w:val="0000EE"/>
-            <w:u w:val="single"/>
-          </w:rPr>
-          <w:t>لوقا 10: 31</w:t>
-        </w:r>
-      </w:hyperlink>
-    </w:p>
-    <w:p>
-      <w:pPr>
-        <w:pStyle w:val="ListBullet"/>
-        <w:bidi/>
-        <w:spacing w:line="240" w:lineRule="auto"/>
-        <w:ind w:left="720"/>
-      </w:pPr>
-      <w:r>
-        <w:rPr>
-          <w:rtl/>
-          <w:cs/>
-          <w:lang w:val="ar_AE" w:bidi="ar_AE"/>
-        </w:rPr>
-      </w:r>
-      <w:hyperlink r:id="rId41">
-        <w:r>
-          <w:rPr>
-            <w:rtl/>
-            <w:cs/>
-            <w:lang w:val="ar_AE" w:bidi="ar_AE"/>
-          </w:rPr>
-          <w:rPr>
-            <w:color w:val="0000EE"/>
-            <w:u w:val="single"/>
-          </w:rPr>
-          <w:t>مرقس 1 :44</w:t>
-        </w:r>
-      </w:hyperlink>
-    </w:p>
-    <w:p>
-      <w:pPr>
-        <w:pStyle w:val="ListBullet"/>
-        <w:bidi/>
-        <w:spacing w:line="240" w:lineRule="auto"/>
-        <w:ind w:left="720"/>
-      </w:pPr>
-      <w:r>
-        <w:rPr>
-          <w:rtl/>
-          <w:cs/>
-          <w:lang w:val="ar_AE" w:bidi="ar_AE"/>
-        </w:rPr>
-      </w:r>
-      <w:hyperlink r:id="rId42">
-        <w:r>
-          <w:rPr>
-            <w:rtl/>
-            <w:cs/>
-            <w:lang w:val="ar_AE" w:bidi="ar_AE"/>
-          </w:rPr>
-          <w:rPr>
-            <w:color w:val="0000EE"/>
-            <w:u w:val="single"/>
-          </w:rPr>
-          <w:t>مرقس 2: 25–26</w:t>
-        </w:r>
-      </w:hyperlink>
-    </w:p>
-    <w:p>
-      <w:pPr>
-        <w:pStyle w:val="ListBullet"/>
-        <w:bidi/>
-        <w:spacing w:line="240" w:lineRule="auto"/>
-        <w:ind w:left="720"/>
-      </w:pPr>
-      <w:r>
-        <w:rPr>
-          <w:rtl/>
-          <w:cs/>
-          <w:lang w:val="ar_AE" w:bidi="ar_AE"/>
-        </w:rPr>
-      </w:r>
-      <w:hyperlink r:id="rId43">
-        <w:r>
-          <w:rPr>
-            <w:rtl/>
-            <w:cs/>
-            <w:lang w:val="ar_AE" w:bidi="ar_AE"/>
-          </w:rPr>
-          <w:rPr>
-            <w:color w:val="0000EE"/>
-            <w:u w:val="single"/>
-          </w:rPr>
-          <w:t>متى 8 :4</w:t>
-        </w:r>
-      </w:hyperlink>
-    </w:p>
-    <w:p>
-      <w:pPr>
-        <w:pStyle w:val="ListBullet"/>
-        <w:bidi/>
-        <w:spacing w:line="240" w:lineRule="auto"/>
-        <w:ind w:left="720"/>
-      </w:pPr>
-      <w:r>
-        <w:rPr>
-          <w:rtl/>
-          <w:cs/>
-          <w:lang w:val="ar_AE" w:bidi="ar_AE"/>
-        </w:rPr>
-      </w:r>
-      <w:hyperlink r:id="rId44">
-        <w:r>
-          <w:rPr>
-            <w:rtl/>
-            <w:cs/>
-            <w:lang w:val="ar_AE" w:bidi="ar_AE"/>
-          </w:rPr>
-          <w:rPr>
-            <w:color w:val="0000EE"/>
-            <w:u w:val="single"/>
-          </w:rPr>
-          <w:t>متى 12 :4</w:t>
-        </w:r>
-      </w:hyperlink>
-    </w:p>
-    <w:p>
-      <w:pPr>
-        <w:pStyle w:val="ListBullet"/>
-        <w:bidi/>
-        <w:spacing w:line="240" w:lineRule="auto"/>
-        <w:ind w:left="720"/>
-      </w:pPr>
-      <w:r>
-        <w:rPr>
-          <w:rtl/>
-          <w:cs/>
-          <w:lang w:val="ar_AE" w:bidi="ar_AE"/>
-        </w:rPr>
-      </w:r>
-      <w:hyperlink r:id="rId45">
-        <w:r>
-          <w:rPr>
-            <w:rtl/>
-            <w:cs/>
-            <w:lang w:val="ar_AE" w:bidi="ar_AE"/>
-          </w:rPr>
-          <w:rPr>
-            <w:color w:val="0000EE"/>
-            <w:u w:val="single"/>
-          </w:rPr>
-          <w:t>ميخا 3: 9–11</w:t>
-        </w:r>
-      </w:hyperlink>
-    </w:p>
-    <w:p>
-      <w:pPr>
-        <w:pStyle w:val="ListBullet"/>
-        <w:bidi/>
-        <w:spacing w:line="240" w:lineRule="auto"/>
-        <w:ind w:left="720"/>
-      </w:pPr>
-      <w:r>
-        <w:rPr>
-          <w:rtl/>
-          <w:cs/>
-          <w:lang w:val="ar_AE" w:bidi="ar_AE"/>
-        </w:rPr>
-      </w:r>
-      <w:hyperlink r:id="rId46">
-        <w:r>
-          <w:rPr>
-            <w:rtl/>
-            <w:cs/>
-            <w:lang w:val="ar_AE" w:bidi="ar_AE"/>
-          </w:rPr>
-          <w:rPr>
-            <w:color w:val="0000EE"/>
-            <w:u w:val="single"/>
-          </w:rPr>
-          <w:t>نحميا 10 :28–29</w:t>
-        </w:r>
-      </w:hyperlink>
-    </w:p>
-    <w:p>
-      <w:pPr>
-        <w:pStyle w:val="ListBullet"/>
-        <w:bidi/>
-        <w:spacing w:line="240" w:lineRule="auto"/>
-        <w:ind w:left="720"/>
-      </w:pPr>
-      <w:r>
-        <w:rPr>
-          <w:rtl/>
-          <w:cs/>
-          <w:lang w:val="ar_AE" w:bidi="ar_AE"/>
-        </w:rPr>
-      </w:r>
-      <w:hyperlink r:id="rId47">
-        <w:r>
-          <w:rPr>
-            <w:rtl/>
-            <w:cs/>
-            <w:lang w:val="ar_AE" w:bidi="ar_AE"/>
-          </w:rPr>
-          <w:rPr>
-            <w:color w:val="0000EE"/>
-            <w:u w:val="single"/>
-          </w:rPr>
-          <w:t>نحميا 10: 34–36</w:t>
-        </w:r>
-      </w:hyperlink>
-    </w:p>
-    <w:p>
-      <w:pPr>
-        <w:pStyle w:val="ListBullet"/>
-        <w:bidi/>
-        <w:spacing w:line="240" w:lineRule="auto"/>
-        <w:ind w:left="720"/>
-      </w:pPr>
-      <w:r>
-        <w:rPr>
-          <w:rtl/>
-          <w:cs/>
-          <w:lang w:val="ar_AE" w:bidi="ar_AE"/>
-        </w:rPr>
-      </w:r>
-      <w:hyperlink r:id="rId48">
-        <w:r>
-          <w:rPr>
-            <w:rtl/>
-            <w:cs/>
-            <w:lang w:val="ar_AE" w:bidi="ar_AE"/>
-          </w:rPr>
-          <w:rPr>
-            <w:color w:val="0000EE"/>
-            <w:u w:val="single"/>
-          </w:rPr>
-          <w:t>رؤيا 1 :6</w:t>
-        </w:r>
-      </w:hyperlink>
+      <w:r>
+        <w:rPr>
+          <w:rtl/>
+          <w:cs/>
+          <w:lang w:val="ar_AE" w:bidi="ar_AE"/>
+        </w:rPr>
+        <w:t>2أخبار الأيام 6 :41</w:t>
+      </w:r>
+    </w:p>
+    <w:p>
+      <w:pPr>
+        <w:pStyle w:val="ListBullet"/>
+        <w:bidi/>
+        <w:spacing w:line="240" w:lineRule="auto"/>
+        <w:ind w:left="720"/>
+      </w:pPr>
+      <w:r>
+        <w:rPr>
+          <w:rtl/>
+          <w:cs/>
+          <w:lang w:val="ar_AE" w:bidi="ar_AE"/>
+        </w:rPr>
+      </w:r>
+      <w:r>
+        <w:rPr>
+          <w:rtl/>
+          <w:cs/>
+          <w:lang w:val="ar_AE" w:bidi="ar_AE"/>
+        </w:rPr>
+        <w:t>تكوين 14 :17–18</w:t>
+      </w:r>
+    </w:p>
+    <w:p>
+      <w:pPr>
+        <w:pStyle w:val="ListBullet"/>
+        <w:bidi/>
+        <w:spacing w:line="240" w:lineRule="auto"/>
+        <w:ind w:left="720"/>
+      </w:pPr>
+      <w:r>
+        <w:rPr>
+          <w:rtl/>
+          <w:cs/>
+          <w:lang w:val="ar_AE" w:bidi="ar_AE"/>
+        </w:rPr>
+      </w:r>
+      <w:r>
+        <w:rPr>
+          <w:rtl/>
+          <w:cs/>
+          <w:lang w:val="ar_AE" w:bidi="ar_AE"/>
+        </w:rPr>
+        <w:t>تكوين 47: 22</w:t>
+      </w:r>
+    </w:p>
+    <w:p>
+      <w:pPr>
+        <w:pStyle w:val="ListBullet"/>
+        <w:bidi/>
+        <w:spacing w:line="240" w:lineRule="auto"/>
+        <w:ind w:left="720"/>
+      </w:pPr>
+      <w:r>
+        <w:rPr>
+          <w:rtl/>
+          <w:cs/>
+          <w:lang w:val="ar_AE" w:bidi="ar_AE"/>
+        </w:rPr>
+      </w:r>
+      <w:r>
+        <w:rPr>
+          <w:rtl/>
+          <w:cs/>
+          <w:lang w:val="ar_AE" w:bidi="ar_AE"/>
+        </w:rPr>
+        <w:t>يوحنا 1: 19–21</w:t>
+      </w:r>
+    </w:p>
+    <w:p>
+      <w:pPr>
+        <w:pStyle w:val="ListBullet"/>
+        <w:bidi/>
+        <w:spacing w:line="240" w:lineRule="auto"/>
+        <w:ind w:left="720"/>
+      </w:pPr>
+      <w:r>
+        <w:rPr>
+          <w:rtl/>
+          <w:cs/>
+          <w:lang w:val="ar_AE" w:bidi="ar_AE"/>
+        </w:rPr>
+      </w:r>
+      <w:r>
+        <w:rPr>
+          <w:rtl/>
+          <w:cs/>
+          <w:lang w:val="ar_AE" w:bidi="ar_AE"/>
+        </w:rPr>
+        <w:t>لوقا 10: 31</w:t>
+      </w:r>
+    </w:p>
+    <w:p>
+      <w:pPr>
+        <w:pStyle w:val="ListBullet"/>
+        <w:bidi/>
+        <w:spacing w:line="240" w:lineRule="auto"/>
+        <w:ind w:left="720"/>
+      </w:pPr>
+      <w:r>
+        <w:rPr>
+          <w:rtl/>
+          <w:cs/>
+          <w:lang w:val="ar_AE" w:bidi="ar_AE"/>
+        </w:rPr>
+      </w:r>
+      <w:r>
+        <w:rPr>
+          <w:rtl/>
+          <w:cs/>
+          <w:lang w:val="ar_AE" w:bidi="ar_AE"/>
+        </w:rPr>
+        <w:t>مرقس 1 :44</w:t>
+      </w:r>
+    </w:p>
+    <w:p>
+      <w:pPr>
+        <w:pStyle w:val="ListBullet"/>
+        <w:bidi/>
+        <w:spacing w:line="240" w:lineRule="auto"/>
+        <w:ind w:left="720"/>
+      </w:pPr>
+      <w:r>
+        <w:rPr>
+          <w:rtl/>
+          <w:cs/>
+          <w:lang w:val="ar_AE" w:bidi="ar_AE"/>
+        </w:rPr>
+      </w:r>
+      <w:r>
+        <w:rPr>
+          <w:rtl/>
+          <w:cs/>
+          <w:lang w:val="ar_AE" w:bidi="ar_AE"/>
+        </w:rPr>
+        <w:t>مرقس 2: 25–26</w:t>
+      </w:r>
+    </w:p>
+    <w:p>
+      <w:pPr>
+        <w:pStyle w:val="ListBullet"/>
+        <w:bidi/>
+        <w:spacing w:line="240" w:lineRule="auto"/>
+        <w:ind w:left="720"/>
+      </w:pPr>
+      <w:r>
+        <w:rPr>
+          <w:rtl/>
+          <w:cs/>
+          <w:lang w:val="ar_AE" w:bidi="ar_AE"/>
+        </w:rPr>
+      </w:r>
+      <w:r>
+        <w:rPr>
+          <w:rtl/>
+          <w:cs/>
+          <w:lang w:val="ar_AE" w:bidi="ar_AE"/>
+        </w:rPr>
+        <w:t>متى 8 :4</w:t>
+      </w:r>
+    </w:p>
+    <w:p>
+      <w:pPr>
+        <w:pStyle w:val="ListBullet"/>
+        <w:bidi/>
+        <w:spacing w:line="240" w:lineRule="auto"/>
+        <w:ind w:left="720"/>
+      </w:pPr>
+      <w:r>
+        <w:rPr>
+          <w:rtl/>
+          <w:cs/>
+          <w:lang w:val="ar_AE" w:bidi="ar_AE"/>
+        </w:rPr>
+      </w:r>
+      <w:r>
+        <w:rPr>
+          <w:rtl/>
+          <w:cs/>
+          <w:lang w:val="ar_AE" w:bidi="ar_AE"/>
+        </w:rPr>
+        <w:t>متى 12 :4</w:t>
+      </w:r>
+    </w:p>
+    <w:p>
+      <w:pPr>
+        <w:pStyle w:val="ListBullet"/>
+        <w:bidi/>
+        <w:spacing w:line="240" w:lineRule="auto"/>
+        <w:ind w:left="720"/>
+      </w:pPr>
+      <w:r>
+        <w:rPr>
+          <w:rtl/>
+          <w:cs/>
+          <w:lang w:val="ar_AE" w:bidi="ar_AE"/>
+        </w:rPr>
+      </w:r>
+      <w:r>
+        <w:rPr>
+          <w:rtl/>
+          <w:cs/>
+          <w:lang w:val="ar_AE" w:bidi="ar_AE"/>
+        </w:rPr>
+        <w:t>ميخا 3: 9–11</w:t>
+      </w:r>
+    </w:p>
+    <w:p>
+      <w:pPr>
+        <w:pStyle w:val="ListBullet"/>
+        <w:bidi/>
+        <w:spacing w:line="240" w:lineRule="auto"/>
+        <w:ind w:left="720"/>
+      </w:pPr>
+      <w:r>
+        <w:rPr>
+          <w:rtl/>
+          <w:cs/>
+          <w:lang w:val="ar_AE" w:bidi="ar_AE"/>
+        </w:rPr>
+      </w:r>
+      <w:r>
+        <w:rPr>
+          <w:rtl/>
+          <w:cs/>
+          <w:lang w:val="ar_AE" w:bidi="ar_AE"/>
+        </w:rPr>
+        <w:t>نحميا 10 :28–29</w:t>
+      </w:r>
+    </w:p>
+    <w:p>
+      <w:pPr>
+        <w:pStyle w:val="ListBullet"/>
+        <w:bidi/>
+        <w:spacing w:line="240" w:lineRule="auto"/>
+        <w:ind w:left="720"/>
+      </w:pPr>
+      <w:r>
+        <w:rPr>
+          <w:rtl/>
+          <w:cs/>
+          <w:lang w:val="ar_AE" w:bidi="ar_AE"/>
+        </w:rPr>
+      </w:r>
+      <w:r>
+        <w:rPr>
+          <w:rtl/>
+          <w:cs/>
+          <w:lang w:val="ar_AE" w:bidi="ar_AE"/>
+        </w:rPr>
+        <w:t>نحميا 10: 34–36</w:t>
+      </w:r>
+    </w:p>
+    <w:p>
+      <w:pPr>
+        <w:pStyle w:val="ListBullet"/>
+        <w:bidi/>
+        <w:spacing w:line="240" w:lineRule="auto"/>
+        <w:ind w:left="720"/>
+      </w:pPr>
+      <w:r>
+        <w:rPr>
+          <w:rtl/>
+          <w:cs/>
+          <w:lang w:val="ar_AE" w:bidi="ar_AE"/>
+        </w:rPr>
+      </w:r>
+      <w:r>
+        <w:rPr>
+          <w:rtl/>
+          <w:cs/>
+          <w:lang w:val="ar_AE" w:bidi="ar_AE"/>
+        </w:rPr>
+        <w:t>رؤيا 1 :6</w:t>
+      </w:r>
     </w:p>
     <w:p>
       <w:pPr>
@@ -4664,107 +4448,83 @@
           <w:lang w:val="ar_AE" w:bidi="ar_AE"/>
         </w:rPr>
       </w:r>
-      <w:hyperlink r:id="rId49">
-        <w:r>
-          <w:rPr>
-            <w:rtl/>
-            <w:cs/>
-            <w:lang w:val="ar_AE" w:bidi="ar_AE"/>
-          </w:rPr>
-          <w:rPr>
-            <w:color w:val="0000EE"/>
-            <w:u w:val="single"/>
-          </w:rPr>
-          <w:t>تكوين 19:24</w:t>
-        </w:r>
-      </w:hyperlink>
-    </w:p>
-    <w:p>
-      <w:pPr>
-        <w:pStyle w:val="ListBullet"/>
-        <w:bidi/>
-        <w:spacing w:line="240" w:lineRule="auto"/>
-        <w:ind w:left="720"/>
-      </w:pPr>
-      <w:r>
-        <w:rPr>
-          <w:rtl/>
-          <w:cs/>
-          <w:lang w:val="ar_AE" w:bidi="ar_AE"/>
-        </w:rPr>
-      </w:r>
-      <w:hyperlink r:id="rId50">
-        <w:r>
-          <w:rPr>
-            <w:rtl/>
-            <w:cs/>
-            <w:lang w:val="ar_AE" w:bidi="ar_AE"/>
-          </w:rPr>
-          <w:rPr>
-            <w:color w:val="0000EE"/>
-            <w:u w:val="single"/>
-          </w:rPr>
-          <w:t>إشعياء 34:9</w:t>
-        </w:r>
-      </w:hyperlink>
-    </w:p>
-    <w:p>
-      <w:pPr>
-        <w:pStyle w:val="ListBullet"/>
-        <w:bidi/>
-        <w:spacing w:line="240" w:lineRule="auto"/>
-        <w:ind w:left="720"/>
-      </w:pPr>
-      <w:r>
-        <w:rPr>
-          <w:rtl/>
-          <w:cs/>
-          <w:lang w:val="ar_AE" w:bidi="ar_AE"/>
-        </w:rPr>
-      </w:r>
-      <w:hyperlink r:id="rId51">
-        <w:r>
-          <w:rPr>
-            <w:rtl/>
-            <w:cs/>
-            <w:lang w:val="ar_AE" w:bidi="ar_AE"/>
-          </w:rPr>
-          <w:rPr>
-            <w:color w:val="0000EE"/>
-            <w:u w:val="single"/>
-          </w:rPr>
-          <w:t>لوقا 17:29</w:t>
-        </w:r>
-      </w:hyperlink>
-    </w:p>
-    <w:p>
-      <w:pPr>
-        <w:pStyle w:val="ListBullet"/>
-        <w:bidi/>
-        <w:spacing w:line="240" w:lineRule="auto"/>
-        <w:ind w:left="720"/>
-      </w:pPr>
-      <w:r>
-        <w:rPr>
-          <w:rtl/>
-          <w:cs/>
-          <w:lang w:val="ar_AE" w:bidi="ar_AE"/>
-        </w:rPr>
-      </w:r>
-      <w:hyperlink r:id="rId52">
-        <w:r>
-          <w:rPr>
-            <w:rtl/>
-            <w:cs/>
-            <w:lang w:val="ar_AE" w:bidi="ar_AE"/>
-          </w:rPr>
-          <w:rPr>
-            <w:color w:val="0000EE"/>
-            <w:u w:val="single"/>
-          </w:rPr>
-          <w:t>رؤيا 20:10</w:t>
-        </w:r>
-      </w:hyperlink>
+      <w:r>
+        <w:rPr>
+          <w:rtl/>
+          <w:cs/>
+          <w:lang w:val="ar_AE" w:bidi="ar_AE"/>
+        </w:rPr>
+        <w:t>تكوين 19:24</w:t>
+      </w:r>
+    </w:p>
+    <w:p>
+      <w:pPr>
+        <w:pStyle w:val="ListBullet"/>
+        <w:bidi/>
+        <w:spacing w:line="240" w:lineRule="auto"/>
+        <w:ind w:left="720"/>
+      </w:pPr>
+      <w:r>
+        <w:rPr>
+          <w:rtl/>
+          <w:cs/>
+          <w:lang w:val="ar_AE" w:bidi="ar_AE"/>
+        </w:rPr>
+      </w:r>
+      <w:r>
+        <w:rPr>
+          <w:rtl/>
+          <w:cs/>
+          <w:lang w:val="ar_AE" w:bidi="ar_AE"/>
+        </w:rPr>
+        <w:t>إشعياء 34:9</w:t>
+      </w:r>
+    </w:p>
+    <w:p>
+      <w:pPr>
+        <w:pStyle w:val="ListBullet"/>
+        <w:bidi/>
+        <w:spacing w:line="240" w:lineRule="auto"/>
+        <w:ind w:left="720"/>
+      </w:pPr>
+      <w:r>
+        <w:rPr>
+          <w:rtl/>
+          <w:cs/>
+          <w:lang w:val="ar_AE" w:bidi="ar_AE"/>
+        </w:rPr>
+      </w:r>
+      <w:r>
+        <w:rPr>
+          <w:rtl/>
+          <w:cs/>
+          <w:lang w:val="ar_AE" w:bidi="ar_AE"/>
+        </w:rPr>
+        <w:t>لوقا 17:29</w:t>
+      </w:r>
+    </w:p>
+    <w:p>
+      <w:pPr>
+        <w:pStyle w:val="ListBullet"/>
+        <w:bidi/>
+        <w:spacing w:line="240" w:lineRule="auto"/>
+        <w:ind w:left="720"/>
+      </w:pPr>
+      <w:r>
+        <w:rPr>
+          <w:rtl/>
+          <w:cs/>
+          <w:lang w:val="ar_AE" w:bidi="ar_AE"/>
+        </w:rPr>
+      </w:r>
+      <w:r>
+        <w:rPr>
+          <w:rtl/>
+          <w:cs/>
+          <w:lang w:val="ar_AE" w:bidi="ar_AE"/>
+        </w:rPr>
+        <w:t>رؤيا 20:10</w:t>
+      </w:r>
     </w:p>
     <w:p>
       <w:pPr>
@@ -5063,194 +4823,152 @@
           <w:lang w:val="ar_AE" w:bidi="ar_AE"/>
         </w:rPr>
       </w:r>
-      <w:hyperlink r:id="rId53">
-        <w:r>
-          <w:rPr>
-            <w:rtl/>
-            <w:cs/>
-            <w:lang w:val="ar_AE" w:bidi="ar_AE"/>
-          </w:rPr>
-          <w:rPr>
-            <w:color w:val="0000EE"/>
-            <w:u w:val="single"/>
-          </w:rPr>
-          <w:t>1 أخبار الأيام 15:11–12</w:t>
-        </w:r>
-      </w:hyperlink>
-    </w:p>
-    <w:p>
-      <w:pPr>
-        <w:pStyle w:val="ListBullet"/>
-        <w:bidi/>
-        <w:spacing w:line="240" w:lineRule="auto"/>
-        <w:ind w:left="720"/>
-      </w:pPr>
-      <w:r>
-        <w:rPr>
-          <w:rtl/>
-          <w:cs/>
-          <w:lang w:val="ar_AE" w:bidi="ar_AE"/>
-        </w:rPr>
-      </w:r>
-      <w:hyperlink r:id="rId54">
-        <w:r>
-          <w:rPr>
-            <w:rtl/>
-            <w:cs/>
-            <w:lang w:val="ar_AE" w:bidi="ar_AE"/>
-          </w:rPr>
-          <w:rPr>
-            <w:color w:val="0000EE"/>
-            <w:u w:val="single"/>
-          </w:rPr>
-          <w:t>1 كورنثوس 6:9–11</w:t>
-        </w:r>
-      </w:hyperlink>
-    </w:p>
-    <w:p>
-      <w:pPr>
-        <w:pStyle w:val="ListBullet"/>
-        <w:bidi/>
-        <w:spacing w:line="240" w:lineRule="auto"/>
-        <w:ind w:left="720"/>
-      </w:pPr>
-      <w:r>
-        <w:rPr>
-          <w:rtl/>
-          <w:cs/>
-          <w:lang w:val="ar_AE" w:bidi="ar_AE"/>
-        </w:rPr>
-      </w:r>
-      <w:hyperlink r:id="rId55">
-        <w:r>
-          <w:rPr>
-            <w:rtl/>
-            <w:cs/>
-            <w:lang w:val="ar_AE" w:bidi="ar_AE"/>
-          </w:rPr>
-          <w:rPr>
-            <w:color w:val="0000EE"/>
-            <w:u w:val="single"/>
-          </w:rPr>
-          <w:t>1 ملوك 7:51</w:t>
-        </w:r>
-      </w:hyperlink>
-    </w:p>
-    <w:p>
-      <w:pPr>
-        <w:pStyle w:val="ListBullet"/>
-        <w:bidi/>
-        <w:spacing w:line="240" w:lineRule="auto"/>
-        <w:ind w:left="720"/>
-      </w:pPr>
-      <w:r>
-        <w:rPr>
-          <w:rtl/>
-          <w:cs/>
-          <w:lang w:val="ar_AE" w:bidi="ar_AE"/>
-        </w:rPr>
-      </w:r>
-      <w:hyperlink r:id="rId56">
-        <w:r>
-          <w:rPr>
-            <w:rtl/>
-            <w:cs/>
-            <w:lang w:val="ar_AE" w:bidi="ar_AE"/>
-          </w:rPr>
-          <w:rPr>
-            <w:color w:val="0000EE"/>
-            <w:u w:val="single"/>
-          </w:rPr>
-          <w:t>1 تيموثاوس 4:5</w:t>
-        </w:r>
-      </w:hyperlink>
-    </w:p>
-    <w:p>
-      <w:pPr>
-        <w:pStyle w:val="ListBullet"/>
-        <w:bidi/>
-        <w:spacing w:line="240" w:lineRule="auto"/>
-        <w:ind w:left="720"/>
-      </w:pPr>
-      <w:r>
-        <w:rPr>
-          <w:rtl/>
-          <w:cs/>
-          <w:lang w:val="ar_AE" w:bidi="ar_AE"/>
-        </w:rPr>
-      </w:r>
-      <w:hyperlink r:id="rId57">
-        <w:r>
-          <w:rPr>
-            <w:rtl/>
-            <w:cs/>
-            <w:lang w:val="ar_AE" w:bidi="ar_AE"/>
-          </w:rPr>
-          <w:rPr>
-            <w:color w:val="0000EE"/>
-            <w:u w:val="single"/>
-          </w:rPr>
-          <w:t>2 أخبار الأيام 2:4–5</w:t>
-        </w:r>
-      </w:hyperlink>
-    </w:p>
-    <w:p>
-      <w:pPr>
-        <w:pStyle w:val="ListBullet"/>
-        <w:bidi/>
-        <w:spacing w:line="240" w:lineRule="auto"/>
-        <w:ind w:left="720"/>
-      </w:pPr>
-      <w:r>
-        <w:rPr>
-          <w:rtl/>
-          <w:cs/>
-          <w:lang w:val="ar_AE" w:bidi="ar_AE"/>
-        </w:rPr>
-      </w:r>
-      <w:hyperlink r:id="rId58">
-        <w:r>
-          <w:rPr>
-            <w:rtl/>
-            <w:cs/>
-            <w:lang w:val="ar_AE" w:bidi="ar_AE"/>
-          </w:rPr>
-          <w:rPr>
-            <w:color w:val="0000EE"/>
-            <w:u w:val="single"/>
-          </w:rPr>
-          <w:t>يوحنا 17:18–19</w:t>
-        </w:r>
-      </w:hyperlink>
-    </w:p>
-    <w:p>
-      <w:pPr>
-        <w:pStyle w:val="ListBullet"/>
-        <w:bidi/>
-        <w:spacing w:line="240" w:lineRule="auto"/>
-        <w:ind w:left="720"/>
-      </w:pPr>
-      <w:r>
-        <w:rPr>
-          <w:rtl/>
-          <w:cs/>
-          <w:lang w:val="ar_AE" w:bidi="ar_AE"/>
-        </w:rPr>
-      </w:r>
-      <w:hyperlink r:id="rId59">
-        <w:r>
-          <w:rPr>
-            <w:rtl/>
-            <w:cs/>
-            <w:lang w:val="ar_AE" w:bidi="ar_AE"/>
-          </w:rPr>
-          <w:rPr>
-            <w:color w:val="0000EE"/>
-            <w:u w:val="single"/>
-          </w:rPr>
-          <w:t>لوقا 2:22–24</w:t>
-        </w:r>
-      </w:hyperlink>
+      <w:r>
+        <w:rPr>
+          <w:rtl/>
+          <w:cs/>
+          <w:lang w:val="ar_AE" w:bidi="ar_AE"/>
+        </w:rPr>
+        <w:t>1 أخبار الأيام 15:11–12</w:t>
+      </w:r>
+    </w:p>
+    <w:p>
+      <w:pPr>
+        <w:pStyle w:val="ListBullet"/>
+        <w:bidi/>
+        <w:spacing w:line="240" w:lineRule="auto"/>
+        <w:ind w:left="720"/>
+      </w:pPr>
+      <w:r>
+        <w:rPr>
+          <w:rtl/>
+          <w:cs/>
+          <w:lang w:val="ar_AE" w:bidi="ar_AE"/>
+        </w:rPr>
+      </w:r>
+      <w:r>
+        <w:rPr>
+          <w:rtl/>
+          <w:cs/>
+          <w:lang w:val="ar_AE" w:bidi="ar_AE"/>
+        </w:rPr>
+        <w:t>1 كورنثوس 6:9–11</w:t>
+      </w:r>
+    </w:p>
+    <w:p>
+      <w:pPr>
+        <w:pStyle w:val="ListBullet"/>
+        <w:bidi/>
+        <w:spacing w:line="240" w:lineRule="auto"/>
+        <w:ind w:left="720"/>
+      </w:pPr>
+      <w:r>
+        <w:rPr>
+          <w:rtl/>
+          <w:cs/>
+          <w:lang w:val="ar_AE" w:bidi="ar_AE"/>
+        </w:rPr>
+      </w:r>
+      <w:r>
+        <w:rPr>
+          <w:rtl/>
+          <w:cs/>
+          <w:lang w:val="ar_AE" w:bidi="ar_AE"/>
+        </w:rPr>
+        <w:t>1 ملوك 7:51</w:t>
+      </w:r>
+    </w:p>
+    <w:p>
+      <w:pPr>
+        <w:pStyle w:val="ListBullet"/>
+        <w:bidi/>
+        <w:spacing w:line="240" w:lineRule="auto"/>
+        <w:ind w:left="720"/>
+      </w:pPr>
+      <w:r>
+        <w:rPr>
+          <w:rtl/>
+          <w:cs/>
+          <w:lang w:val="ar_AE" w:bidi="ar_AE"/>
+        </w:rPr>
+      </w:r>
+      <w:r>
+        <w:rPr>
+          <w:rtl/>
+          <w:cs/>
+          <w:lang w:val="ar_AE" w:bidi="ar_AE"/>
+        </w:rPr>
+        <w:t>1 تيموثاوس 4:5</w:t>
+      </w:r>
+    </w:p>
+    <w:p>
+      <w:pPr>
+        <w:pStyle w:val="ListBullet"/>
+        <w:bidi/>
+        <w:spacing w:line="240" w:lineRule="auto"/>
+        <w:ind w:left="720"/>
+      </w:pPr>
+      <w:r>
+        <w:rPr>
+          <w:rtl/>
+          <w:cs/>
+          <w:lang w:val="ar_AE" w:bidi="ar_AE"/>
+        </w:rPr>
+      </w:r>
+      <w:r>
+        <w:rPr>
+          <w:rtl/>
+          <w:cs/>
+          <w:lang w:val="ar_AE" w:bidi="ar_AE"/>
+        </w:rPr>
+        <w:t>2 أخبار الأيام 2:4–5</w:t>
+      </w:r>
+    </w:p>
+    <w:p>
+      <w:pPr>
+        <w:pStyle w:val="ListBullet"/>
+        <w:bidi/>
+        <w:spacing w:line="240" w:lineRule="auto"/>
+        <w:ind w:left="720"/>
+      </w:pPr>
+      <w:r>
+        <w:rPr>
+          <w:rtl/>
+          <w:cs/>
+          <w:lang w:val="ar_AE" w:bidi="ar_AE"/>
+        </w:rPr>
+      </w:r>
+      <w:r>
+        <w:rPr>
+          <w:rtl/>
+          <w:cs/>
+          <w:lang w:val="ar_AE" w:bidi="ar_AE"/>
+        </w:rPr>
+        <w:t>يوحنا 17:18–19</w:t>
+      </w:r>
+    </w:p>
+    <w:p>
+      <w:pPr>
+        <w:pStyle w:val="ListBullet"/>
+        <w:bidi/>
+        <w:spacing w:line="240" w:lineRule="auto"/>
+        <w:ind w:left="720"/>
+      </w:pPr>
+      <w:r>
+        <w:rPr>
+          <w:rtl/>
+          <w:cs/>
+          <w:lang w:val="ar_AE" w:bidi="ar_AE"/>
+        </w:rPr>
+      </w:r>
+      <w:r>
+        <w:rPr>
+          <w:rtl/>
+          <w:cs/>
+          <w:lang w:val="ar_AE" w:bidi="ar_AE"/>
+        </w:rPr>
+        <w:t>لوقا 2:22–24</w:t>
+      </w:r>
     </w:p>
     <w:p>
       <w:pPr>
@@ -5535,136 +5253,106 @@
           <w:lang w:val="ar_AE" w:bidi="ar_AE"/>
         </w:rPr>
       </w:r>
-      <w:hyperlink r:id="rId60">
-        <w:r>
-          <w:rPr>
-            <w:rtl/>
-            <w:cs/>
-            <w:lang w:val="ar_AE" w:bidi="ar_AE"/>
-          </w:rPr>
-          <w:rPr>
-            <w:color w:val="0000EE"/>
-            <w:u w:val="single"/>
-          </w:rPr>
-          <w:t>تكوين 9: 20–21</w:t>
-        </w:r>
-      </w:hyperlink>
-    </w:p>
-    <w:p>
-      <w:pPr>
-        <w:pStyle w:val="ListBullet"/>
-        <w:bidi/>
-        <w:spacing w:line="240" w:lineRule="auto"/>
-        <w:ind w:left="720"/>
-      </w:pPr>
-      <w:r>
-        <w:rPr>
-          <w:rtl/>
-          <w:cs/>
-          <w:lang w:val="ar_AE" w:bidi="ar_AE"/>
-        </w:rPr>
-      </w:r>
-      <w:hyperlink r:id="rId61">
-        <w:r>
-          <w:rPr>
-            <w:rtl/>
-            <w:cs/>
-            <w:lang w:val="ar_AE" w:bidi="ar_AE"/>
-          </w:rPr>
-          <w:rPr>
-            <w:color w:val="0000EE"/>
-            <w:u w:val="single"/>
-          </w:rPr>
-          <w:t>لوقا 13: 6</w:t>
-        </w:r>
-      </w:hyperlink>
-    </w:p>
-    <w:p>
-      <w:pPr>
-        <w:pStyle w:val="ListBullet"/>
-        <w:bidi/>
-        <w:spacing w:line="240" w:lineRule="auto"/>
-        <w:ind w:left="720"/>
-      </w:pPr>
-      <w:r>
-        <w:rPr>
-          <w:rtl/>
-          <w:cs/>
-          <w:lang w:val="ar_AE" w:bidi="ar_AE"/>
-        </w:rPr>
-      </w:r>
-      <w:hyperlink r:id="rId62">
-        <w:r>
-          <w:rPr>
-            <w:rtl/>
-            <w:cs/>
-            <w:lang w:val="ar_AE" w:bidi="ar_AE"/>
-          </w:rPr>
-          <w:rPr>
-            <w:color w:val="0000EE"/>
-            <w:u w:val="single"/>
-          </w:rPr>
-          <w:t>لوقا 20: 15</w:t>
-        </w:r>
-      </w:hyperlink>
-    </w:p>
-    <w:p>
-      <w:pPr>
-        <w:pStyle w:val="ListBullet"/>
-        <w:bidi/>
-        <w:spacing w:line="240" w:lineRule="auto"/>
-        <w:ind w:left="720"/>
-      </w:pPr>
-      <w:r>
-        <w:rPr>
-          <w:rtl/>
-          <w:cs/>
-          <w:lang w:val="ar_AE" w:bidi="ar_AE"/>
-        </w:rPr>
-      </w:r>
-      <w:hyperlink r:id="rId63">
-        <w:r>
-          <w:rPr>
-            <w:rtl/>
-            <w:cs/>
-            <w:lang w:val="ar_AE" w:bidi="ar_AE"/>
-          </w:rPr>
-          <w:rPr>
-            <w:color w:val="0000EE"/>
-            <w:u w:val="single"/>
-          </w:rPr>
-          <w:t>متى 20: 2</w:t>
-        </w:r>
-      </w:hyperlink>
-    </w:p>
-    <w:p>
-      <w:pPr>
-        <w:pStyle w:val="ListBullet"/>
-        <w:bidi/>
-        <w:spacing w:line="240" w:lineRule="auto"/>
-        <w:ind w:left="720"/>
-      </w:pPr>
-      <w:r>
-        <w:rPr>
-          <w:rtl/>
-          <w:cs/>
-          <w:lang w:val="ar_AE" w:bidi="ar_AE"/>
-        </w:rPr>
-      </w:r>
-      <w:hyperlink r:id="rId64">
-        <w:r>
-          <w:rPr>
-            <w:rtl/>
-            <w:cs/>
-            <w:lang w:val="ar_AE" w:bidi="ar_AE"/>
-          </w:rPr>
-          <w:rPr>
-            <w:color w:val="0000EE"/>
-            <w:u w:val="single"/>
-          </w:rPr>
-          <w:t>متى 21: 40–41</w:t>
-        </w:r>
-      </w:hyperlink>
+      <w:r>
+        <w:rPr>
+          <w:rtl/>
+          <w:cs/>
+          <w:lang w:val="ar_AE" w:bidi="ar_AE"/>
+        </w:rPr>
+        <w:t>تكوين 9: 20–21</w:t>
+      </w:r>
+    </w:p>
+    <w:p>
+      <w:pPr>
+        <w:pStyle w:val="ListBullet"/>
+        <w:bidi/>
+        <w:spacing w:line="240" w:lineRule="auto"/>
+        <w:ind w:left="720"/>
+      </w:pPr>
+      <w:r>
+        <w:rPr>
+          <w:rtl/>
+          <w:cs/>
+          <w:lang w:val="ar_AE" w:bidi="ar_AE"/>
+        </w:rPr>
+      </w:r>
+      <w:r>
+        <w:rPr>
+          <w:rtl/>
+          <w:cs/>
+          <w:lang w:val="ar_AE" w:bidi="ar_AE"/>
+        </w:rPr>
+        <w:t>لوقا 13: 6</w:t>
+      </w:r>
+    </w:p>
+    <w:p>
+      <w:pPr>
+        <w:pStyle w:val="ListBullet"/>
+        <w:bidi/>
+        <w:spacing w:line="240" w:lineRule="auto"/>
+        <w:ind w:left="720"/>
+      </w:pPr>
+      <w:r>
+        <w:rPr>
+          <w:rtl/>
+          <w:cs/>
+          <w:lang w:val="ar_AE" w:bidi="ar_AE"/>
+        </w:rPr>
+      </w:r>
+      <w:r>
+        <w:rPr>
+          <w:rtl/>
+          <w:cs/>
+          <w:lang w:val="ar_AE" w:bidi="ar_AE"/>
+        </w:rPr>
+        <w:t>لوقا 20: 15</w:t>
+      </w:r>
+    </w:p>
+    <w:p>
+      <w:pPr>
+        <w:pStyle w:val="ListBullet"/>
+        <w:bidi/>
+        <w:spacing w:line="240" w:lineRule="auto"/>
+        <w:ind w:left="720"/>
+      </w:pPr>
+      <w:r>
+        <w:rPr>
+          <w:rtl/>
+          <w:cs/>
+          <w:lang w:val="ar_AE" w:bidi="ar_AE"/>
+        </w:rPr>
+      </w:r>
+      <w:r>
+        <w:rPr>
+          <w:rtl/>
+          <w:cs/>
+          <w:lang w:val="ar_AE" w:bidi="ar_AE"/>
+        </w:rPr>
+        <w:t>متى 20: 2</w:t>
+      </w:r>
+    </w:p>
+    <w:p>
+      <w:pPr>
+        <w:pStyle w:val="ListBullet"/>
+        <w:bidi/>
+        <w:spacing w:line="240" w:lineRule="auto"/>
+        <w:ind w:left="720"/>
+      </w:pPr>
+      <w:r>
+        <w:rPr>
+          <w:rtl/>
+          <w:cs/>
+          <w:lang w:val="ar_AE" w:bidi="ar_AE"/>
+        </w:rPr>
+      </w:r>
+      <w:r>
+        <w:rPr>
+          <w:rtl/>
+          <w:cs/>
+          <w:lang w:val="ar_AE" w:bidi="ar_AE"/>
+        </w:rPr>
+        <w:t>متى 21: 40–41</w:t>
+      </w:r>
     </w:p>
     <w:p>
       <w:pPr>
@@ -6055,165 +5743,129 @@
           <w:lang w:val="ar_AE" w:bidi="ar_AE"/>
         </w:rPr>
       </w:r>
-      <w:hyperlink r:id="rId65">
-        <w:r>
-          <w:rPr>
-            <w:rtl/>
-            <w:cs/>
-            <w:lang w:val="ar_AE" w:bidi="ar_AE"/>
-          </w:rPr>
-          <w:rPr>
-            <w:color w:val="0000EE"/>
-            <w:u w:val="single"/>
-          </w:rPr>
-          <w:t>صموئيل الأول2 :8</w:t>
-        </w:r>
-      </w:hyperlink>
-    </w:p>
-    <w:p>
-      <w:pPr>
-        <w:pStyle w:val="ListBullet"/>
-        <w:bidi/>
-        <w:spacing w:line="240" w:lineRule="auto"/>
-        <w:ind w:left="720"/>
-      </w:pPr>
-      <w:r>
-        <w:rPr>
-          <w:rtl/>
-          <w:cs/>
-          <w:lang w:val="ar_AE" w:bidi="ar_AE"/>
-        </w:rPr>
-      </w:r>
-      <w:hyperlink r:id="rId66">
-        <w:r>
-          <w:rPr>
-            <w:rtl/>
-            <w:cs/>
-            <w:lang w:val="ar_AE" w:bidi="ar_AE"/>
-          </w:rPr>
-          <w:rPr>
-            <w:color w:val="0000EE"/>
-            <w:u w:val="single"/>
-          </w:rPr>
-          <w:t>أعمال الرسل19 :17</w:t>
-        </w:r>
-      </w:hyperlink>
-    </w:p>
-    <w:p>
-      <w:pPr>
-        <w:pStyle w:val="ListBullet"/>
-        <w:bidi/>
-        <w:spacing w:line="240" w:lineRule="auto"/>
-        <w:ind w:left="720"/>
-      </w:pPr>
-      <w:r>
-        <w:rPr>
-          <w:rtl/>
-          <w:cs/>
-          <w:lang w:val="ar_AE" w:bidi="ar_AE"/>
-        </w:rPr>
-      </w:r>
-      <w:hyperlink r:id="rId67">
-        <w:r>
-          <w:rPr>
-            <w:rtl/>
-            <w:cs/>
-            <w:lang w:val="ar_AE" w:bidi="ar_AE"/>
-          </w:rPr>
-          <w:rPr>
-            <w:color w:val="0000EE"/>
-            <w:u w:val="single"/>
-          </w:rPr>
-          <w:t>يوحنا4 :44</w:t>
-        </w:r>
-      </w:hyperlink>
-    </w:p>
-    <w:p>
-      <w:pPr>
-        <w:pStyle w:val="ListBullet"/>
-        <w:bidi/>
-        <w:spacing w:line="240" w:lineRule="auto"/>
-        <w:ind w:left="720"/>
-      </w:pPr>
-      <w:r>
-        <w:rPr>
-          <w:rtl/>
-          <w:cs/>
-          <w:lang w:val="ar_AE" w:bidi="ar_AE"/>
-        </w:rPr>
-      </w:r>
-      <w:hyperlink r:id="rId68">
-        <w:r>
-          <w:rPr>
-            <w:rtl/>
-            <w:cs/>
-            <w:lang w:val="ar_AE" w:bidi="ar_AE"/>
-          </w:rPr>
-          <w:rPr>
-            <w:color w:val="0000EE"/>
-            <w:u w:val="single"/>
-          </w:rPr>
-          <w:t>يوحنا12 :26</w:t>
-        </w:r>
-      </w:hyperlink>
-    </w:p>
-    <w:p>
-      <w:pPr>
-        <w:pStyle w:val="ListBullet"/>
-        <w:bidi/>
-        <w:spacing w:line="240" w:lineRule="auto"/>
-        <w:ind w:left="720"/>
-      </w:pPr>
-      <w:r>
-        <w:rPr>
-          <w:rtl/>
-          <w:cs/>
-          <w:lang w:val="ar_AE" w:bidi="ar_AE"/>
-        </w:rPr>
-      </w:r>
-      <w:hyperlink r:id="rId69">
-        <w:r>
-          <w:rPr>
-            <w:rtl/>
-            <w:cs/>
-            <w:lang w:val="ar_AE" w:bidi="ar_AE"/>
-          </w:rPr>
-          <w:rPr>
-            <w:color w:val="0000EE"/>
-            <w:u w:val="single"/>
-          </w:rPr>
-          <w:t>مرقس6 :4</w:t>
-        </w:r>
-      </w:hyperlink>
-    </w:p>
-    <w:p>
-      <w:pPr>
-        <w:pStyle w:val="ListBullet"/>
-        <w:bidi/>
-        <w:spacing w:line="240" w:lineRule="auto"/>
-        <w:ind w:left="720"/>
-      </w:pPr>
-      <w:r>
-        <w:rPr>
-          <w:rtl/>
-          <w:cs/>
-          <w:lang w:val="ar_AE" w:bidi="ar_AE"/>
-        </w:rPr>
-      </w:r>
-      <w:hyperlink r:id="rId70">
-        <w:r>
-          <w:rPr>
-            <w:rtl/>
-            <w:cs/>
-            <w:lang w:val="ar_AE" w:bidi="ar_AE"/>
-          </w:rPr>
-          <w:rPr>
-            <w:color w:val="0000EE"/>
-            <w:u w:val="single"/>
-          </w:rPr>
-          <w:t xml:space="preserve"> متى15 :6</w:t>
-        </w:r>
-      </w:hyperlink>
+      <w:r>
+        <w:rPr>
+          <w:rtl/>
+          <w:cs/>
+          <w:lang w:val="ar_AE" w:bidi="ar_AE"/>
+        </w:rPr>
+        <w:t>صموئيل الأول2 :8</w:t>
+      </w:r>
+    </w:p>
+    <w:p>
+      <w:pPr>
+        <w:pStyle w:val="ListBullet"/>
+        <w:bidi/>
+        <w:spacing w:line="240" w:lineRule="auto"/>
+        <w:ind w:left="720"/>
+      </w:pPr>
+      <w:r>
+        <w:rPr>
+          <w:rtl/>
+          <w:cs/>
+          <w:lang w:val="ar_AE" w:bidi="ar_AE"/>
+        </w:rPr>
+      </w:r>
+      <w:r>
+        <w:rPr>
+          <w:rtl/>
+          <w:cs/>
+          <w:lang w:val="ar_AE" w:bidi="ar_AE"/>
+        </w:rPr>
+        <w:t>أعمال الرسل19 :17</w:t>
+      </w:r>
+    </w:p>
+    <w:p>
+      <w:pPr>
+        <w:pStyle w:val="ListBullet"/>
+        <w:bidi/>
+        <w:spacing w:line="240" w:lineRule="auto"/>
+        <w:ind w:left="720"/>
+      </w:pPr>
+      <w:r>
+        <w:rPr>
+          <w:rtl/>
+          <w:cs/>
+          <w:lang w:val="ar_AE" w:bidi="ar_AE"/>
+        </w:rPr>
+      </w:r>
+      <w:r>
+        <w:rPr>
+          <w:rtl/>
+          <w:cs/>
+          <w:lang w:val="ar_AE" w:bidi="ar_AE"/>
+        </w:rPr>
+        <w:t>يوحنا4 :44</w:t>
+      </w:r>
+    </w:p>
+    <w:p>
+      <w:pPr>
+        <w:pStyle w:val="ListBullet"/>
+        <w:bidi/>
+        <w:spacing w:line="240" w:lineRule="auto"/>
+        <w:ind w:left="720"/>
+      </w:pPr>
+      <w:r>
+        <w:rPr>
+          <w:rtl/>
+          <w:cs/>
+          <w:lang w:val="ar_AE" w:bidi="ar_AE"/>
+        </w:rPr>
+      </w:r>
+      <w:r>
+        <w:rPr>
+          <w:rtl/>
+          <w:cs/>
+          <w:lang w:val="ar_AE" w:bidi="ar_AE"/>
+        </w:rPr>
+        <w:t>يوحنا12 :26</w:t>
+      </w:r>
+    </w:p>
+    <w:p>
+      <w:pPr>
+        <w:pStyle w:val="ListBullet"/>
+        <w:bidi/>
+        <w:spacing w:line="240" w:lineRule="auto"/>
+        <w:ind w:left="720"/>
+      </w:pPr>
+      <w:r>
+        <w:rPr>
+          <w:rtl/>
+          <w:cs/>
+          <w:lang w:val="ar_AE" w:bidi="ar_AE"/>
+        </w:rPr>
+      </w:r>
+      <w:r>
+        <w:rPr>
+          <w:rtl/>
+          <w:cs/>
+          <w:lang w:val="ar_AE" w:bidi="ar_AE"/>
+        </w:rPr>
+        <w:t>مرقس6 :4</w:t>
+      </w:r>
+    </w:p>
+    <w:p>
+      <w:pPr>
+        <w:pStyle w:val="ListBullet"/>
+        <w:bidi/>
+        <w:spacing w:line="240" w:lineRule="auto"/>
+        <w:ind w:left="720"/>
+      </w:pPr>
+      <w:r>
+        <w:rPr>
+          <w:rtl/>
+          <w:cs/>
+          <w:lang w:val="ar_AE" w:bidi="ar_AE"/>
+        </w:rPr>
+      </w:r>
+      <w:r>
+        <w:rPr>
+          <w:rtl/>
+          <w:cs/>
+          <w:lang w:val="ar_AE" w:bidi="ar_AE"/>
+        </w:rPr>
+        <w:t xml:space="preserve"> متى15 :6</w:t>
+      </w:r>
     </w:p>
     <w:p>
       <w:pPr>
@@ -6482,165 +6134,129 @@
           <w:lang w:val="ar_AE" w:bidi="ar_AE"/>
         </w:rPr>
       </w:r>
-      <w:hyperlink r:id="rId71">
-        <w:r>
-          <w:rPr>
-            <w:rtl/>
-            <w:cs/>
-            <w:lang w:val="ar_AE" w:bidi="ar_AE"/>
-          </w:rPr>
-          <w:rPr>
-            <w:color w:val="0000EE"/>
-            <w:u w:val="single"/>
-          </w:rPr>
-          <w:t>تكوين40 :9</w:t>
-        </w:r>
-      </w:hyperlink>
-    </w:p>
-    <w:p>
-      <w:pPr>
-        <w:pStyle w:val="ListBullet"/>
-        <w:bidi/>
-        <w:spacing w:line="240" w:lineRule="auto"/>
-        <w:ind w:left="720"/>
-      </w:pPr>
-      <w:r>
-        <w:rPr>
-          <w:rtl/>
-          <w:cs/>
-          <w:lang w:val="ar_AE" w:bidi="ar_AE"/>
-        </w:rPr>
-      </w:r>
-      <w:hyperlink r:id="rId72">
-        <w:r>
-          <w:rPr>
-            <w:rtl/>
-            <w:cs/>
-            <w:lang w:val="ar_AE" w:bidi="ar_AE"/>
-          </w:rPr>
-          <w:rPr>
-            <w:color w:val="0000EE"/>
-            <w:u w:val="single"/>
-          </w:rPr>
-          <w:t>تكوين49 :11</w:t>
-        </w:r>
-      </w:hyperlink>
-    </w:p>
-    <w:p>
-      <w:pPr>
-        <w:pStyle w:val="ListBullet"/>
-        <w:bidi/>
-        <w:spacing w:line="240" w:lineRule="auto"/>
-        <w:ind w:left="720"/>
-      </w:pPr>
-      <w:r>
-        <w:rPr>
-          <w:rtl/>
-          <w:cs/>
-          <w:lang w:val="ar_AE" w:bidi="ar_AE"/>
-        </w:rPr>
-      </w:r>
-      <w:hyperlink r:id="rId73">
-        <w:r>
-          <w:rPr>
-            <w:rtl/>
-            <w:cs/>
-            <w:lang w:val="ar_AE" w:bidi="ar_AE"/>
-          </w:rPr>
-          <w:rPr>
-            <w:color w:val="0000EE"/>
-            <w:u w:val="single"/>
-          </w:rPr>
-          <w:t>يوحنا15 :1</w:t>
-        </w:r>
-      </w:hyperlink>
-    </w:p>
-    <w:p>
-      <w:pPr>
-        <w:pStyle w:val="ListBullet"/>
-        <w:bidi/>
-        <w:spacing w:line="240" w:lineRule="auto"/>
-        <w:ind w:left="720"/>
-      </w:pPr>
-      <w:r>
-        <w:rPr>
-          <w:rtl/>
-          <w:cs/>
-          <w:lang w:val="ar_AE" w:bidi="ar_AE"/>
-        </w:rPr>
-      </w:r>
-      <w:hyperlink r:id="rId74">
-        <w:r>
-          <w:rPr>
-            <w:rtl/>
-            <w:cs/>
-            <w:lang w:val="ar_AE" w:bidi="ar_AE"/>
-          </w:rPr>
-          <w:rPr>
-            <w:color w:val="0000EE"/>
-            <w:u w:val="single"/>
-          </w:rPr>
-          <w:t>لوقا22 :18</w:t>
-        </w:r>
-      </w:hyperlink>
-    </w:p>
-    <w:p>
-      <w:pPr>
-        <w:pStyle w:val="ListBullet"/>
-        <w:bidi/>
-        <w:spacing w:line="240" w:lineRule="auto"/>
-        <w:ind w:left="720"/>
-      </w:pPr>
-      <w:r>
-        <w:rPr>
-          <w:rtl/>
-          <w:cs/>
-          <w:lang w:val="ar_AE" w:bidi="ar_AE"/>
-        </w:rPr>
-      </w:r>
-      <w:hyperlink r:id="rId75">
-        <w:r>
-          <w:rPr>
-            <w:rtl/>
-            <w:cs/>
-            <w:lang w:val="ar_AE" w:bidi="ar_AE"/>
-          </w:rPr>
-          <w:rPr>
-            <w:color w:val="0000EE"/>
-            <w:u w:val="single"/>
-          </w:rPr>
-          <w:t>مرقس12 :3</w:t>
-        </w:r>
-      </w:hyperlink>
-    </w:p>
-    <w:p>
-      <w:pPr>
-        <w:pStyle w:val="ListBullet"/>
-        <w:bidi/>
-        <w:spacing w:line="240" w:lineRule="auto"/>
-        <w:ind w:left="720"/>
-      </w:pPr>
-      <w:r>
-        <w:rPr>
-          <w:rtl/>
-          <w:cs/>
-          <w:lang w:val="ar_AE" w:bidi="ar_AE"/>
-        </w:rPr>
-      </w:r>
-      <w:hyperlink r:id="rId76">
-        <w:r>
-          <w:rPr>
-            <w:rtl/>
-            <w:cs/>
-            <w:lang w:val="ar_AE" w:bidi="ar_AE"/>
-          </w:rPr>
-          <w:rPr>
-            <w:color w:val="0000EE"/>
-            <w:u w:val="single"/>
-          </w:rPr>
-          <w:t>متى21 :35–37</w:t>
-        </w:r>
-      </w:hyperlink>
+      <w:r>
+        <w:rPr>
+          <w:rtl/>
+          <w:cs/>
+          <w:lang w:val="ar_AE" w:bidi="ar_AE"/>
+        </w:rPr>
+        <w:t>تكوين40 :9</w:t>
+      </w:r>
+    </w:p>
+    <w:p>
+      <w:pPr>
+        <w:pStyle w:val="ListBullet"/>
+        <w:bidi/>
+        <w:spacing w:line="240" w:lineRule="auto"/>
+        <w:ind w:left="720"/>
+      </w:pPr>
+      <w:r>
+        <w:rPr>
+          <w:rtl/>
+          <w:cs/>
+          <w:lang w:val="ar_AE" w:bidi="ar_AE"/>
+        </w:rPr>
+      </w:r>
+      <w:r>
+        <w:rPr>
+          <w:rtl/>
+          <w:cs/>
+          <w:lang w:val="ar_AE" w:bidi="ar_AE"/>
+        </w:rPr>
+        <w:t>تكوين49 :11</w:t>
+      </w:r>
+    </w:p>
+    <w:p>
+      <w:pPr>
+        <w:pStyle w:val="ListBullet"/>
+        <w:bidi/>
+        <w:spacing w:line="240" w:lineRule="auto"/>
+        <w:ind w:left="720"/>
+      </w:pPr>
+      <w:r>
+        <w:rPr>
+          <w:rtl/>
+          <w:cs/>
+          <w:lang w:val="ar_AE" w:bidi="ar_AE"/>
+        </w:rPr>
+      </w:r>
+      <w:r>
+        <w:rPr>
+          <w:rtl/>
+          <w:cs/>
+          <w:lang w:val="ar_AE" w:bidi="ar_AE"/>
+        </w:rPr>
+        <w:t>يوحنا15 :1</w:t>
+      </w:r>
+    </w:p>
+    <w:p>
+      <w:pPr>
+        <w:pStyle w:val="ListBullet"/>
+        <w:bidi/>
+        <w:spacing w:line="240" w:lineRule="auto"/>
+        <w:ind w:left="720"/>
+      </w:pPr>
+      <w:r>
+        <w:rPr>
+          <w:rtl/>
+          <w:cs/>
+          <w:lang w:val="ar_AE" w:bidi="ar_AE"/>
+        </w:rPr>
+      </w:r>
+      <w:r>
+        <w:rPr>
+          <w:rtl/>
+          <w:cs/>
+          <w:lang w:val="ar_AE" w:bidi="ar_AE"/>
+        </w:rPr>
+        <w:t>لوقا22 :18</w:t>
+      </w:r>
+    </w:p>
+    <w:p>
+      <w:pPr>
+        <w:pStyle w:val="ListBullet"/>
+        <w:bidi/>
+        <w:spacing w:line="240" w:lineRule="auto"/>
+        <w:ind w:left="720"/>
+      </w:pPr>
+      <w:r>
+        <w:rPr>
+          <w:rtl/>
+          <w:cs/>
+          <w:lang w:val="ar_AE" w:bidi="ar_AE"/>
+        </w:rPr>
+      </w:r>
+      <w:r>
+        <w:rPr>
+          <w:rtl/>
+          <w:cs/>
+          <w:lang w:val="ar_AE" w:bidi="ar_AE"/>
+        </w:rPr>
+        <w:t>مرقس12 :3</w:t>
+      </w:r>
+    </w:p>
+    <w:p>
+      <w:pPr>
+        <w:pStyle w:val="ListBullet"/>
+        <w:bidi/>
+        <w:spacing w:line="240" w:lineRule="auto"/>
+        <w:ind w:left="720"/>
+      </w:pPr>
+      <w:r>
+        <w:rPr>
+          <w:rtl/>
+          <w:cs/>
+          <w:lang w:val="ar_AE" w:bidi="ar_AE"/>
+        </w:rPr>
+      </w:r>
+      <w:r>
+        <w:rPr>
+          <w:rtl/>
+          <w:cs/>
+          <w:lang w:val="ar_AE" w:bidi="ar_AE"/>
+        </w:rPr>
+        <w:t>متى21 :35–37</w:t>
+      </w:r>
     </w:p>
     <w:p>
       <w:pPr>
@@ -7094,194 +6710,152 @@
           <w:lang w:val="ar_AE" w:bidi="ar_AE"/>
         </w:rPr>
       </w:r>
-      <w:hyperlink r:id="rId77">
-        <w:r>
-          <w:rPr>
-            <w:rtl/>
-            <w:cs/>
-            <w:lang w:val="ar_AE" w:bidi="ar_AE"/>
-          </w:rPr>
-          <w:rPr>
-            <w:color w:val="0000EE"/>
-            <w:u w:val="single"/>
-          </w:rPr>
-          <w:t>أعمال الرسل 10: 1</w:t>
-        </w:r>
-      </w:hyperlink>
-    </w:p>
-    <w:p>
-      <w:pPr>
-        <w:pStyle w:val="ListBullet"/>
-        <w:bidi/>
-        <w:spacing w:line="240" w:lineRule="auto"/>
-        <w:ind w:left="720"/>
-      </w:pPr>
-      <w:r>
-        <w:rPr>
-          <w:rtl/>
-          <w:cs/>
-          <w:lang w:val="ar_AE" w:bidi="ar_AE"/>
-        </w:rPr>
-      </w:r>
-      <w:hyperlink r:id="rId78">
-        <w:r>
-          <w:rPr>
-            <w:rtl/>
-            <w:cs/>
-            <w:lang w:val="ar_AE" w:bidi="ar_AE"/>
-          </w:rPr>
-          <w:rPr>
-            <w:color w:val="0000EE"/>
-            <w:u w:val="single"/>
-          </w:rPr>
-          <w:t>أعمال الرسل 10: 8</w:t>
-        </w:r>
-      </w:hyperlink>
-    </w:p>
-    <w:p>
-      <w:pPr>
-        <w:pStyle w:val="ListBullet"/>
-        <w:bidi/>
-        <w:spacing w:line="240" w:lineRule="auto"/>
-        <w:ind w:left="720"/>
-      </w:pPr>
-      <w:r>
-        <w:rPr>
-          <w:rtl/>
-          <w:cs/>
-          <w:lang w:val="ar_AE" w:bidi="ar_AE"/>
-        </w:rPr>
-      </w:r>
-      <w:hyperlink r:id="rId79">
-        <w:r>
-          <w:rPr>
-            <w:rtl/>
-            <w:cs/>
-            <w:lang w:val="ar_AE" w:bidi="ar_AE"/>
-          </w:rPr>
-          <w:rPr>
-            <w:color w:val="0000EE"/>
-            <w:u w:val="single"/>
-          </w:rPr>
-          <w:t>أعمال الرسل 10: 18</w:t>
-        </w:r>
-      </w:hyperlink>
-    </w:p>
-    <w:p>
-      <w:pPr>
-        <w:pStyle w:val="ListBullet"/>
-        <w:bidi/>
-        <w:spacing w:line="240" w:lineRule="auto"/>
-        <w:ind w:left="720"/>
-      </w:pPr>
-      <w:r>
-        <w:rPr>
-          <w:rtl/>
-          <w:cs/>
-          <w:lang w:val="ar_AE" w:bidi="ar_AE"/>
-        </w:rPr>
-      </w:r>
-      <w:hyperlink r:id="rId80">
-        <w:r>
-          <w:rPr>
-            <w:rtl/>
-            <w:cs/>
-            <w:lang w:val="ar_AE" w:bidi="ar_AE"/>
-          </w:rPr>
-          <w:rPr>
-            <w:color w:val="0000EE"/>
-            <w:u w:val="single"/>
-          </w:rPr>
-          <w:t>أعمال الرسل 10: 22</w:t>
-        </w:r>
-      </w:hyperlink>
-    </w:p>
-    <w:p>
-      <w:pPr>
-        <w:pStyle w:val="ListBullet"/>
-        <w:bidi/>
-        <w:spacing w:line="240" w:lineRule="auto"/>
-        <w:ind w:left="720"/>
-      </w:pPr>
-      <w:r>
-        <w:rPr>
-          <w:rtl/>
-          <w:cs/>
-          <w:lang w:val="ar_AE" w:bidi="ar_AE"/>
-        </w:rPr>
-      </w:r>
-      <w:hyperlink r:id="rId81">
-        <w:r>
-          <w:rPr>
-            <w:rtl/>
-            <w:cs/>
-            <w:lang w:val="ar_AE" w:bidi="ar_AE"/>
-          </w:rPr>
-          <w:rPr>
-            <w:color w:val="0000EE"/>
-            <w:u w:val="single"/>
-          </w:rPr>
-          <w:t>أعمال الرسل 10: 24</w:t>
-        </w:r>
-      </w:hyperlink>
-    </w:p>
-    <w:p>
-      <w:pPr>
-        <w:pStyle w:val="ListBullet"/>
-        <w:bidi/>
-        <w:spacing w:line="240" w:lineRule="auto"/>
-        <w:ind w:left="720"/>
-      </w:pPr>
-      <w:r>
-        <w:rPr>
-          <w:rtl/>
-          <w:cs/>
-          <w:lang w:val="ar_AE" w:bidi="ar_AE"/>
-        </w:rPr>
-      </w:r>
-      <w:hyperlink r:id="rId82">
-        <w:r>
-          <w:rPr>
-            <w:rtl/>
-            <w:cs/>
-            <w:lang w:val="ar_AE" w:bidi="ar_AE"/>
-          </w:rPr>
-          <w:rPr>
-            <w:color w:val="0000EE"/>
-            <w:u w:val="single"/>
-          </w:rPr>
-          <w:t>أعمال الرسل 10: 26</w:t>
-        </w:r>
-      </w:hyperlink>
-    </w:p>
-    <w:p>
-      <w:pPr>
-        <w:pStyle w:val="ListBullet"/>
-        <w:bidi/>
-        <w:spacing w:line="240" w:lineRule="auto"/>
-        <w:ind w:left="720"/>
-      </w:pPr>
-      <w:r>
-        <w:rPr>
-          <w:rtl/>
-          <w:cs/>
-          <w:lang w:val="ar_AE" w:bidi="ar_AE"/>
-        </w:rPr>
-      </w:r>
-      <w:hyperlink r:id="rId83">
-        <w:r>
-          <w:rPr>
-            <w:rtl/>
-            <w:cs/>
-            <w:lang w:val="ar_AE" w:bidi="ar_AE"/>
-          </w:rPr>
-          <w:rPr>
-            <w:color w:val="0000EE"/>
-            <w:u w:val="single"/>
-          </w:rPr>
-          <w:t>أعمال الرسل 10: 30</w:t>
-        </w:r>
-      </w:hyperlink>
+      <w:r>
+        <w:rPr>
+          <w:rtl/>
+          <w:cs/>
+          <w:lang w:val="ar_AE" w:bidi="ar_AE"/>
+        </w:rPr>
+        <w:t>أعمال الرسل 10: 1</w:t>
+      </w:r>
+    </w:p>
+    <w:p>
+      <w:pPr>
+        <w:pStyle w:val="ListBullet"/>
+        <w:bidi/>
+        <w:spacing w:line="240" w:lineRule="auto"/>
+        <w:ind w:left="720"/>
+      </w:pPr>
+      <w:r>
+        <w:rPr>
+          <w:rtl/>
+          <w:cs/>
+          <w:lang w:val="ar_AE" w:bidi="ar_AE"/>
+        </w:rPr>
+      </w:r>
+      <w:r>
+        <w:rPr>
+          <w:rtl/>
+          <w:cs/>
+          <w:lang w:val="ar_AE" w:bidi="ar_AE"/>
+        </w:rPr>
+        <w:t>أعمال الرسل 10: 8</w:t>
+      </w:r>
+    </w:p>
+    <w:p>
+      <w:pPr>
+        <w:pStyle w:val="ListBullet"/>
+        <w:bidi/>
+        <w:spacing w:line="240" w:lineRule="auto"/>
+        <w:ind w:left="720"/>
+      </w:pPr>
+      <w:r>
+        <w:rPr>
+          <w:rtl/>
+          <w:cs/>
+          <w:lang w:val="ar_AE" w:bidi="ar_AE"/>
+        </w:rPr>
+      </w:r>
+      <w:r>
+        <w:rPr>
+          <w:rtl/>
+          <w:cs/>
+          <w:lang w:val="ar_AE" w:bidi="ar_AE"/>
+        </w:rPr>
+        <w:t>أعمال الرسل 10: 18</w:t>
+      </w:r>
+    </w:p>
+    <w:p>
+      <w:pPr>
+        <w:pStyle w:val="ListBullet"/>
+        <w:bidi/>
+        <w:spacing w:line="240" w:lineRule="auto"/>
+        <w:ind w:left="720"/>
+      </w:pPr>
+      <w:r>
+        <w:rPr>
+          <w:rtl/>
+          <w:cs/>
+          <w:lang w:val="ar_AE" w:bidi="ar_AE"/>
+        </w:rPr>
+      </w:r>
+      <w:r>
+        <w:rPr>
+          <w:rtl/>
+          <w:cs/>
+          <w:lang w:val="ar_AE" w:bidi="ar_AE"/>
+        </w:rPr>
+        <w:t>أعمال الرسل 10: 22</w:t>
+      </w:r>
+    </w:p>
+    <w:p>
+      <w:pPr>
+        <w:pStyle w:val="ListBullet"/>
+        <w:bidi/>
+        <w:spacing w:line="240" w:lineRule="auto"/>
+        <w:ind w:left="720"/>
+      </w:pPr>
+      <w:r>
+        <w:rPr>
+          <w:rtl/>
+          <w:cs/>
+          <w:lang w:val="ar_AE" w:bidi="ar_AE"/>
+        </w:rPr>
+      </w:r>
+      <w:r>
+        <w:rPr>
+          <w:rtl/>
+          <w:cs/>
+          <w:lang w:val="ar_AE" w:bidi="ar_AE"/>
+        </w:rPr>
+        <w:t>أعمال الرسل 10: 24</w:t>
+      </w:r>
+    </w:p>
+    <w:p>
+      <w:pPr>
+        <w:pStyle w:val="ListBullet"/>
+        <w:bidi/>
+        <w:spacing w:line="240" w:lineRule="auto"/>
+        <w:ind w:left="720"/>
+      </w:pPr>
+      <w:r>
+        <w:rPr>
+          <w:rtl/>
+          <w:cs/>
+          <w:lang w:val="ar_AE" w:bidi="ar_AE"/>
+        </w:rPr>
+      </w:r>
+      <w:r>
+        <w:rPr>
+          <w:rtl/>
+          <w:cs/>
+          <w:lang w:val="ar_AE" w:bidi="ar_AE"/>
+        </w:rPr>
+        <w:t>أعمال الرسل 10: 26</w:t>
+      </w:r>
+    </w:p>
+    <w:p>
+      <w:pPr>
+        <w:pStyle w:val="ListBullet"/>
+        <w:bidi/>
+        <w:spacing w:line="240" w:lineRule="auto"/>
+        <w:ind w:left="720"/>
+      </w:pPr>
+      <w:r>
+        <w:rPr>
+          <w:rtl/>
+          <w:cs/>
+          <w:lang w:val="ar_AE" w:bidi="ar_AE"/>
+        </w:rPr>
+      </w:r>
+      <w:r>
+        <w:rPr>
+          <w:rtl/>
+          <w:cs/>
+          <w:lang w:val="ar_AE" w:bidi="ar_AE"/>
+        </w:rPr>
+        <w:t>أعمال الرسل 10: 30</w:t>
+      </w:r>
     </w:p>
     <w:p>
       <w:pPr>
@@ -7709,136 +7283,106 @@
           <w:lang w:val="ar_AE" w:bidi="ar_AE"/>
         </w:rPr>
       </w:r>
-      <w:hyperlink r:id="rId84">
-        <w:r>
-          <w:rPr>
-            <w:rtl/>
-            <w:cs/>
-            <w:lang w:val="ar_AE" w:bidi="ar_AE"/>
-          </w:rPr>
-          <w:rPr>
-            <w:color w:val="0000EE"/>
-            <w:u w:val="single"/>
-          </w:rPr>
-          <w:t>1 أخبار الأيام 13: 6</w:t>
-        </w:r>
-      </w:hyperlink>
-    </w:p>
-    <w:p>
-      <w:pPr>
-        <w:pStyle w:val="ListBullet"/>
-        <w:bidi/>
-        <w:spacing w:line="240" w:lineRule="auto"/>
-        <w:ind w:left="720"/>
-      </w:pPr>
-      <w:r>
-        <w:rPr>
-          <w:rtl/>
-          <w:cs/>
-          <w:lang w:val="ar_AE" w:bidi="ar_AE"/>
-        </w:rPr>
-      </w:r>
-      <w:hyperlink r:id="rId85">
-        <w:r>
-          <w:rPr>
-            <w:rtl/>
-            <w:cs/>
-            <w:lang w:val="ar_AE" w:bidi="ar_AE"/>
-          </w:rPr>
-          <w:rPr>
-            <w:color w:val="0000EE"/>
-            <w:u w:val="single"/>
-          </w:rPr>
-          <w:t>1 ملوك 6: 23–26</w:t>
-        </w:r>
-      </w:hyperlink>
-    </w:p>
-    <w:p>
-      <w:pPr>
-        <w:pStyle w:val="ListBullet"/>
-        <w:bidi/>
-        <w:spacing w:line="240" w:lineRule="auto"/>
-        <w:ind w:left="720"/>
-      </w:pPr>
-      <w:r>
-        <w:rPr>
-          <w:rtl/>
-          <w:cs/>
-          <w:lang w:val="ar_AE" w:bidi="ar_AE"/>
-        </w:rPr>
-      </w:r>
-      <w:hyperlink r:id="rId86">
-        <w:r>
-          <w:rPr>
-            <w:rtl/>
-            <w:cs/>
-            <w:lang w:val="ar_AE" w:bidi="ar_AE"/>
-          </w:rPr>
-          <w:rPr>
-            <w:color w:val="0000EE"/>
-            <w:u w:val="single"/>
-          </w:rPr>
-          <w:t>خروج 25: 15–18</w:t>
-        </w:r>
-      </w:hyperlink>
-    </w:p>
-    <w:p>
-      <w:pPr>
-        <w:pStyle w:val="ListBullet"/>
-        <w:bidi/>
-        <w:spacing w:line="240" w:lineRule="auto"/>
-        <w:ind w:left="720"/>
-      </w:pPr>
-      <w:r>
-        <w:rPr>
-          <w:rtl/>
-          <w:cs/>
-          <w:lang w:val="ar_AE" w:bidi="ar_AE"/>
-        </w:rPr>
-      </w:r>
-      <w:hyperlink r:id="rId87">
-        <w:r>
-          <w:rPr>
-            <w:rtl/>
-            <w:cs/>
-            <w:lang w:val="ar_AE" w:bidi="ar_AE"/>
-          </w:rPr>
-          <w:rPr>
-            <w:color w:val="0000EE"/>
-            <w:u w:val="single"/>
-          </w:rPr>
-          <w:t>حزقيال 9: 3</w:t>
-        </w:r>
-      </w:hyperlink>
-    </w:p>
-    <w:p>
-      <w:pPr>
-        <w:pStyle w:val="ListBullet"/>
-        <w:bidi/>
-        <w:spacing w:line="240" w:lineRule="auto"/>
-        <w:ind w:left="720"/>
-      </w:pPr>
-      <w:r>
-        <w:rPr>
-          <w:rtl/>
-          <w:cs/>
-          <w:lang w:val="ar_AE" w:bidi="ar_AE"/>
-        </w:rPr>
-      </w:r>
-      <w:hyperlink r:id="rId88">
-        <w:r>
-          <w:rPr>
-            <w:rtl/>
-            <w:cs/>
-            <w:lang w:val="ar_AE" w:bidi="ar_AE"/>
-          </w:rPr>
-          <w:rPr>
-            <w:color w:val="0000EE"/>
-            <w:u w:val="single"/>
-          </w:rPr>
-          <w:t>تكوين 3: 22–24</w:t>
-        </w:r>
-      </w:hyperlink>
+      <w:r>
+        <w:rPr>
+          <w:rtl/>
+          <w:cs/>
+          <w:lang w:val="ar_AE" w:bidi="ar_AE"/>
+        </w:rPr>
+        <w:t>1 أخبار الأيام 13: 6</w:t>
+      </w:r>
+    </w:p>
+    <w:p>
+      <w:pPr>
+        <w:pStyle w:val="ListBullet"/>
+        <w:bidi/>
+        <w:spacing w:line="240" w:lineRule="auto"/>
+        <w:ind w:left="720"/>
+      </w:pPr>
+      <w:r>
+        <w:rPr>
+          <w:rtl/>
+          <w:cs/>
+          <w:lang w:val="ar_AE" w:bidi="ar_AE"/>
+        </w:rPr>
+      </w:r>
+      <w:r>
+        <w:rPr>
+          <w:rtl/>
+          <w:cs/>
+          <w:lang w:val="ar_AE" w:bidi="ar_AE"/>
+        </w:rPr>
+        <w:t>1 ملوك 6: 23–26</w:t>
+      </w:r>
+    </w:p>
+    <w:p>
+      <w:pPr>
+        <w:pStyle w:val="ListBullet"/>
+        <w:bidi/>
+        <w:spacing w:line="240" w:lineRule="auto"/>
+        <w:ind w:left="720"/>
+      </w:pPr>
+      <w:r>
+        <w:rPr>
+          <w:rtl/>
+          <w:cs/>
+          <w:lang w:val="ar_AE" w:bidi="ar_AE"/>
+        </w:rPr>
+      </w:r>
+      <w:r>
+        <w:rPr>
+          <w:rtl/>
+          <w:cs/>
+          <w:lang w:val="ar_AE" w:bidi="ar_AE"/>
+        </w:rPr>
+        <w:t>خروج 25: 15–18</w:t>
+      </w:r>
+    </w:p>
+    <w:p>
+      <w:pPr>
+        <w:pStyle w:val="ListBullet"/>
+        <w:bidi/>
+        <w:spacing w:line="240" w:lineRule="auto"/>
+        <w:ind w:left="720"/>
+      </w:pPr>
+      <w:r>
+        <w:rPr>
+          <w:rtl/>
+          <w:cs/>
+          <w:lang w:val="ar_AE" w:bidi="ar_AE"/>
+        </w:rPr>
+      </w:r>
+      <w:r>
+        <w:rPr>
+          <w:rtl/>
+          <w:cs/>
+          <w:lang w:val="ar_AE" w:bidi="ar_AE"/>
+        </w:rPr>
+        <w:t>حزقيال 9: 3</w:t>
+      </w:r>
+    </w:p>
+    <w:p>
+      <w:pPr>
+        <w:pStyle w:val="ListBullet"/>
+        <w:bidi/>
+        <w:spacing w:line="240" w:lineRule="auto"/>
+        <w:ind w:left="720"/>
+      </w:pPr>
+      <w:r>
+        <w:rPr>
+          <w:rtl/>
+          <w:cs/>
+          <w:lang w:val="ar_AE" w:bidi="ar_AE"/>
+        </w:rPr>
+      </w:r>
+      <w:r>
+        <w:rPr>
+          <w:rtl/>
+          <w:cs/>
+          <w:lang w:val="ar_AE" w:bidi="ar_AE"/>
+        </w:rPr>
+        <w:t>تكوين 3: 22–24</w:t>
+      </w:r>
     </w:p>
     <w:p>
       <w:pPr>
@@ -8052,107 +7596,83 @@
           <w:lang w:val="ar_AE" w:bidi="ar_AE"/>
         </w:rPr>
       </w:r>
-      <w:hyperlink r:id="rId89">
-        <w:r>
-          <w:rPr>
-            <w:rtl/>
-            <w:cs/>
-            <w:lang w:val="ar_AE" w:bidi="ar_AE"/>
-          </w:rPr>
-          <w:rPr>
-            <w:color w:val="0000EE"/>
-            <w:u w:val="single"/>
-          </w:rPr>
-          <w:t>أعمال الرسل2 :11</w:t>
-        </w:r>
-      </w:hyperlink>
-    </w:p>
-    <w:p>
-      <w:pPr>
-        <w:pStyle w:val="ListBullet"/>
-        <w:bidi/>
-        <w:spacing w:line="240" w:lineRule="auto"/>
-        <w:ind w:left="720"/>
-      </w:pPr>
-      <w:r>
-        <w:rPr>
-          <w:rtl/>
-          <w:cs/>
-          <w:lang w:val="ar_AE" w:bidi="ar_AE"/>
-        </w:rPr>
-      </w:r>
-      <w:hyperlink r:id="rId90">
-        <w:r>
-          <w:rPr>
-            <w:rtl/>
-            <w:cs/>
-            <w:lang w:val="ar_AE" w:bidi="ar_AE"/>
-          </w:rPr>
-          <w:rPr>
-            <w:color w:val="0000EE"/>
-            <w:u w:val="single"/>
-          </w:rPr>
-          <w:t>أعمال الرسل27 :8</w:t>
-        </w:r>
-      </w:hyperlink>
-    </w:p>
-    <w:p>
-      <w:pPr>
-        <w:pStyle w:val="ListBullet"/>
-        <w:bidi/>
-        <w:spacing w:line="240" w:lineRule="auto"/>
-        <w:ind w:left="720"/>
-      </w:pPr>
-      <w:r>
-        <w:rPr>
-          <w:rtl/>
-          <w:cs/>
-          <w:lang w:val="ar_AE" w:bidi="ar_AE"/>
-        </w:rPr>
-      </w:r>
-      <w:hyperlink r:id="rId91">
-        <w:r>
-          <w:rPr>
-            <w:rtl/>
-            <w:cs/>
-            <w:lang w:val="ar_AE" w:bidi="ar_AE"/>
-          </w:rPr>
-          <w:rPr>
-            <w:color w:val="0000EE"/>
-            <w:u w:val="single"/>
-          </w:rPr>
-          <w:t>عاموس9 :7–8</w:t>
-        </w:r>
-      </w:hyperlink>
-    </w:p>
-    <w:p>
-      <w:pPr>
-        <w:pStyle w:val="ListBullet"/>
-        <w:bidi/>
-        <w:spacing w:line="240" w:lineRule="auto"/>
-        <w:ind w:left="720"/>
-      </w:pPr>
-      <w:r>
-        <w:rPr>
-          <w:rtl/>
-          <w:cs/>
-          <w:lang w:val="ar_AE" w:bidi="ar_AE"/>
-        </w:rPr>
-      </w:r>
-      <w:hyperlink r:id="rId92">
-        <w:r>
-          <w:rPr>
-            <w:rtl/>
-            <w:cs/>
-            <w:lang w:val="ar_AE" w:bidi="ar_AE"/>
-          </w:rPr>
-          <w:rPr>
-            <w:color w:val="0000EE"/>
-            <w:u w:val="single"/>
-          </w:rPr>
-          <w:t>تيطس1 :12</w:t>
-        </w:r>
-      </w:hyperlink>
+      <w:r>
+        <w:rPr>
+          <w:rtl/>
+          <w:cs/>
+          <w:lang w:val="ar_AE" w:bidi="ar_AE"/>
+        </w:rPr>
+        <w:t>أعمال الرسل2 :11</w:t>
+      </w:r>
+    </w:p>
+    <w:p>
+      <w:pPr>
+        <w:pStyle w:val="ListBullet"/>
+        <w:bidi/>
+        <w:spacing w:line="240" w:lineRule="auto"/>
+        <w:ind w:left="720"/>
+      </w:pPr>
+      <w:r>
+        <w:rPr>
+          <w:rtl/>
+          <w:cs/>
+          <w:lang w:val="ar_AE" w:bidi="ar_AE"/>
+        </w:rPr>
+      </w:r>
+      <w:r>
+        <w:rPr>
+          <w:rtl/>
+          <w:cs/>
+          <w:lang w:val="ar_AE" w:bidi="ar_AE"/>
+        </w:rPr>
+        <w:t>أعمال الرسل27 :8</w:t>
+      </w:r>
+    </w:p>
+    <w:p>
+      <w:pPr>
+        <w:pStyle w:val="ListBullet"/>
+        <w:bidi/>
+        <w:spacing w:line="240" w:lineRule="auto"/>
+        <w:ind w:left="720"/>
+      </w:pPr>
+      <w:r>
+        <w:rPr>
+          <w:rtl/>
+          <w:cs/>
+          <w:lang w:val="ar_AE" w:bidi="ar_AE"/>
+        </w:rPr>
+      </w:r>
+      <w:r>
+        <w:rPr>
+          <w:rtl/>
+          <w:cs/>
+          <w:lang w:val="ar_AE" w:bidi="ar_AE"/>
+        </w:rPr>
+        <w:t>عاموس9 :7–8</w:t>
+      </w:r>
+    </w:p>
+    <w:p>
+      <w:pPr>
+        <w:pStyle w:val="ListBullet"/>
+        <w:bidi/>
+        <w:spacing w:line="240" w:lineRule="auto"/>
+        <w:ind w:left="720"/>
+      </w:pPr>
+      <w:r>
+        <w:rPr>
+          <w:rtl/>
+          <w:cs/>
+          <w:lang w:val="ar_AE" w:bidi="ar_AE"/>
+        </w:rPr>
+      </w:r>
+      <w:r>
+        <w:rPr>
+          <w:rtl/>
+          <w:cs/>
+          <w:lang w:val="ar_AE" w:bidi="ar_AE"/>
+        </w:rPr>
+        <w:t>تيطس1 :12</w:t>
+      </w:r>
     </w:p>
     <w:p>
       <w:pPr>
@@ -8540,20 +8060,14 @@
           <w:lang w:val="ar_AE" w:bidi="ar_AE"/>
         </w:rPr>
       </w:r>
-      <w:hyperlink r:id="rId93">
-        <w:r>
-          <w:rPr>
-            <w:rtl/>
-            <w:cs/>
-            <w:lang w:val="ar_AE" w:bidi="ar_AE"/>
-          </w:rPr>
-          <w:rPr>
-            <w:color w:val="0000EE"/>
-            <w:u w:val="single"/>
-          </w:rPr>
-          <w:t>صفنيا 2: 5</w:t>
-        </w:r>
-      </w:hyperlink>
+      <w:r>
+        <w:rPr>
+          <w:rtl/>
+          <w:cs/>
+          <w:lang w:val="ar_AE" w:bidi="ar_AE"/>
+        </w:rPr>
+        <w:t>صفنيا 2: 5</w:t>
+      </w:r>
     </w:p>
     <w:p>
       <w:pPr>
@@ -8953,136 +8467,106 @@
           <w:lang w:val="ar_AE" w:bidi="ar_AE"/>
         </w:rPr>
       </w:r>
-      <w:hyperlink r:id="rId94">
-        <w:r>
-          <w:rPr>
-            <w:rtl/>
-            <w:cs/>
-            <w:lang w:val="ar_AE" w:bidi="ar_AE"/>
-          </w:rPr>
-          <w:rPr>
-            <w:color w:val="0000EE"/>
-            <w:u w:val="single"/>
-          </w:rPr>
-          <w:t>حزقيال 43 :25–27</w:t>
-        </w:r>
-      </w:hyperlink>
-    </w:p>
-    <w:p>
-      <w:pPr>
-        <w:pStyle w:val="ListBullet"/>
-        <w:bidi/>
-        <w:spacing w:line="240" w:lineRule="auto"/>
-        <w:ind w:left="720"/>
-      </w:pPr>
-      <w:r>
-        <w:rPr>
-          <w:rtl/>
-          <w:cs/>
-          <w:lang w:val="ar_AE" w:bidi="ar_AE"/>
-        </w:rPr>
-      </w:r>
-      <w:hyperlink r:id="rId95">
-        <w:r>
-          <w:rPr>
-            <w:rtl/>
-            <w:cs/>
-            <w:lang w:val="ar_AE" w:bidi="ar_AE"/>
-          </w:rPr>
-          <w:rPr>
-            <w:color w:val="0000EE"/>
-            <w:u w:val="single"/>
-          </w:rPr>
-          <w:t>حزقيال 45: 18–20</w:t>
-        </w:r>
-      </w:hyperlink>
-    </w:p>
-    <w:p>
-      <w:pPr>
-        <w:pStyle w:val="ListBullet"/>
-        <w:bidi/>
-        <w:spacing w:line="240" w:lineRule="auto"/>
-        <w:ind w:left="720"/>
-      </w:pPr>
-      <w:r>
-        <w:rPr>
-          <w:rtl/>
-          <w:cs/>
-          <w:lang w:val="ar_AE" w:bidi="ar_AE"/>
-        </w:rPr>
-      </w:r>
-      <w:hyperlink r:id="rId96">
-        <w:r>
-          <w:rPr>
-            <w:rtl/>
-            <w:cs/>
-            <w:lang w:val="ar_AE" w:bidi="ar_AE"/>
-          </w:rPr>
-          <w:rPr>
-            <w:color w:val="0000EE"/>
-            <w:u w:val="single"/>
-          </w:rPr>
-          <w:t>لاويين 4: 20</w:t>
-        </w:r>
-      </w:hyperlink>
-    </w:p>
-    <w:p>
-      <w:pPr>
-        <w:pStyle w:val="ListBullet"/>
-        <w:bidi/>
-        <w:spacing w:line="240" w:lineRule="auto"/>
-        <w:ind w:left="720"/>
-      </w:pPr>
-      <w:r>
-        <w:rPr>
-          <w:rtl/>
-          <w:cs/>
-          <w:lang w:val="ar_AE" w:bidi="ar_AE"/>
-        </w:rPr>
-      </w:r>
-      <w:hyperlink r:id="rId97">
-        <w:r>
-          <w:rPr>
-            <w:rtl/>
-            <w:cs/>
-            <w:lang w:val="ar_AE" w:bidi="ar_AE"/>
-          </w:rPr>
-          <w:rPr>
-            <w:color w:val="0000EE"/>
-            <w:u w:val="single"/>
-          </w:rPr>
-          <w:t>عدد 5: 8</w:t>
-        </w:r>
-      </w:hyperlink>
-    </w:p>
-    <w:p>
-      <w:pPr>
-        <w:pStyle w:val="ListBullet"/>
-        <w:bidi/>
-        <w:spacing w:line="240" w:lineRule="auto"/>
-        <w:ind w:left="720"/>
-      </w:pPr>
-      <w:r>
-        <w:rPr>
-          <w:rtl/>
-          <w:cs/>
-          <w:lang w:val="ar_AE" w:bidi="ar_AE"/>
-        </w:rPr>
-      </w:r>
-      <w:hyperlink r:id="rId98">
-        <w:r>
-          <w:rPr>
-            <w:rtl/>
-            <w:cs/>
-            <w:lang w:val="ar_AE" w:bidi="ar_AE"/>
-          </w:rPr>
-          <w:rPr>
-            <w:color w:val="0000EE"/>
-            <w:u w:val="single"/>
-          </w:rPr>
-          <w:t>عدد 28: 22</w:t>
-        </w:r>
-      </w:hyperlink>
+      <w:r>
+        <w:rPr>
+          <w:rtl/>
+          <w:cs/>
+          <w:lang w:val="ar_AE" w:bidi="ar_AE"/>
+        </w:rPr>
+        <w:t>حزقيال 43 :25–27</w:t>
+      </w:r>
+    </w:p>
+    <w:p>
+      <w:pPr>
+        <w:pStyle w:val="ListBullet"/>
+        <w:bidi/>
+        <w:spacing w:line="240" w:lineRule="auto"/>
+        <w:ind w:left="720"/>
+      </w:pPr>
+      <w:r>
+        <w:rPr>
+          <w:rtl/>
+          <w:cs/>
+          <w:lang w:val="ar_AE" w:bidi="ar_AE"/>
+        </w:rPr>
+      </w:r>
+      <w:r>
+        <w:rPr>
+          <w:rtl/>
+          <w:cs/>
+          <w:lang w:val="ar_AE" w:bidi="ar_AE"/>
+        </w:rPr>
+        <w:t>حزقيال 45: 18–20</w:t>
+      </w:r>
+    </w:p>
+    <w:p>
+      <w:pPr>
+        <w:pStyle w:val="ListBullet"/>
+        <w:bidi/>
+        <w:spacing w:line="240" w:lineRule="auto"/>
+        <w:ind w:left="720"/>
+      </w:pPr>
+      <w:r>
+        <w:rPr>
+          <w:rtl/>
+          <w:cs/>
+          <w:lang w:val="ar_AE" w:bidi="ar_AE"/>
+        </w:rPr>
+      </w:r>
+      <w:r>
+        <w:rPr>
+          <w:rtl/>
+          <w:cs/>
+          <w:lang w:val="ar_AE" w:bidi="ar_AE"/>
+        </w:rPr>
+        <w:t>لاويين 4: 20</w:t>
+      </w:r>
+    </w:p>
+    <w:p>
+      <w:pPr>
+        <w:pStyle w:val="ListBullet"/>
+        <w:bidi/>
+        <w:spacing w:line="240" w:lineRule="auto"/>
+        <w:ind w:left="720"/>
+      </w:pPr>
+      <w:r>
+        <w:rPr>
+          <w:rtl/>
+          <w:cs/>
+          <w:lang w:val="ar_AE" w:bidi="ar_AE"/>
+        </w:rPr>
+      </w:r>
+      <w:r>
+        <w:rPr>
+          <w:rtl/>
+          <w:cs/>
+          <w:lang w:val="ar_AE" w:bidi="ar_AE"/>
+        </w:rPr>
+        <w:t>عدد 5: 8</w:t>
+      </w:r>
+    </w:p>
+    <w:p>
+      <w:pPr>
+        <w:pStyle w:val="ListBullet"/>
+        <w:bidi/>
+        <w:spacing w:line="240" w:lineRule="auto"/>
+        <w:ind w:left="720"/>
+      </w:pPr>
+      <w:r>
+        <w:rPr>
+          <w:rtl/>
+          <w:cs/>
+          <w:lang w:val="ar_AE" w:bidi="ar_AE"/>
+        </w:rPr>
+      </w:r>
+      <w:r>
+        <w:rPr>
+          <w:rtl/>
+          <w:cs/>
+          <w:lang w:val="ar_AE" w:bidi="ar_AE"/>
+        </w:rPr>
+        <w:t>عدد 28: 22</w:t>
+      </w:r>
     </w:p>
     <w:p>
       <w:pPr>
@@ -9408,194 +8892,152 @@
           <w:lang w:val="ar_AE" w:bidi="ar_AE"/>
         </w:rPr>
       </w:r>
-      <w:hyperlink r:id="rId99">
-        <w:r>
-          <w:rPr>
-            <w:rtl/>
-            <w:cs/>
-            <w:lang w:val="ar_AE" w:bidi="ar_AE"/>
-          </w:rPr>
-          <w:rPr>
-            <w:color w:val="0000EE"/>
-            <w:u w:val="single"/>
-          </w:rPr>
-          <w:t>يوحنا2 :12</w:t>
-        </w:r>
-      </w:hyperlink>
-    </w:p>
-    <w:p>
-      <w:pPr>
-        <w:pStyle w:val="ListBullet"/>
-        <w:bidi/>
-        <w:spacing w:line="240" w:lineRule="auto"/>
-        <w:ind w:left="720"/>
-      </w:pPr>
-      <w:r>
-        <w:rPr>
-          <w:rtl/>
-          <w:cs/>
-          <w:lang w:val="ar_AE" w:bidi="ar_AE"/>
-        </w:rPr>
-      </w:r>
-      <w:hyperlink r:id="rId100">
-        <w:r>
-          <w:rPr>
-            <w:rtl/>
-            <w:cs/>
-            <w:lang w:val="ar_AE" w:bidi="ar_AE"/>
-          </w:rPr>
-          <w:rPr>
-            <w:color w:val="0000EE"/>
-            <w:u w:val="single"/>
-          </w:rPr>
-          <w:t>لوقا4 :31</w:t>
-        </w:r>
-      </w:hyperlink>
-    </w:p>
-    <w:p>
-      <w:pPr>
-        <w:pStyle w:val="ListBullet"/>
-        <w:bidi/>
-        <w:spacing w:line="240" w:lineRule="auto"/>
-        <w:ind w:left="720"/>
-      </w:pPr>
-      <w:r>
-        <w:rPr>
-          <w:rtl/>
-          <w:cs/>
-          <w:lang w:val="ar_AE" w:bidi="ar_AE"/>
-        </w:rPr>
-      </w:r>
-      <w:hyperlink r:id="rId101">
-        <w:r>
-          <w:rPr>
-            <w:rtl/>
-            <w:cs/>
-            <w:lang w:val="ar_AE" w:bidi="ar_AE"/>
-          </w:rPr>
-          <w:rPr>
-            <w:color w:val="0000EE"/>
-            <w:u w:val="single"/>
-          </w:rPr>
-          <w:t>لوقا7 :1</w:t>
-        </w:r>
-      </w:hyperlink>
-    </w:p>
-    <w:p>
-      <w:pPr>
-        <w:pStyle w:val="ListBullet"/>
-        <w:bidi/>
-        <w:spacing w:line="240" w:lineRule="auto"/>
-        <w:ind w:left="720"/>
-      </w:pPr>
-      <w:r>
-        <w:rPr>
-          <w:rtl/>
-          <w:cs/>
-          <w:lang w:val="ar_AE" w:bidi="ar_AE"/>
-        </w:rPr>
-      </w:r>
-      <w:hyperlink r:id="rId102">
-        <w:r>
-          <w:rPr>
-            <w:rtl/>
-            <w:cs/>
-            <w:lang w:val="ar_AE" w:bidi="ar_AE"/>
-          </w:rPr>
-          <w:rPr>
-            <w:color w:val="0000EE"/>
-            <w:u w:val="single"/>
-          </w:rPr>
-          <w:t>مرقس1 :21</w:t>
-        </w:r>
-      </w:hyperlink>
-    </w:p>
-    <w:p>
-      <w:pPr>
-        <w:pStyle w:val="ListBullet"/>
-        <w:bidi/>
-        <w:spacing w:line="240" w:lineRule="auto"/>
-        <w:ind w:left="720"/>
-      </w:pPr>
-      <w:r>
-        <w:rPr>
-          <w:rtl/>
-          <w:cs/>
-          <w:lang w:val="ar_AE" w:bidi="ar_AE"/>
-        </w:rPr>
-      </w:r>
-      <w:hyperlink r:id="rId103">
-        <w:r>
-          <w:rPr>
-            <w:rtl/>
-            <w:cs/>
-            <w:lang w:val="ar_AE" w:bidi="ar_AE"/>
-          </w:rPr>
-          <w:rPr>
-            <w:color w:val="0000EE"/>
-            <w:u w:val="single"/>
-          </w:rPr>
-          <w:t>مرقس2 :2</w:t>
-        </w:r>
-      </w:hyperlink>
-    </w:p>
-    <w:p>
-      <w:pPr>
-        <w:pStyle w:val="ListBullet"/>
-        <w:bidi/>
-        <w:spacing w:line="240" w:lineRule="auto"/>
-        <w:ind w:left="720"/>
-      </w:pPr>
-      <w:r>
-        <w:rPr>
-          <w:rtl/>
-          <w:cs/>
-          <w:lang w:val="ar_AE" w:bidi="ar_AE"/>
-        </w:rPr>
-      </w:r>
-      <w:hyperlink r:id="rId104">
-        <w:r>
-          <w:rPr>
-            <w:rtl/>
-            <w:cs/>
-            <w:lang w:val="ar_AE" w:bidi="ar_AE"/>
-          </w:rPr>
-          <w:rPr>
-            <w:color w:val="0000EE"/>
-            <w:u w:val="single"/>
-          </w:rPr>
-          <w:t>متى4 :12–13</w:t>
-        </w:r>
-      </w:hyperlink>
-    </w:p>
-    <w:p>
-      <w:pPr>
-        <w:pStyle w:val="ListBullet"/>
-        <w:bidi/>
-        <w:spacing w:line="240" w:lineRule="auto"/>
-        <w:ind w:left="720"/>
-      </w:pPr>
-      <w:r>
-        <w:rPr>
-          <w:rtl/>
-          <w:cs/>
-          <w:lang w:val="ar_AE" w:bidi="ar_AE"/>
-        </w:rPr>
-      </w:r>
-      <w:hyperlink r:id="rId105">
-        <w:r>
-          <w:rPr>
-            <w:rtl/>
-            <w:cs/>
-            <w:lang w:val="ar_AE" w:bidi="ar_AE"/>
-          </w:rPr>
-          <w:rPr>
-            <w:color w:val="0000EE"/>
-            <w:u w:val="single"/>
-          </w:rPr>
-          <w:t>متى17 :24–25</w:t>
-        </w:r>
-      </w:hyperlink>
+      <w:r>
+        <w:rPr>
+          <w:rtl/>
+          <w:cs/>
+          <w:lang w:val="ar_AE" w:bidi="ar_AE"/>
+        </w:rPr>
+        <w:t>يوحنا2 :12</w:t>
+      </w:r>
+    </w:p>
+    <w:p>
+      <w:pPr>
+        <w:pStyle w:val="ListBullet"/>
+        <w:bidi/>
+        <w:spacing w:line="240" w:lineRule="auto"/>
+        <w:ind w:left="720"/>
+      </w:pPr>
+      <w:r>
+        <w:rPr>
+          <w:rtl/>
+          <w:cs/>
+          <w:lang w:val="ar_AE" w:bidi="ar_AE"/>
+        </w:rPr>
+      </w:r>
+      <w:r>
+        <w:rPr>
+          <w:rtl/>
+          <w:cs/>
+          <w:lang w:val="ar_AE" w:bidi="ar_AE"/>
+        </w:rPr>
+        <w:t>لوقا4 :31</w:t>
+      </w:r>
+    </w:p>
+    <w:p>
+      <w:pPr>
+        <w:pStyle w:val="ListBullet"/>
+        <w:bidi/>
+        <w:spacing w:line="240" w:lineRule="auto"/>
+        <w:ind w:left="720"/>
+      </w:pPr>
+      <w:r>
+        <w:rPr>
+          <w:rtl/>
+          <w:cs/>
+          <w:lang w:val="ar_AE" w:bidi="ar_AE"/>
+        </w:rPr>
+      </w:r>
+      <w:r>
+        <w:rPr>
+          <w:rtl/>
+          <w:cs/>
+          <w:lang w:val="ar_AE" w:bidi="ar_AE"/>
+        </w:rPr>
+        <w:t>لوقا7 :1</w:t>
+      </w:r>
+    </w:p>
+    <w:p>
+      <w:pPr>
+        <w:pStyle w:val="ListBullet"/>
+        <w:bidi/>
+        <w:spacing w:line="240" w:lineRule="auto"/>
+        <w:ind w:left="720"/>
+      </w:pPr>
+      <w:r>
+        <w:rPr>
+          <w:rtl/>
+          <w:cs/>
+          <w:lang w:val="ar_AE" w:bidi="ar_AE"/>
+        </w:rPr>
+      </w:r>
+      <w:r>
+        <w:rPr>
+          <w:rtl/>
+          <w:cs/>
+          <w:lang w:val="ar_AE" w:bidi="ar_AE"/>
+        </w:rPr>
+        <w:t>مرقس1 :21</w:t>
+      </w:r>
+    </w:p>
+    <w:p>
+      <w:pPr>
+        <w:pStyle w:val="ListBullet"/>
+        <w:bidi/>
+        <w:spacing w:line="240" w:lineRule="auto"/>
+        <w:ind w:left="720"/>
+      </w:pPr>
+      <w:r>
+        <w:rPr>
+          <w:rtl/>
+          <w:cs/>
+          <w:lang w:val="ar_AE" w:bidi="ar_AE"/>
+        </w:rPr>
+      </w:r>
+      <w:r>
+        <w:rPr>
+          <w:rtl/>
+          <w:cs/>
+          <w:lang w:val="ar_AE" w:bidi="ar_AE"/>
+        </w:rPr>
+        <w:t>مرقس2 :2</w:t>
+      </w:r>
+    </w:p>
+    <w:p>
+      <w:pPr>
+        <w:pStyle w:val="ListBullet"/>
+        <w:bidi/>
+        <w:spacing w:line="240" w:lineRule="auto"/>
+        <w:ind w:left="720"/>
+      </w:pPr>
+      <w:r>
+        <w:rPr>
+          <w:rtl/>
+          <w:cs/>
+          <w:lang w:val="ar_AE" w:bidi="ar_AE"/>
+        </w:rPr>
+      </w:r>
+      <w:r>
+        <w:rPr>
+          <w:rtl/>
+          <w:cs/>
+          <w:lang w:val="ar_AE" w:bidi="ar_AE"/>
+        </w:rPr>
+        <w:t>متى4 :12–13</w:t>
+      </w:r>
+    </w:p>
+    <w:p>
+      <w:pPr>
+        <w:pStyle w:val="ListBullet"/>
+        <w:bidi/>
+        <w:spacing w:line="240" w:lineRule="auto"/>
+        <w:ind w:left="720"/>
+      </w:pPr>
+      <w:r>
+        <w:rPr>
+          <w:rtl/>
+          <w:cs/>
+          <w:lang w:val="ar_AE" w:bidi="ar_AE"/>
+        </w:rPr>
+      </w:r>
+      <w:r>
+        <w:rPr>
+          <w:rtl/>
+          <w:cs/>
+          <w:lang w:val="ar_AE" w:bidi="ar_AE"/>
+        </w:rPr>
+        <w:t>متى17 :24–25</w:t>
+      </w:r>
     </w:p>
     <w:p>
       <w:pPr>
@@ -9936,165 +9378,129 @@
           <w:lang w:val="ar_AE" w:bidi="ar_AE"/>
         </w:rPr>
       </w:r>
-      <w:hyperlink r:id="rId106">
-        <w:r>
-          <w:rPr>
-            <w:rtl/>
-            <w:cs/>
-            <w:lang w:val="ar_AE" w:bidi="ar_AE"/>
-          </w:rPr>
-          <w:rPr>
-            <w:color w:val="0000EE"/>
-            <w:u w:val="single"/>
-          </w:rPr>
-          <w:t>أعمال الرسل 7:4–5</w:t>
-        </w:r>
-      </w:hyperlink>
-    </w:p>
-    <w:p>
-      <w:pPr>
-        <w:pStyle w:val="ListBullet"/>
-        <w:bidi/>
-        <w:spacing w:line="240" w:lineRule="auto"/>
-        <w:ind w:left="720"/>
-      </w:pPr>
-      <w:r>
-        <w:rPr>
-          <w:rtl/>
-          <w:cs/>
-          <w:lang w:val="ar_AE" w:bidi="ar_AE"/>
-        </w:rPr>
-      </w:r>
-      <w:hyperlink r:id="rId107">
-        <w:r>
-          <w:rPr>
-            <w:rtl/>
-            <w:cs/>
-            <w:lang w:val="ar_AE" w:bidi="ar_AE"/>
-          </w:rPr>
-          <w:rPr>
-            <w:color w:val="0000EE"/>
-            <w:u w:val="single"/>
-          </w:rPr>
-          <w:t>حزقيال 1:1</w:t>
-        </w:r>
-      </w:hyperlink>
-    </w:p>
-    <w:p>
-      <w:pPr>
-        <w:pStyle w:val="ListBullet"/>
-        <w:bidi/>
-        <w:spacing w:line="240" w:lineRule="auto"/>
-        <w:ind w:left="720"/>
-      </w:pPr>
-      <w:r>
-        <w:rPr>
-          <w:rtl/>
-          <w:cs/>
-          <w:lang w:val="ar_AE" w:bidi="ar_AE"/>
-        </w:rPr>
-      </w:r>
-      <w:hyperlink r:id="rId108">
-        <w:r>
-          <w:rPr>
-            <w:rtl/>
-            <w:cs/>
-            <w:lang w:val="ar_AE" w:bidi="ar_AE"/>
-          </w:rPr>
-          <w:rPr>
-            <w:color w:val="0000EE"/>
-            <w:u w:val="single"/>
-          </w:rPr>
-          <w:t>تكوين 11:27–28</w:t>
-        </w:r>
-      </w:hyperlink>
-    </w:p>
-    <w:p>
-      <w:pPr>
-        <w:pStyle w:val="ListBullet"/>
-        <w:bidi/>
-        <w:spacing w:line="240" w:lineRule="auto"/>
-        <w:ind w:left="720"/>
-      </w:pPr>
-      <w:r>
-        <w:rPr>
-          <w:rtl/>
-          <w:cs/>
-          <w:lang w:val="ar_AE" w:bidi="ar_AE"/>
-        </w:rPr>
-      </w:r>
-      <w:hyperlink r:id="rId109">
-        <w:r>
-          <w:rPr>
-            <w:rtl/>
-            <w:cs/>
-            <w:lang w:val="ar_AE" w:bidi="ar_AE"/>
-          </w:rPr>
-          <w:rPr>
-            <w:color w:val="0000EE"/>
-            <w:u w:val="single"/>
-          </w:rPr>
-          <w:t>تكوين 11:31–32</w:t>
-        </w:r>
-      </w:hyperlink>
-    </w:p>
-    <w:p>
-      <w:pPr>
-        <w:pStyle w:val="ListBullet"/>
-        <w:bidi/>
-        <w:spacing w:line="240" w:lineRule="auto"/>
-        <w:ind w:left="720"/>
-      </w:pPr>
-      <w:r>
-        <w:rPr>
-          <w:rtl/>
-          <w:cs/>
-          <w:lang w:val="ar_AE" w:bidi="ar_AE"/>
-        </w:rPr>
-      </w:r>
-      <w:hyperlink r:id="rId110">
-        <w:r>
-          <w:rPr>
-            <w:rtl/>
-            <w:cs/>
-            <w:lang w:val="ar_AE" w:bidi="ar_AE"/>
-          </w:rPr>
-          <w:rPr>
-            <w:color w:val="0000EE"/>
-            <w:u w:val="single"/>
-          </w:rPr>
-          <w:t>تكوين 15:6–8</w:t>
-        </w:r>
-      </w:hyperlink>
-    </w:p>
-    <w:p>
-      <w:pPr>
-        <w:pStyle w:val="ListBullet"/>
-        <w:bidi/>
-        <w:spacing w:line="240" w:lineRule="auto"/>
-        <w:ind w:left="720"/>
-      </w:pPr>
-      <w:r>
-        <w:rPr>
-          <w:rtl/>
-          <w:cs/>
-          <w:lang w:val="ar_AE" w:bidi="ar_AE"/>
-        </w:rPr>
-      </w:r>
-      <w:hyperlink r:id="rId111">
-        <w:r>
-          <w:rPr>
-            <w:rtl/>
-            <w:cs/>
-            <w:lang w:val="ar_AE" w:bidi="ar_AE"/>
-          </w:rPr>
-          <w:rPr>
-            <w:color w:val="0000EE"/>
-            <w:u w:val="single"/>
-          </w:rPr>
-          <w:t>إشعياء 13:19</w:t>
-        </w:r>
-      </w:hyperlink>
+      <w:r>
+        <w:rPr>
+          <w:rtl/>
+          <w:cs/>
+          <w:lang w:val="ar_AE" w:bidi="ar_AE"/>
+        </w:rPr>
+        <w:t>أعمال الرسل 7:4–5</w:t>
+      </w:r>
+    </w:p>
+    <w:p>
+      <w:pPr>
+        <w:pStyle w:val="ListBullet"/>
+        <w:bidi/>
+        <w:spacing w:line="240" w:lineRule="auto"/>
+        <w:ind w:left="720"/>
+      </w:pPr>
+      <w:r>
+        <w:rPr>
+          <w:rtl/>
+          <w:cs/>
+          <w:lang w:val="ar_AE" w:bidi="ar_AE"/>
+        </w:rPr>
+      </w:r>
+      <w:r>
+        <w:rPr>
+          <w:rtl/>
+          <w:cs/>
+          <w:lang w:val="ar_AE" w:bidi="ar_AE"/>
+        </w:rPr>
+        <w:t>حزقيال 1:1</w:t>
+      </w:r>
+    </w:p>
+    <w:p>
+      <w:pPr>
+        <w:pStyle w:val="ListBullet"/>
+        <w:bidi/>
+        <w:spacing w:line="240" w:lineRule="auto"/>
+        <w:ind w:left="720"/>
+      </w:pPr>
+      <w:r>
+        <w:rPr>
+          <w:rtl/>
+          <w:cs/>
+          <w:lang w:val="ar_AE" w:bidi="ar_AE"/>
+        </w:rPr>
+      </w:r>
+      <w:r>
+        <w:rPr>
+          <w:rtl/>
+          <w:cs/>
+          <w:lang w:val="ar_AE" w:bidi="ar_AE"/>
+        </w:rPr>
+        <w:t>تكوين 11:27–28</w:t>
+      </w:r>
+    </w:p>
+    <w:p>
+      <w:pPr>
+        <w:pStyle w:val="ListBullet"/>
+        <w:bidi/>
+        <w:spacing w:line="240" w:lineRule="auto"/>
+        <w:ind w:left="720"/>
+      </w:pPr>
+      <w:r>
+        <w:rPr>
+          <w:rtl/>
+          <w:cs/>
+          <w:lang w:val="ar_AE" w:bidi="ar_AE"/>
+        </w:rPr>
+      </w:r>
+      <w:r>
+        <w:rPr>
+          <w:rtl/>
+          <w:cs/>
+          <w:lang w:val="ar_AE" w:bidi="ar_AE"/>
+        </w:rPr>
+        <w:t>تكوين 11:31–32</w:t>
+      </w:r>
+    </w:p>
+    <w:p>
+      <w:pPr>
+        <w:pStyle w:val="ListBullet"/>
+        <w:bidi/>
+        <w:spacing w:line="240" w:lineRule="auto"/>
+        <w:ind w:left="720"/>
+      </w:pPr>
+      <w:r>
+        <w:rPr>
+          <w:rtl/>
+          <w:cs/>
+          <w:lang w:val="ar_AE" w:bidi="ar_AE"/>
+        </w:rPr>
+      </w:r>
+      <w:r>
+        <w:rPr>
+          <w:rtl/>
+          <w:cs/>
+          <w:lang w:val="ar_AE" w:bidi="ar_AE"/>
+        </w:rPr>
+        <w:t>تكوين 15:6–8</w:t>
+      </w:r>
+    </w:p>
+    <w:p>
+      <w:pPr>
+        <w:pStyle w:val="ListBullet"/>
+        <w:bidi/>
+        <w:spacing w:line="240" w:lineRule="auto"/>
+        <w:ind w:left="720"/>
+      </w:pPr>
+      <w:r>
+        <w:rPr>
+          <w:rtl/>
+          <w:cs/>
+          <w:lang w:val="ar_AE" w:bidi="ar_AE"/>
+        </w:rPr>
+      </w:r>
+      <w:r>
+        <w:rPr>
+          <w:rtl/>
+          <w:cs/>
+          <w:lang w:val="ar_AE" w:bidi="ar_AE"/>
+        </w:rPr>
+        <w:t>إشعياء 13:19</w:t>
+      </w:r>
     </w:p>
     <w:p>
       <w:pPr>
@@ -10666,368 +10072,290 @@
           <w:lang w:val="ar_AE" w:bidi="ar_AE"/>
         </w:rPr>
       </w:r>
-      <w:hyperlink r:id="rId112">
-        <w:r>
-          <w:rPr>
-            <w:rtl/>
-            <w:cs/>
-            <w:lang w:val="ar_AE" w:bidi="ar_AE"/>
-          </w:rPr>
-          <w:rPr>
-            <w:color w:val="0000EE"/>
-            <w:u w:val="single"/>
-          </w:rPr>
-          <w:t>تكوين 15: 1</w:t>
-        </w:r>
-      </w:hyperlink>
-    </w:p>
-    <w:p>
-      <w:pPr>
-        <w:pStyle w:val="ListBullet"/>
-        <w:bidi/>
-        <w:spacing w:line="240" w:lineRule="auto"/>
-        <w:ind w:left="720"/>
-      </w:pPr>
-      <w:r>
-        <w:rPr>
-          <w:rtl/>
-          <w:cs/>
-          <w:lang w:val="ar_AE" w:bidi="ar_AE"/>
-        </w:rPr>
-      </w:r>
-      <w:hyperlink r:id="rId113">
-        <w:r>
-          <w:rPr>
-            <w:rtl/>
-            <w:cs/>
-            <w:lang w:val="ar_AE" w:bidi="ar_AE"/>
-          </w:rPr>
-          <w:rPr>
-            <w:color w:val="0000EE"/>
-            <w:u w:val="single"/>
-          </w:rPr>
-          <w:t>1 ملوك 13: 1</w:t>
-        </w:r>
-      </w:hyperlink>
-    </w:p>
-    <w:p>
-      <w:pPr>
-        <w:pStyle w:val="ListBullet"/>
-        <w:bidi/>
-        <w:spacing w:line="240" w:lineRule="auto"/>
-        <w:ind w:left="720"/>
-      </w:pPr>
-      <w:r>
-        <w:rPr>
-          <w:rtl/>
-          <w:cs/>
-          <w:lang w:val="ar_AE" w:bidi="ar_AE"/>
-        </w:rPr>
-      </w:r>
-      <w:hyperlink r:id="rId114">
-        <w:r>
-          <w:rPr>
-            <w:rtl/>
-            <w:cs/>
-            <w:lang w:val="ar_AE" w:bidi="ar_AE"/>
-          </w:rPr>
-          <w:rPr>
-            <w:color w:val="0000EE"/>
-            <w:u w:val="single"/>
-          </w:rPr>
-          <w:t>إرميا 36: 1–3</w:t>
-        </w:r>
-      </w:hyperlink>
-    </w:p>
-    <w:p>
-      <w:pPr>
-        <w:pStyle w:val="ListBullet"/>
-        <w:bidi/>
-        <w:spacing w:line="240" w:lineRule="auto"/>
-        <w:ind w:left="720"/>
-      </w:pPr>
-      <w:r>
-        <w:rPr>
-          <w:rtl/>
-          <w:cs/>
-          <w:lang w:val="ar_AE" w:bidi="ar_AE"/>
-        </w:rPr>
-      </w:r>
-      <w:hyperlink r:id="rId115">
-        <w:r>
-          <w:rPr>
-            <w:rtl/>
-            <w:cs/>
-            <w:lang w:val="ar_AE" w:bidi="ar_AE"/>
-          </w:rPr>
-          <w:rPr>
-            <w:color w:val="0000EE"/>
-            <w:u w:val="single"/>
-          </w:rPr>
-          <w:t>لوقا 8: 11</w:t>
-        </w:r>
-      </w:hyperlink>
-    </w:p>
-    <w:p>
-      <w:pPr>
-        <w:pStyle w:val="ListBullet"/>
-        <w:bidi/>
-        <w:spacing w:line="240" w:lineRule="auto"/>
-        <w:ind w:left="720"/>
-      </w:pPr>
-      <w:r>
-        <w:rPr>
-          <w:rtl/>
-          <w:cs/>
-          <w:lang w:val="ar_AE" w:bidi="ar_AE"/>
-        </w:rPr>
-      </w:r>
-      <w:hyperlink r:id="rId116">
-        <w:r>
-          <w:rPr>
-            <w:rtl/>
-            <w:cs/>
-            <w:lang w:val="ar_AE" w:bidi="ar_AE"/>
-          </w:rPr>
-          <w:rPr>
-            <w:color w:val="0000EE"/>
-            <w:u w:val="single"/>
-          </w:rPr>
-          <w:t>يوحنا 5: 39</w:t>
-        </w:r>
-      </w:hyperlink>
-    </w:p>
-    <w:p>
-      <w:pPr>
-        <w:pStyle w:val="ListBullet"/>
-        <w:bidi/>
-        <w:spacing w:line="240" w:lineRule="auto"/>
-        <w:ind w:left="720"/>
-      </w:pPr>
-      <w:r>
-        <w:rPr>
-          <w:rtl/>
-          <w:cs/>
-          <w:lang w:val="ar_AE" w:bidi="ar_AE"/>
-        </w:rPr>
-      </w:r>
-      <w:hyperlink r:id="rId117">
-        <w:r>
-          <w:rPr>
-            <w:rtl/>
-            <w:cs/>
-            <w:lang w:val="ar_AE" w:bidi="ar_AE"/>
-          </w:rPr>
-          <w:rPr>
-            <w:color w:val="0000EE"/>
-            <w:u w:val="single"/>
-          </w:rPr>
-          <w:t>أعمال 6: 2</w:t>
-        </w:r>
-      </w:hyperlink>
-    </w:p>
-    <w:p>
-      <w:pPr>
-        <w:pStyle w:val="ListBullet"/>
-        <w:bidi/>
-        <w:spacing w:line="240" w:lineRule="auto"/>
-        <w:ind w:left="720"/>
-      </w:pPr>
-      <w:r>
-        <w:rPr>
-          <w:rtl/>
-          <w:cs/>
-          <w:lang w:val="ar_AE" w:bidi="ar_AE"/>
-        </w:rPr>
-      </w:r>
-      <w:hyperlink r:id="rId118">
-        <w:r>
-          <w:rPr>
-            <w:rtl/>
-            <w:cs/>
-            <w:lang w:val="ar_AE" w:bidi="ar_AE"/>
-          </w:rPr>
-          <w:rPr>
-            <w:color w:val="0000EE"/>
-            <w:u w:val="single"/>
-          </w:rPr>
-          <w:t>أعمال 12: 24</w:t>
-        </w:r>
-      </w:hyperlink>
-    </w:p>
-    <w:p>
-      <w:pPr>
-        <w:pStyle w:val="ListBullet"/>
-        <w:bidi/>
-        <w:spacing w:line="240" w:lineRule="auto"/>
-        <w:ind w:left="720"/>
-      </w:pPr>
-      <w:r>
-        <w:rPr>
-          <w:rtl/>
-          <w:cs/>
-          <w:lang w:val="ar_AE" w:bidi="ar_AE"/>
-        </w:rPr>
-      </w:r>
-      <w:hyperlink r:id="rId119">
-        <w:r>
-          <w:rPr>
-            <w:rtl/>
-            <w:cs/>
-            <w:lang w:val="ar_AE" w:bidi="ar_AE"/>
-          </w:rPr>
-          <w:rPr>
-            <w:color w:val="0000EE"/>
-            <w:u w:val="single"/>
-          </w:rPr>
-          <w:t>رومية 1: 2</w:t>
-        </w:r>
-      </w:hyperlink>
-    </w:p>
-    <w:p>
-      <w:pPr>
-        <w:pStyle w:val="ListBullet"/>
-        <w:bidi/>
-        <w:spacing w:line="240" w:lineRule="auto"/>
-        <w:ind w:left="720"/>
-      </w:pPr>
-      <w:r>
-        <w:rPr>
-          <w:rtl/>
-          <w:cs/>
-          <w:lang w:val="ar_AE" w:bidi="ar_AE"/>
-        </w:rPr>
-      </w:r>
-      <w:hyperlink r:id="rId120">
-        <w:r>
-          <w:rPr>
-            <w:rtl/>
-            <w:cs/>
-            <w:lang w:val="ar_AE" w:bidi="ar_AE"/>
-          </w:rPr>
-          <w:rPr>
-            <w:color w:val="0000EE"/>
-            <w:u w:val="single"/>
-          </w:rPr>
-          <w:t>2 كورنثوس 6: 7</w:t>
-        </w:r>
-      </w:hyperlink>
-    </w:p>
-    <w:p>
-      <w:pPr>
-        <w:pStyle w:val="ListBullet"/>
-        <w:bidi/>
-        <w:spacing w:line="240" w:lineRule="auto"/>
-        <w:ind w:left="720"/>
-      </w:pPr>
-      <w:r>
-        <w:rPr>
-          <w:rtl/>
-          <w:cs/>
-          <w:lang w:val="ar_AE" w:bidi="ar_AE"/>
-        </w:rPr>
-      </w:r>
-      <w:hyperlink r:id="rId121">
-        <w:r>
-          <w:rPr>
-            <w:rtl/>
-            <w:cs/>
-            <w:lang w:val="ar_AE" w:bidi="ar_AE"/>
-          </w:rPr>
-          <w:rPr>
-            <w:color w:val="0000EE"/>
-            <w:u w:val="single"/>
-          </w:rPr>
-          <w:t>أفسس 1: 13</w:t>
-        </w:r>
-      </w:hyperlink>
-    </w:p>
-    <w:p>
-      <w:pPr>
-        <w:pStyle w:val="ListBullet"/>
-        <w:bidi/>
-        <w:spacing w:line="240" w:lineRule="auto"/>
-        <w:ind w:left="720"/>
-      </w:pPr>
-      <w:r>
-        <w:rPr>
-          <w:rtl/>
-          <w:cs/>
-          <w:lang w:val="ar_AE" w:bidi="ar_AE"/>
-        </w:rPr>
-      </w:r>
-      <w:hyperlink r:id="rId122">
-        <w:r>
-          <w:rPr>
-            <w:rtl/>
-            <w:cs/>
-            <w:lang w:val="ar_AE" w:bidi="ar_AE"/>
-          </w:rPr>
-          <w:rPr>
-            <w:color w:val="0000EE"/>
-            <w:u w:val="single"/>
-          </w:rPr>
-          <w:t>2 تيموثاوس 3: 16</w:t>
-        </w:r>
-      </w:hyperlink>
-    </w:p>
-    <w:p>
-      <w:pPr>
-        <w:pStyle w:val="ListBullet"/>
-        <w:bidi/>
-        <w:spacing w:line="240" w:lineRule="auto"/>
-        <w:ind w:left="720"/>
-      </w:pPr>
-      <w:r>
-        <w:rPr>
-          <w:rtl/>
-          <w:cs/>
-          <w:lang w:val="ar_AE" w:bidi="ar_AE"/>
-        </w:rPr>
-      </w:r>
-      <w:hyperlink r:id="rId123">
-        <w:r>
-          <w:rPr>
-            <w:rtl/>
-            <w:cs/>
-            <w:lang w:val="ar_AE" w:bidi="ar_AE"/>
-          </w:rPr>
-          <w:rPr>
-            <w:color w:val="0000EE"/>
-            <w:u w:val="single"/>
-          </w:rPr>
-          <w:t>يعقوب 1: 18</w:t>
-        </w:r>
-      </w:hyperlink>
-    </w:p>
-    <w:p>
-      <w:pPr>
-        <w:pStyle w:val="ListBullet"/>
-        <w:bidi/>
-        <w:spacing w:line="240" w:lineRule="auto"/>
-        <w:ind w:left="720"/>
-      </w:pPr>
-      <w:r>
-        <w:rPr>
-          <w:rtl/>
-          <w:cs/>
-          <w:lang w:val="ar_AE" w:bidi="ar_AE"/>
-        </w:rPr>
-      </w:r>
-      <w:hyperlink r:id="rId124">
-        <w:r>
-          <w:rPr>
-            <w:rtl/>
-            <w:cs/>
-            <w:lang w:val="ar_AE" w:bidi="ar_AE"/>
-          </w:rPr>
-          <w:rPr>
-            <w:color w:val="0000EE"/>
-            <w:u w:val="single"/>
-          </w:rPr>
-          <w:t>يعقوب 2: 8–9</w:t>
-        </w:r>
-      </w:hyperlink>
+      <w:r>
+        <w:rPr>
+          <w:rtl/>
+          <w:cs/>
+          <w:lang w:val="ar_AE" w:bidi="ar_AE"/>
+        </w:rPr>
+        <w:t>تكوين 15: 1</w:t>
+      </w:r>
+    </w:p>
+    <w:p>
+      <w:pPr>
+        <w:pStyle w:val="ListBullet"/>
+        <w:bidi/>
+        <w:spacing w:line="240" w:lineRule="auto"/>
+        <w:ind w:left="720"/>
+      </w:pPr>
+      <w:r>
+        <w:rPr>
+          <w:rtl/>
+          <w:cs/>
+          <w:lang w:val="ar_AE" w:bidi="ar_AE"/>
+        </w:rPr>
+      </w:r>
+      <w:r>
+        <w:rPr>
+          <w:rtl/>
+          <w:cs/>
+          <w:lang w:val="ar_AE" w:bidi="ar_AE"/>
+        </w:rPr>
+        <w:t>1 ملوك 13: 1</w:t>
+      </w:r>
+    </w:p>
+    <w:p>
+      <w:pPr>
+        <w:pStyle w:val="ListBullet"/>
+        <w:bidi/>
+        <w:spacing w:line="240" w:lineRule="auto"/>
+        <w:ind w:left="720"/>
+      </w:pPr>
+      <w:r>
+        <w:rPr>
+          <w:rtl/>
+          <w:cs/>
+          <w:lang w:val="ar_AE" w:bidi="ar_AE"/>
+        </w:rPr>
+      </w:r>
+      <w:r>
+        <w:rPr>
+          <w:rtl/>
+          <w:cs/>
+          <w:lang w:val="ar_AE" w:bidi="ar_AE"/>
+        </w:rPr>
+        <w:t>إرميا 36: 1–3</w:t>
+      </w:r>
+    </w:p>
+    <w:p>
+      <w:pPr>
+        <w:pStyle w:val="ListBullet"/>
+        <w:bidi/>
+        <w:spacing w:line="240" w:lineRule="auto"/>
+        <w:ind w:left="720"/>
+      </w:pPr>
+      <w:r>
+        <w:rPr>
+          <w:rtl/>
+          <w:cs/>
+          <w:lang w:val="ar_AE" w:bidi="ar_AE"/>
+        </w:rPr>
+      </w:r>
+      <w:r>
+        <w:rPr>
+          <w:rtl/>
+          <w:cs/>
+          <w:lang w:val="ar_AE" w:bidi="ar_AE"/>
+        </w:rPr>
+        <w:t>لوقا 8: 11</w:t>
+      </w:r>
+    </w:p>
+    <w:p>
+      <w:pPr>
+        <w:pStyle w:val="ListBullet"/>
+        <w:bidi/>
+        <w:spacing w:line="240" w:lineRule="auto"/>
+        <w:ind w:left="720"/>
+      </w:pPr>
+      <w:r>
+        <w:rPr>
+          <w:rtl/>
+          <w:cs/>
+          <w:lang w:val="ar_AE" w:bidi="ar_AE"/>
+        </w:rPr>
+      </w:r>
+      <w:r>
+        <w:rPr>
+          <w:rtl/>
+          <w:cs/>
+          <w:lang w:val="ar_AE" w:bidi="ar_AE"/>
+        </w:rPr>
+        <w:t>يوحنا 5: 39</w:t>
+      </w:r>
+    </w:p>
+    <w:p>
+      <w:pPr>
+        <w:pStyle w:val="ListBullet"/>
+        <w:bidi/>
+        <w:spacing w:line="240" w:lineRule="auto"/>
+        <w:ind w:left="720"/>
+      </w:pPr>
+      <w:r>
+        <w:rPr>
+          <w:rtl/>
+          <w:cs/>
+          <w:lang w:val="ar_AE" w:bidi="ar_AE"/>
+        </w:rPr>
+      </w:r>
+      <w:r>
+        <w:rPr>
+          <w:rtl/>
+          <w:cs/>
+          <w:lang w:val="ar_AE" w:bidi="ar_AE"/>
+        </w:rPr>
+        <w:t>أعمال 6: 2</w:t>
+      </w:r>
+    </w:p>
+    <w:p>
+      <w:pPr>
+        <w:pStyle w:val="ListBullet"/>
+        <w:bidi/>
+        <w:spacing w:line="240" w:lineRule="auto"/>
+        <w:ind w:left="720"/>
+      </w:pPr>
+      <w:r>
+        <w:rPr>
+          <w:rtl/>
+          <w:cs/>
+          <w:lang w:val="ar_AE" w:bidi="ar_AE"/>
+        </w:rPr>
+      </w:r>
+      <w:r>
+        <w:rPr>
+          <w:rtl/>
+          <w:cs/>
+          <w:lang w:val="ar_AE" w:bidi="ar_AE"/>
+        </w:rPr>
+        <w:t>أعمال 12: 24</w:t>
+      </w:r>
+    </w:p>
+    <w:p>
+      <w:pPr>
+        <w:pStyle w:val="ListBullet"/>
+        <w:bidi/>
+        <w:spacing w:line="240" w:lineRule="auto"/>
+        <w:ind w:left="720"/>
+      </w:pPr>
+      <w:r>
+        <w:rPr>
+          <w:rtl/>
+          <w:cs/>
+          <w:lang w:val="ar_AE" w:bidi="ar_AE"/>
+        </w:rPr>
+      </w:r>
+      <w:r>
+        <w:rPr>
+          <w:rtl/>
+          <w:cs/>
+          <w:lang w:val="ar_AE" w:bidi="ar_AE"/>
+        </w:rPr>
+        <w:t>رومية 1: 2</w:t>
+      </w:r>
+    </w:p>
+    <w:p>
+      <w:pPr>
+        <w:pStyle w:val="ListBullet"/>
+        <w:bidi/>
+        <w:spacing w:line="240" w:lineRule="auto"/>
+        <w:ind w:left="720"/>
+      </w:pPr>
+      <w:r>
+        <w:rPr>
+          <w:rtl/>
+          <w:cs/>
+          <w:lang w:val="ar_AE" w:bidi="ar_AE"/>
+        </w:rPr>
+      </w:r>
+      <w:r>
+        <w:rPr>
+          <w:rtl/>
+          <w:cs/>
+          <w:lang w:val="ar_AE" w:bidi="ar_AE"/>
+        </w:rPr>
+        <w:t>2 كورنثوس 6: 7</w:t>
+      </w:r>
+    </w:p>
+    <w:p>
+      <w:pPr>
+        <w:pStyle w:val="ListBullet"/>
+        <w:bidi/>
+        <w:spacing w:line="240" w:lineRule="auto"/>
+        <w:ind w:left="720"/>
+      </w:pPr>
+      <w:r>
+        <w:rPr>
+          <w:rtl/>
+          <w:cs/>
+          <w:lang w:val="ar_AE" w:bidi="ar_AE"/>
+        </w:rPr>
+      </w:r>
+      <w:r>
+        <w:rPr>
+          <w:rtl/>
+          <w:cs/>
+          <w:lang w:val="ar_AE" w:bidi="ar_AE"/>
+        </w:rPr>
+        <w:t>أفسس 1: 13</w:t>
+      </w:r>
+    </w:p>
+    <w:p>
+      <w:pPr>
+        <w:pStyle w:val="ListBullet"/>
+        <w:bidi/>
+        <w:spacing w:line="240" w:lineRule="auto"/>
+        <w:ind w:left="720"/>
+      </w:pPr>
+      <w:r>
+        <w:rPr>
+          <w:rtl/>
+          <w:cs/>
+          <w:lang w:val="ar_AE" w:bidi="ar_AE"/>
+        </w:rPr>
+      </w:r>
+      <w:r>
+        <w:rPr>
+          <w:rtl/>
+          <w:cs/>
+          <w:lang w:val="ar_AE" w:bidi="ar_AE"/>
+        </w:rPr>
+        <w:t>2 تيموثاوس 3: 16</w:t>
+      </w:r>
+    </w:p>
+    <w:p>
+      <w:pPr>
+        <w:pStyle w:val="ListBullet"/>
+        <w:bidi/>
+        <w:spacing w:line="240" w:lineRule="auto"/>
+        <w:ind w:left="720"/>
+      </w:pPr>
+      <w:r>
+        <w:rPr>
+          <w:rtl/>
+          <w:cs/>
+          <w:lang w:val="ar_AE" w:bidi="ar_AE"/>
+        </w:rPr>
+      </w:r>
+      <w:r>
+        <w:rPr>
+          <w:rtl/>
+          <w:cs/>
+          <w:lang w:val="ar_AE" w:bidi="ar_AE"/>
+        </w:rPr>
+        <w:t>يعقوب 1: 18</w:t>
+      </w:r>
+    </w:p>
+    <w:p>
+      <w:pPr>
+        <w:pStyle w:val="ListBullet"/>
+        <w:bidi/>
+        <w:spacing w:line="240" w:lineRule="auto"/>
+        <w:ind w:left="720"/>
+      </w:pPr>
+      <w:r>
+        <w:rPr>
+          <w:rtl/>
+          <w:cs/>
+          <w:lang w:val="ar_AE" w:bidi="ar_AE"/>
+        </w:rPr>
+      </w:r>
+      <w:r>
+        <w:rPr>
+          <w:rtl/>
+          <w:cs/>
+          <w:lang w:val="ar_AE" w:bidi="ar_AE"/>
+        </w:rPr>
+        <w:t>يعقوب 2: 8–9</w:t>
+      </w:r>
     </w:p>
     <w:p>
       <w:pPr>
@@ -11690,165 +11018,129 @@
           <w:lang w:val="ar_AE" w:bidi="ar_AE"/>
         </w:rPr>
       </w:r>
-      <w:hyperlink r:id="rId125">
-        <w:r>
-          <w:rPr>
-            <w:rtl/>
-            <w:cs/>
-            <w:lang w:val="ar_AE" w:bidi="ar_AE"/>
-          </w:rPr>
-          <w:rPr>
-            <w:color w:val="0000EE"/>
-            <w:u w:val="single"/>
-          </w:rPr>
-          <w:t>أعمال الرسل 13 :19–20</w:t>
-        </w:r>
-      </w:hyperlink>
-    </w:p>
-    <w:p>
-      <w:pPr>
-        <w:pStyle w:val="ListBullet"/>
-        <w:bidi/>
-        <w:spacing w:line="240" w:lineRule="auto"/>
-        <w:ind w:left="720"/>
-      </w:pPr>
-      <w:r>
-        <w:rPr>
-          <w:rtl/>
-          <w:cs/>
-          <w:lang w:val="ar_AE" w:bidi="ar_AE"/>
-        </w:rPr>
-      </w:r>
-      <w:hyperlink r:id="rId126">
-        <w:r>
-          <w:rPr>
-            <w:rtl/>
-            <w:cs/>
-            <w:lang w:val="ar_AE" w:bidi="ar_AE"/>
-          </w:rPr>
-          <w:rPr>
-            <w:color w:val="0000EE"/>
-            <w:u w:val="single"/>
-          </w:rPr>
-          <w:t>خروج 3 :7–8</w:t>
-        </w:r>
-      </w:hyperlink>
-    </w:p>
-    <w:p>
-      <w:pPr>
-        <w:pStyle w:val="ListBullet"/>
-        <w:bidi/>
-        <w:spacing w:line="240" w:lineRule="auto"/>
-        <w:ind w:left="720"/>
-      </w:pPr>
-      <w:r>
-        <w:rPr>
-          <w:rtl/>
-          <w:cs/>
-          <w:lang w:val="ar_AE" w:bidi="ar_AE"/>
-        </w:rPr>
-      </w:r>
-      <w:hyperlink r:id="rId127">
-        <w:r>
-          <w:rPr>
-            <w:rtl/>
-            <w:cs/>
-            <w:lang w:val="ar_AE" w:bidi="ar_AE"/>
-          </w:rPr>
-          <w:rPr>
-            <w:color w:val="0000EE"/>
-            <w:u w:val="single"/>
-          </w:rPr>
-          <w:t>تكوين 9 :18</w:t>
-        </w:r>
-      </w:hyperlink>
-    </w:p>
-    <w:p>
-      <w:pPr>
-        <w:pStyle w:val="ListBullet"/>
-        <w:bidi/>
-        <w:spacing w:line="240" w:lineRule="auto"/>
-        <w:ind w:left="720"/>
-      </w:pPr>
-      <w:r>
-        <w:rPr>
-          <w:rtl/>
-          <w:cs/>
-          <w:lang w:val="ar_AE" w:bidi="ar_AE"/>
-        </w:rPr>
-      </w:r>
-      <w:hyperlink r:id="rId128">
-        <w:r>
-          <w:rPr>
-            <w:rtl/>
-            <w:cs/>
-            <w:lang w:val="ar_AE" w:bidi="ar_AE"/>
-          </w:rPr>
-          <w:rPr>
-            <w:color w:val="0000EE"/>
-            <w:u w:val="single"/>
-          </w:rPr>
-          <w:t>تكوين 10 :19–20</w:t>
-        </w:r>
-      </w:hyperlink>
-    </w:p>
-    <w:p>
-      <w:pPr>
-        <w:pStyle w:val="ListBullet"/>
-        <w:bidi/>
-        <w:spacing w:line="240" w:lineRule="auto"/>
-        <w:ind w:left="720"/>
-      </w:pPr>
-      <w:r>
-        <w:rPr>
-          <w:rtl/>
-          <w:cs/>
-          <w:lang w:val="ar_AE" w:bidi="ar_AE"/>
-        </w:rPr>
-      </w:r>
-      <w:hyperlink r:id="rId129">
-        <w:r>
-          <w:rPr>
-            <w:rtl/>
-            <w:cs/>
-            <w:lang w:val="ar_AE" w:bidi="ar_AE"/>
-          </w:rPr>
-          <w:rPr>
-            <w:color w:val="0000EE"/>
-            <w:u w:val="single"/>
-          </w:rPr>
-          <w:t>تكوين 13 :7</w:t>
-        </w:r>
-      </w:hyperlink>
-    </w:p>
-    <w:p>
-      <w:pPr>
-        <w:pStyle w:val="ListBullet"/>
-        <w:bidi/>
-        <w:spacing w:line="240" w:lineRule="auto"/>
-        <w:ind w:left="720"/>
-      </w:pPr>
-      <w:r>
-        <w:rPr>
-          <w:rtl/>
-          <w:cs/>
-          <w:lang w:val="ar_AE" w:bidi="ar_AE"/>
-        </w:rPr>
-      </w:r>
-      <w:hyperlink r:id="rId130">
-        <w:r>
-          <w:rPr>
-            <w:rtl/>
-            <w:cs/>
-            <w:lang w:val="ar_AE" w:bidi="ar_AE"/>
-          </w:rPr>
-          <w:rPr>
-            <w:color w:val="0000EE"/>
-            <w:u w:val="single"/>
-          </w:rPr>
-          <w:t>تكوين 47 :2</w:t>
-        </w:r>
-      </w:hyperlink>
+      <w:r>
+        <w:rPr>
+          <w:rtl/>
+          <w:cs/>
+          <w:lang w:val="ar_AE" w:bidi="ar_AE"/>
+        </w:rPr>
+        <w:t>أعمال الرسل 13 :19–20</w:t>
+      </w:r>
+    </w:p>
+    <w:p>
+      <w:pPr>
+        <w:pStyle w:val="ListBullet"/>
+        <w:bidi/>
+        <w:spacing w:line="240" w:lineRule="auto"/>
+        <w:ind w:left="720"/>
+      </w:pPr>
+      <w:r>
+        <w:rPr>
+          <w:rtl/>
+          <w:cs/>
+          <w:lang w:val="ar_AE" w:bidi="ar_AE"/>
+        </w:rPr>
+      </w:r>
+      <w:r>
+        <w:rPr>
+          <w:rtl/>
+          <w:cs/>
+          <w:lang w:val="ar_AE" w:bidi="ar_AE"/>
+        </w:rPr>
+        <w:t>خروج 3 :7–8</w:t>
+      </w:r>
+    </w:p>
+    <w:p>
+      <w:pPr>
+        <w:pStyle w:val="ListBullet"/>
+        <w:bidi/>
+        <w:spacing w:line="240" w:lineRule="auto"/>
+        <w:ind w:left="720"/>
+      </w:pPr>
+      <w:r>
+        <w:rPr>
+          <w:rtl/>
+          <w:cs/>
+          <w:lang w:val="ar_AE" w:bidi="ar_AE"/>
+        </w:rPr>
+      </w:r>
+      <w:r>
+        <w:rPr>
+          <w:rtl/>
+          <w:cs/>
+          <w:lang w:val="ar_AE" w:bidi="ar_AE"/>
+        </w:rPr>
+        <w:t>تكوين 9 :18</w:t>
+      </w:r>
+    </w:p>
+    <w:p>
+      <w:pPr>
+        <w:pStyle w:val="ListBullet"/>
+        <w:bidi/>
+        <w:spacing w:line="240" w:lineRule="auto"/>
+        <w:ind w:left="720"/>
+      </w:pPr>
+      <w:r>
+        <w:rPr>
+          <w:rtl/>
+          <w:cs/>
+          <w:lang w:val="ar_AE" w:bidi="ar_AE"/>
+        </w:rPr>
+      </w:r>
+      <w:r>
+        <w:rPr>
+          <w:rtl/>
+          <w:cs/>
+          <w:lang w:val="ar_AE" w:bidi="ar_AE"/>
+        </w:rPr>
+        <w:t>تكوين 10 :19–20</w:t>
+      </w:r>
+    </w:p>
+    <w:p>
+      <w:pPr>
+        <w:pStyle w:val="ListBullet"/>
+        <w:bidi/>
+        <w:spacing w:line="240" w:lineRule="auto"/>
+        <w:ind w:left="720"/>
+      </w:pPr>
+      <w:r>
+        <w:rPr>
+          <w:rtl/>
+          <w:cs/>
+          <w:lang w:val="ar_AE" w:bidi="ar_AE"/>
+        </w:rPr>
+      </w:r>
+      <w:r>
+        <w:rPr>
+          <w:rtl/>
+          <w:cs/>
+          <w:lang w:val="ar_AE" w:bidi="ar_AE"/>
+        </w:rPr>
+        <w:t>تكوين 13 :7</w:t>
+      </w:r>
+    </w:p>
+    <w:p>
+      <w:pPr>
+        <w:pStyle w:val="ListBullet"/>
+        <w:bidi/>
+        <w:spacing w:line="240" w:lineRule="auto"/>
+        <w:ind w:left="720"/>
+      </w:pPr>
+      <w:r>
+        <w:rPr>
+          <w:rtl/>
+          <w:cs/>
+          <w:lang w:val="ar_AE" w:bidi="ar_AE"/>
+        </w:rPr>
+      </w:r>
+      <w:r>
+        <w:rPr>
+          <w:rtl/>
+          <w:cs/>
+          <w:lang w:val="ar_AE" w:bidi="ar_AE"/>
+        </w:rPr>
+        <w:t>تكوين 47 :2</w:t>
+      </w:r>
     </w:p>
     <w:p>
       <w:pPr>
@@ -12521,281 +11813,221 @@
           <w:lang w:val="ar_AE" w:bidi="ar_AE"/>
         </w:rPr>
       </w:r>
-      <w:hyperlink r:id="rId131">
-        <w:r>
-          <w:rPr>
-            <w:rtl/>
-            <w:cs/>
-            <w:lang w:val="ar_AE" w:bidi="ar_AE"/>
-          </w:rPr>
-          <w:rPr>
-            <w:color w:val="0000EE"/>
-            <w:u w:val="single"/>
-          </w:rPr>
-          <w:t>1 كورنثوس 5:12</w:t>
-        </w:r>
-      </w:hyperlink>
-    </w:p>
-    <w:p>
-      <w:pPr>
-        <w:pStyle w:val="ListBullet"/>
-        <w:bidi/>
-        <w:spacing w:line="240" w:lineRule="auto"/>
-        <w:ind w:left="720"/>
-      </w:pPr>
-      <w:r>
-        <w:rPr>
-          <w:rtl/>
-          <w:cs/>
-          <w:lang w:val="ar_AE" w:bidi="ar_AE"/>
-        </w:rPr>
-      </w:r>
-      <w:hyperlink r:id="rId132">
-        <w:r>
-          <w:rPr>
-            <w:rtl/>
-            <w:cs/>
-            <w:lang w:val="ar_AE" w:bidi="ar_AE"/>
-          </w:rPr>
-          <w:rPr>
-            <w:color w:val="0000EE"/>
-            <w:u w:val="single"/>
-          </w:rPr>
-          <w:t>1 تسالونيكي 2:14</w:t>
-        </w:r>
-      </w:hyperlink>
-    </w:p>
-    <w:p>
-      <w:pPr>
-        <w:pStyle w:val="ListBullet"/>
-        <w:bidi/>
-        <w:spacing w:line="240" w:lineRule="auto"/>
-        <w:ind w:left="720"/>
-      </w:pPr>
-      <w:r>
-        <w:rPr>
-          <w:rtl/>
-          <w:cs/>
-          <w:lang w:val="ar_AE" w:bidi="ar_AE"/>
-        </w:rPr>
-      </w:r>
-      <w:hyperlink r:id="rId133">
-        <w:r>
-          <w:rPr>
-            <w:rtl/>
-            <w:cs/>
-            <w:lang w:val="ar_AE" w:bidi="ar_AE"/>
-          </w:rPr>
-          <w:rPr>
-            <w:color w:val="0000EE"/>
-            <w:u w:val="single"/>
-          </w:rPr>
-          <w:t>1 تيموثاوس 3:5</w:t>
-        </w:r>
-      </w:hyperlink>
-    </w:p>
-    <w:p>
-      <w:pPr>
-        <w:pStyle w:val="ListBullet"/>
-        <w:bidi/>
-        <w:spacing w:line="240" w:lineRule="auto"/>
-        <w:ind w:left="720"/>
-      </w:pPr>
-      <w:r>
-        <w:rPr>
-          <w:rtl/>
-          <w:cs/>
-          <w:lang w:val="ar_AE" w:bidi="ar_AE"/>
-        </w:rPr>
-      </w:r>
-      <w:hyperlink r:id="rId134">
-        <w:r>
-          <w:rPr>
-            <w:rtl/>
-            <w:cs/>
-            <w:lang w:val="ar_AE" w:bidi="ar_AE"/>
-          </w:rPr>
-          <w:rPr>
-            <w:color w:val="0000EE"/>
-            <w:u w:val="single"/>
-          </w:rPr>
-          <w:t>أعمال 9:31</w:t>
-        </w:r>
-      </w:hyperlink>
-    </w:p>
-    <w:p>
-      <w:pPr>
-        <w:pStyle w:val="ListBullet"/>
-        <w:bidi/>
-        <w:spacing w:line="240" w:lineRule="auto"/>
-        <w:ind w:left="720"/>
-      </w:pPr>
-      <w:r>
-        <w:rPr>
-          <w:rtl/>
-          <w:cs/>
-          <w:lang w:val="ar_AE" w:bidi="ar_AE"/>
-        </w:rPr>
-      </w:r>
-      <w:hyperlink r:id="rId135">
-        <w:r>
-          <w:rPr>
-            <w:rtl/>
-            <w:cs/>
-            <w:lang w:val="ar_AE" w:bidi="ar_AE"/>
-          </w:rPr>
-          <w:rPr>
-            <w:color w:val="0000EE"/>
-            <w:u w:val="single"/>
-          </w:rPr>
-          <w:t>أعمال 14:23</w:t>
-        </w:r>
-      </w:hyperlink>
-    </w:p>
-    <w:p>
-      <w:pPr>
-        <w:pStyle w:val="ListBullet"/>
-        <w:bidi/>
-        <w:spacing w:line="240" w:lineRule="auto"/>
-        <w:ind w:left="720"/>
-      </w:pPr>
-      <w:r>
-        <w:rPr>
-          <w:rtl/>
-          <w:cs/>
-          <w:lang w:val="ar_AE" w:bidi="ar_AE"/>
-        </w:rPr>
-      </w:r>
-      <w:hyperlink r:id="rId136">
-        <w:r>
-          <w:rPr>
-            <w:rtl/>
-            <w:cs/>
-            <w:lang w:val="ar_AE" w:bidi="ar_AE"/>
-          </w:rPr>
-          <w:rPr>
-            <w:color w:val="0000EE"/>
-            <w:u w:val="single"/>
-          </w:rPr>
-          <w:t>أعمال 15:41</w:t>
-        </w:r>
-      </w:hyperlink>
-    </w:p>
-    <w:p>
-      <w:pPr>
-        <w:pStyle w:val="ListBullet"/>
-        <w:bidi/>
-        <w:spacing w:line="240" w:lineRule="auto"/>
-        <w:ind w:left="720"/>
-      </w:pPr>
-      <w:r>
-        <w:rPr>
-          <w:rtl/>
-          <w:cs/>
-          <w:lang w:val="ar_AE" w:bidi="ar_AE"/>
-        </w:rPr>
-      </w:r>
-      <w:hyperlink r:id="rId137">
-        <w:r>
-          <w:rPr>
-            <w:rtl/>
-            <w:cs/>
-            <w:lang w:val="ar_AE" w:bidi="ar_AE"/>
-          </w:rPr>
-          <w:rPr>
-            <w:color w:val="0000EE"/>
-            <w:u w:val="single"/>
-          </w:rPr>
-          <w:t>كولوسي 4:15</w:t>
-        </w:r>
-      </w:hyperlink>
-    </w:p>
-    <w:p>
-      <w:pPr>
-        <w:pStyle w:val="ListBullet"/>
-        <w:bidi/>
-        <w:spacing w:line="240" w:lineRule="auto"/>
-        <w:ind w:left="720"/>
-      </w:pPr>
-      <w:r>
-        <w:rPr>
-          <w:rtl/>
-          <w:cs/>
-          <w:lang w:val="ar_AE" w:bidi="ar_AE"/>
-        </w:rPr>
-      </w:r>
-      <w:hyperlink r:id="rId138">
-        <w:r>
-          <w:rPr>
-            <w:rtl/>
-            <w:cs/>
-            <w:lang w:val="ar_AE" w:bidi="ar_AE"/>
-          </w:rPr>
-          <w:rPr>
-            <w:color w:val="0000EE"/>
-            <w:u w:val="single"/>
-          </w:rPr>
-          <w:t>أفسس 5:23</w:t>
-        </w:r>
-      </w:hyperlink>
-    </w:p>
-    <w:p>
-      <w:pPr>
-        <w:pStyle w:val="ListBullet"/>
-        <w:bidi/>
-        <w:spacing w:line="240" w:lineRule="auto"/>
-        <w:ind w:left="720"/>
-      </w:pPr>
-      <w:r>
-        <w:rPr>
-          <w:rtl/>
-          <w:cs/>
-          <w:lang w:val="ar_AE" w:bidi="ar_AE"/>
-        </w:rPr>
-      </w:r>
-      <w:hyperlink r:id="rId139">
-        <w:r>
-          <w:rPr>
-            <w:rtl/>
-            <w:cs/>
-            <w:lang w:val="ar_AE" w:bidi="ar_AE"/>
-          </w:rPr>
-          <w:rPr>
-            <w:color w:val="0000EE"/>
-            <w:u w:val="single"/>
-          </w:rPr>
-          <w:t>متى 16:18</w:t>
-        </w:r>
-      </w:hyperlink>
-    </w:p>
-    <w:p>
-      <w:pPr>
-        <w:pStyle w:val="ListBullet"/>
-        <w:bidi/>
-        <w:spacing w:line="240" w:lineRule="auto"/>
-        <w:ind w:left="720"/>
-      </w:pPr>
-      <w:r>
-        <w:rPr>
-          <w:rtl/>
-          <w:cs/>
-          <w:lang w:val="ar_AE" w:bidi="ar_AE"/>
-        </w:rPr>
-      </w:r>
-      <w:hyperlink r:id="rId140">
-        <w:r>
-          <w:rPr>
-            <w:rtl/>
-            <w:cs/>
-            <w:lang w:val="ar_AE" w:bidi="ar_AE"/>
-          </w:rPr>
-          <w:rPr>
-            <w:color w:val="0000EE"/>
-            <w:u w:val="single"/>
-          </w:rPr>
-          <w:t>فيلبي 4:15</w:t>
-        </w:r>
-      </w:hyperlink>
+      <w:r>
+        <w:rPr>
+          <w:rtl/>
+          <w:cs/>
+          <w:lang w:val="ar_AE" w:bidi="ar_AE"/>
+        </w:rPr>
+        <w:t>1 كورنثوس 5:12</w:t>
+      </w:r>
+    </w:p>
+    <w:p>
+      <w:pPr>
+        <w:pStyle w:val="ListBullet"/>
+        <w:bidi/>
+        <w:spacing w:line="240" w:lineRule="auto"/>
+        <w:ind w:left="720"/>
+      </w:pPr>
+      <w:r>
+        <w:rPr>
+          <w:rtl/>
+          <w:cs/>
+          <w:lang w:val="ar_AE" w:bidi="ar_AE"/>
+        </w:rPr>
+      </w:r>
+      <w:r>
+        <w:rPr>
+          <w:rtl/>
+          <w:cs/>
+          <w:lang w:val="ar_AE" w:bidi="ar_AE"/>
+        </w:rPr>
+        <w:t>1 تسالونيكي 2:14</w:t>
+      </w:r>
+    </w:p>
+    <w:p>
+      <w:pPr>
+        <w:pStyle w:val="ListBullet"/>
+        <w:bidi/>
+        <w:spacing w:line="240" w:lineRule="auto"/>
+        <w:ind w:left="720"/>
+      </w:pPr>
+      <w:r>
+        <w:rPr>
+          <w:rtl/>
+          <w:cs/>
+          <w:lang w:val="ar_AE" w:bidi="ar_AE"/>
+        </w:rPr>
+      </w:r>
+      <w:r>
+        <w:rPr>
+          <w:rtl/>
+          <w:cs/>
+          <w:lang w:val="ar_AE" w:bidi="ar_AE"/>
+        </w:rPr>
+        <w:t>1 تيموثاوس 3:5</w:t>
+      </w:r>
+    </w:p>
+    <w:p>
+      <w:pPr>
+        <w:pStyle w:val="ListBullet"/>
+        <w:bidi/>
+        <w:spacing w:line="240" w:lineRule="auto"/>
+        <w:ind w:left="720"/>
+      </w:pPr>
+      <w:r>
+        <w:rPr>
+          <w:rtl/>
+          <w:cs/>
+          <w:lang w:val="ar_AE" w:bidi="ar_AE"/>
+        </w:rPr>
+      </w:r>
+      <w:r>
+        <w:rPr>
+          <w:rtl/>
+          <w:cs/>
+          <w:lang w:val="ar_AE" w:bidi="ar_AE"/>
+        </w:rPr>
+        <w:t>أعمال 9:31</w:t>
+      </w:r>
+    </w:p>
+    <w:p>
+      <w:pPr>
+        <w:pStyle w:val="ListBullet"/>
+        <w:bidi/>
+        <w:spacing w:line="240" w:lineRule="auto"/>
+        <w:ind w:left="720"/>
+      </w:pPr>
+      <w:r>
+        <w:rPr>
+          <w:rtl/>
+          <w:cs/>
+          <w:lang w:val="ar_AE" w:bidi="ar_AE"/>
+        </w:rPr>
+      </w:r>
+      <w:r>
+        <w:rPr>
+          <w:rtl/>
+          <w:cs/>
+          <w:lang w:val="ar_AE" w:bidi="ar_AE"/>
+        </w:rPr>
+        <w:t>أعمال 14:23</w:t>
+      </w:r>
+    </w:p>
+    <w:p>
+      <w:pPr>
+        <w:pStyle w:val="ListBullet"/>
+        <w:bidi/>
+        <w:spacing w:line="240" w:lineRule="auto"/>
+        <w:ind w:left="720"/>
+      </w:pPr>
+      <w:r>
+        <w:rPr>
+          <w:rtl/>
+          <w:cs/>
+          <w:lang w:val="ar_AE" w:bidi="ar_AE"/>
+        </w:rPr>
+      </w:r>
+      <w:r>
+        <w:rPr>
+          <w:rtl/>
+          <w:cs/>
+          <w:lang w:val="ar_AE" w:bidi="ar_AE"/>
+        </w:rPr>
+        <w:t>أعمال 15:41</w:t>
+      </w:r>
+    </w:p>
+    <w:p>
+      <w:pPr>
+        <w:pStyle w:val="ListBullet"/>
+        <w:bidi/>
+        <w:spacing w:line="240" w:lineRule="auto"/>
+        <w:ind w:left="720"/>
+      </w:pPr>
+      <w:r>
+        <w:rPr>
+          <w:rtl/>
+          <w:cs/>
+          <w:lang w:val="ar_AE" w:bidi="ar_AE"/>
+        </w:rPr>
+      </w:r>
+      <w:r>
+        <w:rPr>
+          <w:rtl/>
+          <w:cs/>
+          <w:lang w:val="ar_AE" w:bidi="ar_AE"/>
+        </w:rPr>
+        <w:t>كولوسي 4:15</w:t>
+      </w:r>
+    </w:p>
+    <w:p>
+      <w:pPr>
+        <w:pStyle w:val="ListBullet"/>
+        <w:bidi/>
+        <w:spacing w:line="240" w:lineRule="auto"/>
+        <w:ind w:left="720"/>
+      </w:pPr>
+      <w:r>
+        <w:rPr>
+          <w:rtl/>
+          <w:cs/>
+          <w:lang w:val="ar_AE" w:bidi="ar_AE"/>
+        </w:rPr>
+      </w:r>
+      <w:r>
+        <w:rPr>
+          <w:rtl/>
+          <w:cs/>
+          <w:lang w:val="ar_AE" w:bidi="ar_AE"/>
+        </w:rPr>
+        <w:t>أفسس 5:23</w:t>
+      </w:r>
+    </w:p>
+    <w:p>
+      <w:pPr>
+        <w:pStyle w:val="ListBullet"/>
+        <w:bidi/>
+        <w:spacing w:line="240" w:lineRule="auto"/>
+        <w:ind w:left="720"/>
+      </w:pPr>
+      <w:r>
+        <w:rPr>
+          <w:rtl/>
+          <w:cs/>
+          <w:lang w:val="ar_AE" w:bidi="ar_AE"/>
+        </w:rPr>
+      </w:r>
+      <w:r>
+        <w:rPr>
+          <w:rtl/>
+          <w:cs/>
+          <w:lang w:val="ar_AE" w:bidi="ar_AE"/>
+        </w:rPr>
+        <w:t>متى 16:18</w:t>
+      </w:r>
+    </w:p>
+    <w:p>
+      <w:pPr>
+        <w:pStyle w:val="ListBullet"/>
+        <w:bidi/>
+        <w:spacing w:line="240" w:lineRule="auto"/>
+        <w:ind w:left="720"/>
+      </w:pPr>
+      <w:r>
+        <w:rPr>
+          <w:rtl/>
+          <w:cs/>
+          <w:lang w:val="ar_AE" w:bidi="ar_AE"/>
+        </w:rPr>
+      </w:r>
+      <w:r>
+        <w:rPr>
+          <w:rtl/>
+          <w:cs/>
+          <w:lang w:val="ar_AE" w:bidi="ar_AE"/>
+        </w:rPr>
+        <w:t>فيلبي 4:15</w:t>
+      </w:r>
     </w:p>
     <w:p>
       <w:pPr>
@@ -13490,107 +12722,83 @@
           <w:lang w:val="ar_AE" w:bidi="ar_AE"/>
         </w:rPr>
       </w:r>
-      <w:hyperlink r:id="rId141">
-        <w:r>
-          <w:rPr>
-            <w:rtl/>
-            <w:cs/>
-            <w:lang w:val="ar_AE" w:bidi="ar_AE"/>
-          </w:rPr>
-          <w:rPr>
-            <w:color w:val="0000EE"/>
-            <w:u w:val="single"/>
-          </w:rPr>
-          <w:t>أعمال الرسل 19:30</w:t>
-        </w:r>
-      </w:hyperlink>
-    </w:p>
-    <w:p>
-      <w:pPr>
-        <w:pStyle w:val="ListBullet"/>
-        <w:bidi/>
-        <w:spacing w:line="240" w:lineRule="auto"/>
-        <w:ind w:left="720"/>
-      </w:pPr>
-      <w:r>
-        <w:rPr>
-          <w:rtl/>
-          <w:cs/>
-          <w:lang w:val="ar_AE" w:bidi="ar_AE"/>
-        </w:rPr>
-      </w:r>
-      <w:hyperlink r:id="rId142">
-        <w:r>
-          <w:rPr>
-            <w:rtl/>
-            <w:cs/>
-            <w:lang w:val="ar_AE" w:bidi="ar_AE"/>
-          </w:rPr>
-          <w:rPr>
-            <w:color w:val="0000EE"/>
-            <w:u w:val="single"/>
-          </w:rPr>
-          <w:t>دانيال 3:2</w:t>
-        </w:r>
-      </w:hyperlink>
-    </w:p>
-    <w:p>
-      <w:pPr>
-        <w:pStyle w:val="ListBullet"/>
-        <w:bidi/>
-        <w:spacing w:line="240" w:lineRule="auto"/>
-        <w:ind w:left="720"/>
-      </w:pPr>
-      <w:r>
-        <w:rPr>
-          <w:rtl/>
-          <w:cs/>
-          <w:lang w:val="ar_AE" w:bidi="ar_AE"/>
-        </w:rPr>
-      </w:r>
-      <w:hyperlink r:id="rId143">
-        <w:r>
-          <w:rPr>
-            <w:rtl/>
-            <w:cs/>
-            <w:lang w:val="ar_AE" w:bidi="ar_AE"/>
-          </w:rPr>
-          <w:rPr>
-            <w:color w:val="0000EE"/>
-            <w:u w:val="single"/>
-          </w:rPr>
-          <w:t>دانيال 6:2</w:t>
-        </w:r>
-      </w:hyperlink>
-    </w:p>
-    <w:p>
-      <w:pPr>
-        <w:pStyle w:val="ListBullet"/>
-        <w:bidi/>
-        <w:spacing w:line="240" w:lineRule="auto"/>
-        <w:ind w:left="720"/>
-      </w:pPr>
-      <w:r>
-        <w:rPr>
-          <w:rtl/>
-          <w:cs/>
-          <w:lang w:val="ar_AE" w:bidi="ar_AE"/>
-        </w:rPr>
-      </w:r>
-      <w:hyperlink r:id="rId144">
-        <w:r>
-          <w:rPr>
-            <w:rtl/>
-            <w:cs/>
-            <w:lang w:val="ar_AE" w:bidi="ar_AE"/>
-          </w:rPr>
-          <w:rPr>
-            <w:color w:val="0000EE"/>
-            <w:u w:val="single"/>
-          </w:rPr>
-          <w:t>الجامعة 2:8</w:t>
-        </w:r>
-      </w:hyperlink>
+      <w:r>
+        <w:rPr>
+          <w:rtl/>
+          <w:cs/>
+          <w:lang w:val="ar_AE" w:bidi="ar_AE"/>
+        </w:rPr>
+        <w:t>أعمال الرسل 19:30</w:t>
+      </w:r>
+    </w:p>
+    <w:p>
+      <w:pPr>
+        <w:pStyle w:val="ListBullet"/>
+        <w:bidi/>
+        <w:spacing w:line="240" w:lineRule="auto"/>
+        <w:ind w:left="720"/>
+      </w:pPr>
+      <w:r>
+        <w:rPr>
+          <w:rtl/>
+          <w:cs/>
+          <w:lang w:val="ar_AE" w:bidi="ar_AE"/>
+        </w:rPr>
+      </w:r>
+      <w:r>
+        <w:rPr>
+          <w:rtl/>
+          <w:cs/>
+          <w:lang w:val="ar_AE" w:bidi="ar_AE"/>
+        </w:rPr>
+        <w:t>دانيال 3:2</w:t>
+      </w:r>
+    </w:p>
+    <w:p>
+      <w:pPr>
+        <w:pStyle w:val="ListBullet"/>
+        <w:bidi/>
+        <w:spacing w:line="240" w:lineRule="auto"/>
+        <w:ind w:left="720"/>
+      </w:pPr>
+      <w:r>
+        <w:rPr>
+          <w:rtl/>
+          <w:cs/>
+          <w:lang w:val="ar_AE" w:bidi="ar_AE"/>
+        </w:rPr>
+      </w:r>
+      <w:r>
+        <w:rPr>
+          <w:rtl/>
+          <w:cs/>
+          <w:lang w:val="ar_AE" w:bidi="ar_AE"/>
+        </w:rPr>
+        <w:t>دانيال 6:2</w:t>
+      </w:r>
+    </w:p>
+    <w:p>
+      <w:pPr>
+        <w:pStyle w:val="ListBullet"/>
+        <w:bidi/>
+        <w:spacing w:line="240" w:lineRule="auto"/>
+        <w:ind w:left="720"/>
+      </w:pPr>
+      <w:r>
+        <w:rPr>
+          <w:rtl/>
+          <w:cs/>
+          <w:lang w:val="ar_AE" w:bidi="ar_AE"/>
+        </w:rPr>
+      </w:r>
+      <w:r>
+        <w:rPr>
+          <w:rtl/>
+          <w:cs/>
+          <w:lang w:val="ar_AE" w:bidi="ar_AE"/>
+        </w:rPr>
+        <w:t>الجامعة 2:8</w:t>
+      </w:r>
     </w:p>
     <w:p>
       <w:pPr>
@@ -14005,107 +13213,83 @@
           <w:lang w:val="ar_AE" w:bidi="ar_AE"/>
         </w:rPr>
       </w:r>
-      <w:hyperlink r:id="rId145">
-        <w:r>
-          <w:rPr>
-            <w:rtl/>
-            <w:cs/>
-            <w:lang w:val="ar_AE" w:bidi="ar_AE"/>
-          </w:rPr>
-          <w:rPr>
-            <w:color w:val="0000EE"/>
-            <w:u w:val="single"/>
-          </w:rPr>
-          <w:t>2 أخبار الأيام 36: 23</w:t>
-        </w:r>
-      </w:hyperlink>
-    </w:p>
-    <w:p>
-      <w:pPr>
-        <w:pStyle w:val="ListBullet"/>
-        <w:bidi/>
-        <w:spacing w:line="240" w:lineRule="auto"/>
-        <w:ind w:left="720"/>
-      </w:pPr>
-      <w:r>
-        <w:rPr>
-          <w:rtl/>
-          <w:cs/>
-          <w:lang w:val="ar_AE" w:bidi="ar_AE"/>
-        </w:rPr>
-      </w:r>
-      <w:hyperlink r:id="rId146">
-        <w:r>
-          <w:rPr>
-            <w:rtl/>
-            <w:cs/>
-            <w:lang w:val="ar_AE" w:bidi="ar_AE"/>
-          </w:rPr>
-          <w:rPr>
-            <w:color w:val="0000EE"/>
-            <w:u w:val="single"/>
-          </w:rPr>
-          <w:t>دانيال 1: 21</w:t>
-        </w:r>
-      </w:hyperlink>
-    </w:p>
-    <w:p>
-      <w:pPr>
-        <w:pStyle w:val="ListBullet"/>
-        <w:bidi/>
-        <w:spacing w:line="240" w:lineRule="auto"/>
-        <w:ind w:left="720"/>
-      </w:pPr>
-      <w:r>
-        <w:rPr>
-          <w:rtl/>
-          <w:cs/>
-          <w:lang w:val="ar_AE" w:bidi="ar_AE"/>
-        </w:rPr>
-      </w:r>
-      <w:hyperlink r:id="rId147">
-        <w:r>
-          <w:rPr>
-            <w:rtl/>
-            <w:cs/>
-            <w:lang w:val="ar_AE" w:bidi="ar_AE"/>
-          </w:rPr>
-          <w:rPr>
-            <w:color w:val="0000EE"/>
-            <w:u w:val="single"/>
-          </w:rPr>
-          <w:t>عزرا 5: 13</w:t>
-        </w:r>
-      </w:hyperlink>
-    </w:p>
-    <w:p>
-      <w:pPr>
-        <w:pStyle w:val="ListBullet"/>
-        <w:bidi/>
-        <w:spacing w:line="240" w:lineRule="auto"/>
-        <w:ind w:left="720"/>
-      </w:pPr>
-      <w:r>
-        <w:rPr>
-          <w:rtl/>
-          <w:cs/>
-          <w:lang w:val="ar_AE" w:bidi="ar_AE"/>
-        </w:rPr>
-      </w:r>
-      <w:hyperlink r:id="rId148">
-        <w:r>
-          <w:rPr>
-            <w:rtl/>
-            <w:cs/>
-            <w:lang w:val="ar_AE" w:bidi="ar_AE"/>
-          </w:rPr>
-          <w:rPr>
-            <w:color w:val="0000EE"/>
-            <w:u w:val="single"/>
-          </w:rPr>
-          <w:t>إشعياء 44: 28</w:t>
-        </w:r>
-      </w:hyperlink>
+      <w:r>
+        <w:rPr>
+          <w:rtl/>
+          <w:cs/>
+          <w:lang w:val="ar_AE" w:bidi="ar_AE"/>
+        </w:rPr>
+        <w:t>2 أخبار الأيام 36: 23</w:t>
+      </w:r>
+    </w:p>
+    <w:p>
+      <w:pPr>
+        <w:pStyle w:val="ListBullet"/>
+        <w:bidi/>
+        <w:spacing w:line="240" w:lineRule="auto"/>
+        <w:ind w:left="720"/>
+      </w:pPr>
+      <w:r>
+        <w:rPr>
+          <w:rtl/>
+          <w:cs/>
+          <w:lang w:val="ar_AE" w:bidi="ar_AE"/>
+        </w:rPr>
+      </w:r>
+      <w:r>
+        <w:rPr>
+          <w:rtl/>
+          <w:cs/>
+          <w:lang w:val="ar_AE" w:bidi="ar_AE"/>
+        </w:rPr>
+        <w:t>دانيال 1: 21</w:t>
+      </w:r>
+    </w:p>
+    <w:p>
+      <w:pPr>
+        <w:pStyle w:val="ListBullet"/>
+        <w:bidi/>
+        <w:spacing w:line="240" w:lineRule="auto"/>
+        <w:ind w:left="720"/>
+      </w:pPr>
+      <w:r>
+        <w:rPr>
+          <w:rtl/>
+          <w:cs/>
+          <w:lang w:val="ar_AE" w:bidi="ar_AE"/>
+        </w:rPr>
+      </w:r>
+      <w:r>
+        <w:rPr>
+          <w:rtl/>
+          <w:cs/>
+          <w:lang w:val="ar_AE" w:bidi="ar_AE"/>
+        </w:rPr>
+        <w:t>عزرا 5: 13</w:t>
+      </w:r>
+    </w:p>
+    <w:p>
+      <w:pPr>
+        <w:pStyle w:val="ListBullet"/>
+        <w:bidi/>
+        <w:spacing w:line="240" w:lineRule="auto"/>
+        <w:ind w:left="720"/>
+      </w:pPr>
+      <w:r>
+        <w:rPr>
+          <w:rtl/>
+          <w:cs/>
+          <w:lang w:val="ar_AE" w:bidi="ar_AE"/>
+        </w:rPr>
+      </w:r>
+      <w:r>
+        <w:rPr>
+          <w:rtl/>
+          <w:cs/>
+          <w:lang w:val="ar_AE" w:bidi="ar_AE"/>
+        </w:rPr>
+        <w:t>إشعياء 44: 28</w:t>
+      </w:r>
     </w:p>
     <w:p>
       <w:pPr>
@@ -14598,107 +13782,83 @@
           <w:lang w:val="ar_AE" w:bidi="ar_AE"/>
         </w:rPr>
       </w:r>
-      <w:hyperlink r:id="rId149">
-        <w:r>
-          <w:rPr>
-            <w:rtl/>
-            <w:cs/>
-            <w:lang w:val="ar_AE" w:bidi="ar_AE"/>
-          </w:rPr>
-          <w:rPr>
-            <w:color w:val="0000EE"/>
-            <w:u w:val="single"/>
-          </w:rPr>
-          <w:t>1 كورنثوس 1: 3</w:t>
-        </w:r>
-      </w:hyperlink>
-    </w:p>
-    <w:p>
-      <w:pPr>
-        <w:pStyle w:val="ListBullet"/>
-        <w:bidi/>
-        <w:spacing w:line="240" w:lineRule="auto"/>
-        <w:ind w:left="720"/>
-      </w:pPr>
-      <w:r>
-        <w:rPr>
-          <w:rtl/>
-          <w:cs/>
-          <w:lang w:val="ar_AE" w:bidi="ar_AE"/>
-        </w:rPr>
-      </w:r>
-      <w:hyperlink r:id="rId150">
-        <w:r>
-          <w:rPr>
-            <w:rtl/>
-            <w:cs/>
-            <w:lang w:val="ar_AE" w:bidi="ar_AE"/>
-          </w:rPr>
-          <w:rPr>
-            <w:color w:val="0000EE"/>
-            <w:u w:val="single"/>
-          </w:rPr>
-          <w:t>2 كورنثوس 1: 23–24</w:t>
-        </w:r>
-      </w:hyperlink>
-    </w:p>
-    <w:p>
-      <w:pPr>
-        <w:pStyle w:val="ListBullet"/>
-        <w:bidi/>
-        <w:spacing w:line="240" w:lineRule="auto"/>
-        <w:ind w:left="720"/>
-      </w:pPr>
-      <w:r>
-        <w:rPr>
-          <w:rtl/>
-          <w:cs/>
-          <w:lang w:val="ar_AE" w:bidi="ar_AE"/>
-        </w:rPr>
-      </w:r>
-      <w:hyperlink r:id="rId151">
-        <w:r>
-          <w:rPr>
-            <w:rtl/>
-            <w:cs/>
-            <w:lang w:val="ar_AE" w:bidi="ar_AE"/>
-          </w:rPr>
-          <w:rPr>
-            <w:color w:val="0000EE"/>
-            <w:u w:val="single"/>
-          </w:rPr>
-          <w:t>2 تيموثاوس 4: 19–22</w:t>
-        </w:r>
-      </w:hyperlink>
-    </w:p>
-    <w:p>
-      <w:pPr>
-        <w:pStyle w:val="ListBullet"/>
-        <w:bidi/>
-        <w:spacing w:line="240" w:lineRule="auto"/>
-        <w:ind w:left="720"/>
-      </w:pPr>
-      <w:r>
-        <w:rPr>
-          <w:rtl/>
-          <w:cs/>
-          <w:lang w:val="ar_AE" w:bidi="ar_AE"/>
-        </w:rPr>
-      </w:r>
-      <w:hyperlink r:id="rId152">
-        <w:r>
-          <w:rPr>
-            <w:rtl/>
-            <w:cs/>
-            <w:lang w:val="ar_AE" w:bidi="ar_AE"/>
-          </w:rPr>
-          <w:rPr>
-            <w:color w:val="0000EE"/>
-            <w:u w:val="single"/>
-          </w:rPr>
-          <w:t>أعمال الرسل 18: 1</w:t>
-        </w:r>
-      </w:hyperlink>
+      <w:r>
+        <w:rPr>
+          <w:rtl/>
+          <w:cs/>
+          <w:lang w:val="ar_AE" w:bidi="ar_AE"/>
+        </w:rPr>
+        <w:t>1 كورنثوس 1: 3</w:t>
+      </w:r>
+    </w:p>
+    <w:p>
+      <w:pPr>
+        <w:pStyle w:val="ListBullet"/>
+        <w:bidi/>
+        <w:spacing w:line="240" w:lineRule="auto"/>
+        <w:ind w:left="720"/>
+      </w:pPr>
+      <w:r>
+        <w:rPr>
+          <w:rtl/>
+          <w:cs/>
+          <w:lang w:val="ar_AE" w:bidi="ar_AE"/>
+        </w:rPr>
+      </w:r>
+      <w:r>
+        <w:rPr>
+          <w:rtl/>
+          <w:cs/>
+          <w:lang w:val="ar_AE" w:bidi="ar_AE"/>
+        </w:rPr>
+        <w:t>2 كورنثوس 1: 23–24</w:t>
+      </w:r>
+    </w:p>
+    <w:p>
+      <w:pPr>
+        <w:pStyle w:val="ListBullet"/>
+        <w:bidi/>
+        <w:spacing w:line="240" w:lineRule="auto"/>
+        <w:ind w:left="720"/>
+      </w:pPr>
+      <w:r>
+        <w:rPr>
+          <w:rtl/>
+          <w:cs/>
+          <w:lang w:val="ar_AE" w:bidi="ar_AE"/>
+        </w:rPr>
+      </w:r>
+      <w:r>
+        <w:rPr>
+          <w:rtl/>
+          <w:cs/>
+          <w:lang w:val="ar_AE" w:bidi="ar_AE"/>
+        </w:rPr>
+        <w:t>2 تيموثاوس 4: 19–22</w:t>
+      </w:r>
+    </w:p>
+    <w:p>
+      <w:pPr>
+        <w:pStyle w:val="ListBullet"/>
+        <w:bidi/>
+        <w:spacing w:line="240" w:lineRule="auto"/>
+        <w:ind w:left="720"/>
+      </w:pPr>
+      <w:r>
+        <w:rPr>
+          <w:rtl/>
+          <w:cs/>
+          <w:lang w:val="ar_AE" w:bidi="ar_AE"/>
+        </w:rPr>
+      </w:r>
+      <w:r>
+        <w:rPr>
+          <w:rtl/>
+          <w:cs/>
+          <w:lang w:val="ar_AE" w:bidi="ar_AE"/>
+        </w:rPr>
+        <w:t>أعمال الرسل 18: 1</w:t>
+      </w:r>
     </w:p>
     <w:p>
       <w:pPr>
@@ -15019,136 +14179,106 @@
           <w:lang w:val="ar_AE" w:bidi="ar_AE"/>
         </w:rPr>
       </w:r>
-      <w:hyperlink r:id="rId153">
-        <w:r>
-          <w:rPr>
-            <w:rtl/>
-            <w:cs/>
-            <w:lang w:val="ar_AE" w:bidi="ar_AE"/>
-          </w:rPr>
-          <w:rPr>
-            <w:color w:val="0000EE"/>
-            <w:u w:val="single"/>
-          </w:rPr>
-          <w:t>1 أخبار الأيام 1: 8–10</w:t>
-        </w:r>
-      </w:hyperlink>
-    </w:p>
-    <w:p>
-      <w:pPr>
-        <w:pStyle w:val="ListBullet"/>
-        <w:bidi/>
-        <w:spacing w:line="240" w:lineRule="auto"/>
-        <w:ind w:left="720"/>
-      </w:pPr>
-      <w:r>
-        <w:rPr>
-          <w:rtl/>
-          <w:cs/>
-          <w:lang w:val="ar_AE" w:bidi="ar_AE"/>
-        </w:rPr>
-      </w:r>
-      <w:hyperlink r:id="rId154">
-        <w:r>
-          <w:rPr>
-            <w:rtl/>
-            <w:cs/>
-            <w:lang w:val="ar_AE" w:bidi="ar_AE"/>
-          </w:rPr>
-          <w:rPr>
-            <w:color w:val="0000EE"/>
-            <w:u w:val="single"/>
-          </w:rPr>
-          <w:t>حزقيال 29:10</w:t>
-        </w:r>
-      </w:hyperlink>
-    </w:p>
-    <w:p>
-      <w:pPr>
-        <w:pStyle w:val="ListBullet"/>
-        <w:bidi/>
-        <w:spacing w:line="240" w:lineRule="auto"/>
-        <w:ind w:left="720"/>
-      </w:pPr>
-      <w:r>
-        <w:rPr>
-          <w:rtl/>
-          <w:cs/>
-          <w:lang w:val="ar_AE" w:bidi="ar_AE"/>
-        </w:rPr>
-      </w:r>
-      <w:hyperlink r:id="rId155">
-        <w:r>
-          <w:rPr>
-            <w:rtl/>
-            <w:cs/>
-            <w:lang w:val="ar_AE" w:bidi="ar_AE"/>
-          </w:rPr>
-          <w:rPr>
-            <w:color w:val="0000EE"/>
-            <w:u w:val="single"/>
-          </w:rPr>
-          <w:t>تكوين 2:13</w:t>
-        </w:r>
-      </w:hyperlink>
-    </w:p>
-    <w:p>
-      <w:pPr>
-        <w:pStyle w:val="ListBullet"/>
-        <w:bidi/>
-        <w:spacing w:line="240" w:lineRule="auto"/>
-        <w:ind w:left="720"/>
-      </w:pPr>
-      <w:r>
-        <w:rPr>
-          <w:rtl/>
-          <w:cs/>
-          <w:lang w:val="ar_AE" w:bidi="ar_AE"/>
-        </w:rPr>
-      </w:r>
-      <w:hyperlink r:id="rId156">
-        <w:r>
-          <w:rPr>
-            <w:rtl/>
-            <w:cs/>
-            <w:lang w:val="ar_AE" w:bidi="ar_AE"/>
-          </w:rPr>
-          <w:rPr>
-            <w:color w:val="0000EE"/>
-            <w:u w:val="single"/>
-          </w:rPr>
-          <w:t>تكوين 10: 6–7</w:t>
-        </w:r>
-      </w:hyperlink>
-    </w:p>
-    <w:p>
-      <w:pPr>
-        <w:pStyle w:val="ListBullet"/>
-        <w:bidi/>
-        <w:spacing w:line="240" w:lineRule="auto"/>
-        <w:ind w:left="720"/>
-      </w:pPr>
-      <w:r>
-        <w:rPr>
-          <w:rtl/>
-          <w:cs/>
-          <w:lang w:val="ar_AE" w:bidi="ar_AE"/>
-        </w:rPr>
-      </w:r>
-      <w:hyperlink r:id="rId157">
-        <w:r>
-          <w:rPr>
-            <w:rtl/>
-            <w:cs/>
-            <w:lang w:val="ar_AE" w:bidi="ar_AE"/>
-          </w:rPr>
-          <w:rPr>
-            <w:color w:val="0000EE"/>
-            <w:u w:val="single"/>
-          </w:rPr>
-          <w:t>إرميا 13:23</w:t>
-        </w:r>
-      </w:hyperlink>
+      <w:r>
+        <w:rPr>
+          <w:rtl/>
+          <w:cs/>
+          <w:lang w:val="ar_AE" w:bidi="ar_AE"/>
+        </w:rPr>
+        <w:t>1 أخبار الأيام 1: 8–10</w:t>
+      </w:r>
+    </w:p>
+    <w:p>
+      <w:pPr>
+        <w:pStyle w:val="ListBullet"/>
+        <w:bidi/>
+        <w:spacing w:line="240" w:lineRule="auto"/>
+        <w:ind w:left="720"/>
+      </w:pPr>
+      <w:r>
+        <w:rPr>
+          <w:rtl/>
+          <w:cs/>
+          <w:lang w:val="ar_AE" w:bidi="ar_AE"/>
+        </w:rPr>
+      </w:r>
+      <w:r>
+        <w:rPr>
+          <w:rtl/>
+          <w:cs/>
+          <w:lang w:val="ar_AE" w:bidi="ar_AE"/>
+        </w:rPr>
+        <w:t>حزقيال 29:10</w:t>
+      </w:r>
+    </w:p>
+    <w:p>
+      <w:pPr>
+        <w:pStyle w:val="ListBullet"/>
+        <w:bidi/>
+        <w:spacing w:line="240" w:lineRule="auto"/>
+        <w:ind w:left="720"/>
+      </w:pPr>
+      <w:r>
+        <w:rPr>
+          <w:rtl/>
+          <w:cs/>
+          <w:lang w:val="ar_AE" w:bidi="ar_AE"/>
+        </w:rPr>
+      </w:r>
+      <w:r>
+        <w:rPr>
+          <w:rtl/>
+          <w:cs/>
+          <w:lang w:val="ar_AE" w:bidi="ar_AE"/>
+        </w:rPr>
+        <w:t>تكوين 2:13</w:t>
+      </w:r>
+    </w:p>
+    <w:p>
+      <w:pPr>
+        <w:pStyle w:val="ListBullet"/>
+        <w:bidi/>
+        <w:spacing w:line="240" w:lineRule="auto"/>
+        <w:ind w:left="720"/>
+      </w:pPr>
+      <w:r>
+        <w:rPr>
+          <w:rtl/>
+          <w:cs/>
+          <w:lang w:val="ar_AE" w:bidi="ar_AE"/>
+        </w:rPr>
+      </w:r>
+      <w:r>
+        <w:rPr>
+          <w:rtl/>
+          <w:cs/>
+          <w:lang w:val="ar_AE" w:bidi="ar_AE"/>
+        </w:rPr>
+        <w:t>تكوين 10: 6–7</w:t>
+      </w:r>
+    </w:p>
+    <w:p>
+      <w:pPr>
+        <w:pStyle w:val="ListBullet"/>
+        <w:bidi/>
+        <w:spacing w:line="240" w:lineRule="auto"/>
+        <w:ind w:left="720"/>
+      </w:pPr>
+      <w:r>
+        <w:rPr>
+          <w:rtl/>
+          <w:cs/>
+          <w:lang w:val="ar_AE" w:bidi="ar_AE"/>
+        </w:rPr>
+      </w:r>
+      <w:r>
+        <w:rPr>
+          <w:rtl/>
+          <w:cs/>
+          <w:lang w:val="ar_AE" w:bidi="ar_AE"/>
+        </w:rPr>
+        <w:t>إرميا 13:23</w:t>
+      </w:r>
     </w:p>
     <w:p>
       <w:pPr>
@@ -15483,20 +14613,14 @@
           <w:lang w:val="ar_AE" w:bidi="ar_AE"/>
         </w:rPr>
       </w:r>
-      <w:hyperlink r:id="rId158">
-        <w:r>
-          <w:rPr>
-            <w:rtl/>
-            <w:cs/>
-            <w:lang w:val="ar_AE" w:bidi="ar_AE"/>
-          </w:rPr>
-          <w:rPr>
-            <w:color w:val="0000EE"/>
-            <w:u w:val="single"/>
-          </w:rPr>
-          <w:t>كولوسي 1: 3</w:t>
-        </w:r>
-      </w:hyperlink>
+      <w:r>
+        <w:rPr>
+          <w:rtl/>
+          <w:cs/>
+          <w:lang w:val="ar_AE" w:bidi="ar_AE"/>
+        </w:rPr>
+        <w:t>كولوسي 1: 3</w:t>
+      </w:r>
     </w:p>
     <w:p>
       <w:pPr>
@@ -15895,107 +15019,83 @@
           <w:lang w:val="ar_AE" w:bidi="ar_AE"/>
         </w:rPr>
       </w:r>
-      <w:hyperlink r:id="rId159">
-        <w:r>
-          <w:rPr>
-            <w:rtl/>
-            <w:cs/>
-            <w:lang w:val="ar_AE" w:bidi="ar_AE"/>
-          </w:rPr>
-          <w:rPr>
-            <w:color w:val="0000EE"/>
-            <w:u w:val="single"/>
-          </w:rPr>
-          <w:t>أعمال الرسل 6: 8–9</w:t>
-        </w:r>
-      </w:hyperlink>
-    </w:p>
-    <w:p>
-      <w:pPr>
-        <w:pStyle w:val="ListBullet"/>
-        <w:bidi/>
-        <w:spacing w:line="240" w:lineRule="auto"/>
-        <w:ind w:left="720"/>
-      </w:pPr>
-      <w:r>
-        <w:rPr>
-          <w:rtl/>
-          <w:cs/>
-          <w:lang w:val="ar_AE" w:bidi="ar_AE"/>
-        </w:rPr>
-      </w:r>
-      <w:hyperlink r:id="rId136">
-        <w:r>
-          <w:rPr>
-            <w:rtl/>
-            <w:cs/>
-            <w:lang w:val="ar_AE" w:bidi="ar_AE"/>
-          </w:rPr>
-          <w:rPr>
-            <w:color w:val="0000EE"/>
-            <w:u w:val="single"/>
-          </w:rPr>
-          <w:t>أعمال الرسل 15: 41</w:t>
-        </w:r>
-      </w:hyperlink>
-    </w:p>
-    <w:p>
-      <w:pPr>
-        <w:pStyle w:val="ListBullet"/>
-        <w:bidi/>
-        <w:spacing w:line="240" w:lineRule="auto"/>
-        <w:ind w:left="720"/>
-      </w:pPr>
-      <w:r>
-        <w:rPr>
-          <w:rtl/>
-          <w:cs/>
-          <w:lang w:val="ar_AE" w:bidi="ar_AE"/>
-        </w:rPr>
-      </w:r>
-      <w:hyperlink r:id="rId160">
-        <w:r>
-          <w:rPr>
-            <w:rtl/>
-            <w:cs/>
-            <w:lang w:val="ar_AE" w:bidi="ar_AE"/>
-          </w:rPr>
-          <w:rPr>
-            <w:color w:val="0000EE"/>
-            <w:u w:val="single"/>
-          </w:rPr>
-          <w:t>أعمال الرسل 27: 3–6</w:t>
-        </w:r>
-      </w:hyperlink>
-    </w:p>
-    <w:p>
-      <w:pPr>
-        <w:pStyle w:val="ListBullet"/>
-        <w:bidi/>
-        <w:spacing w:line="240" w:lineRule="auto"/>
-        <w:ind w:left="720"/>
-      </w:pPr>
-      <w:r>
-        <w:rPr>
-          <w:rtl/>
-          <w:cs/>
-          <w:lang w:val="ar_AE" w:bidi="ar_AE"/>
-        </w:rPr>
-      </w:r>
-      <w:hyperlink r:id="rId161">
-        <w:r>
-          <w:rPr>
-            <w:rtl/>
-            <w:cs/>
-            <w:lang w:val="ar_AE" w:bidi="ar_AE"/>
-          </w:rPr>
-          <w:rPr>
-            <w:color w:val="0000EE"/>
-            <w:u w:val="single"/>
-          </w:rPr>
-          <w:t>غلاطية 1: 21–24</w:t>
-        </w:r>
-      </w:hyperlink>
+      <w:r>
+        <w:rPr>
+          <w:rtl/>
+          <w:cs/>
+          <w:lang w:val="ar_AE" w:bidi="ar_AE"/>
+        </w:rPr>
+        <w:t>أعمال الرسل 6: 8–9</w:t>
+      </w:r>
+    </w:p>
+    <w:p>
+      <w:pPr>
+        <w:pStyle w:val="ListBullet"/>
+        <w:bidi/>
+        <w:spacing w:line="240" w:lineRule="auto"/>
+        <w:ind w:left="720"/>
+      </w:pPr>
+      <w:r>
+        <w:rPr>
+          <w:rtl/>
+          <w:cs/>
+          <w:lang w:val="ar_AE" w:bidi="ar_AE"/>
+        </w:rPr>
+      </w:r>
+      <w:r>
+        <w:rPr>
+          <w:rtl/>
+          <w:cs/>
+          <w:lang w:val="ar_AE" w:bidi="ar_AE"/>
+        </w:rPr>
+        <w:t>أعمال الرسل 15: 41</w:t>
+      </w:r>
+    </w:p>
+    <w:p>
+      <w:pPr>
+        <w:pStyle w:val="ListBullet"/>
+        <w:bidi/>
+        <w:spacing w:line="240" w:lineRule="auto"/>
+        <w:ind w:left="720"/>
+      </w:pPr>
+      <w:r>
+        <w:rPr>
+          <w:rtl/>
+          <w:cs/>
+          <w:lang w:val="ar_AE" w:bidi="ar_AE"/>
+        </w:rPr>
+      </w:r>
+      <w:r>
+        <w:rPr>
+          <w:rtl/>
+          <w:cs/>
+          <w:lang w:val="ar_AE" w:bidi="ar_AE"/>
+        </w:rPr>
+        <w:t>أعمال الرسل 27: 3–6</w:t>
+      </w:r>
+    </w:p>
+    <w:p>
+      <w:pPr>
+        <w:pStyle w:val="ListBullet"/>
+        <w:bidi/>
+        <w:spacing w:line="240" w:lineRule="auto"/>
+        <w:ind w:left="720"/>
+      </w:pPr>
+      <w:r>
+        <w:rPr>
+          <w:rtl/>
+          <w:cs/>
+          <w:lang w:val="ar_AE" w:bidi="ar_AE"/>
+        </w:rPr>
+      </w:r>
+      <w:r>
+        <w:rPr>
+          <w:rtl/>
+          <w:cs/>
+          <w:lang w:val="ar_AE" w:bidi="ar_AE"/>
+        </w:rPr>
+        <w:t>غلاطية 1: 21–24</w:t>
+      </w:r>
     </w:p>
     <w:p>
       <w:pPr>
